--- a/chapters/05-interaction.docx
+++ b/chapters/05-interaction.docx
@@ -7870,7 +7870,7 @@
       </w:r>
     </w:p>
     <w:bookmarkEnd w:id="44"/>
-    <w:bookmarkStart w:id="47" w:name="references"/>
+    <w:bookmarkStart w:id="48" w:name="references"/>
     <w:p>
       <w:pPr>
         <w:pStyle w:val="Heading2"/>
@@ -7879,8 +7879,8 @@
         <w:t xml:space="preserve">8 References</w:t>
       </w:r>
     </w:p>
-    <w:bookmarkStart w:id="46" w:name="refs"/>
-    <w:bookmarkStart w:id="45" w:name="ref-hernan2020causal"/>
+    <w:bookmarkStart w:id="47" w:name="refs"/>
+    <w:bookmarkStart w:id="46" w:name="ref-hernan2020causal"/>
     <w:p>
       <w:pPr>
         <w:pStyle w:val="Bibliography"/>
@@ -7901,10 +7901,24 @@
       <w:r>
         <w:t xml:space="preserve">. Boca Raton: Chapman &amp; Hall/CRC.</w:t>
       </w:r>
-    </w:p>
-    <w:bookmarkEnd w:id="45"/>
+      <w:r>
+        <w:t xml:space="preserve"> </w:t>
+      </w:r>
+      <w:hyperlink r:id="rId45">
+        <w:r>
+          <w:rPr>
+            <w:rStyle w:val="Hyperlink"/>
+          </w:rPr>
+          <w:t xml:space="preserve">https://miguelhernan.org/whatifbook</w:t>
+        </w:r>
+      </w:hyperlink>
+      <w:r>
+        <w:t xml:space="preserve">.</w:t>
+      </w:r>
+    </w:p>
     <w:bookmarkEnd w:id="46"/>
     <w:bookmarkEnd w:id="47"/>
+    <w:bookmarkEnd w:id="48"/>
     <w:sectPr>
       <w:footnotePr>
         <w:numRestart w:val="eachSect"/>

--- a/chapters/05-interaction.docx
+++ b/chapters/05-interaction.docx
@@ -153,6 +153,13 @@
       </w:pPr>
       <w:r>
         <w:t xml:space="preserve">1 5.1 Interaction Requires a Joint Intervention (pp. 47-49)</w:t>
+      </w:r>
+    </w:p>
+    <w:p>
+      <w:r>
+        <w:pict>
+          <v:rect style="width:0;height:1.5pt" o:hralign="center" o:hrstd="t" o:hr="t"/>
+        </w:pict>
       </w:r>
     </w:p>
     <w:p>
@@ -3029,6 +3036,13 @@
       </w:r>
     </w:p>
     <w:p>
+      <w:r>
+        <w:pict>
+          <v:rect style="width:0;height:1.5pt" o:hralign="center" o:hrstd="t" o:hr="t"/>
+        </w:pict>
+      </w:r>
+    </w:p>
+    <w:p>
       <w:pPr>
         <w:pStyle w:val="FirstParagraph"/>
       </w:pPr>
@@ -4202,6 +4216,13 @@
       </w:r>
     </w:p>
     <w:p>
+      <w:r>
+        <w:pict>
+          <v:rect style="width:0;height:1.5pt" o:hralign="center" o:hrstd="t" o:hr="t"/>
+        </w:pict>
+      </w:r>
+    </w:p>
+    <w:p>
       <w:pPr>
         <w:pStyle w:val="FirstParagraph"/>
       </w:pPr>
@@ -5808,6 +5829,13 @@
       </w:r>
     </w:p>
     <w:p>
+      <w:r>
+        <w:pict>
+          <v:rect style="width:0;height:1.5pt" o:hralign="center" o:hrstd="t" o:hr="t"/>
+        </w:pict>
+      </w:r>
+    </w:p>
+    <w:p>
       <w:pPr>
         <w:pStyle w:val="FirstParagraph"/>
       </w:pPr>
@@ -6078,6 +6106,13 @@
       </w:pPr>
       <w:r>
         <w:t xml:space="preserve">5 5.5 Sufficient Cause Interaction (pp. 55-57)</w:t>
+      </w:r>
+    </w:p>
+    <w:p>
+      <w:r>
+        <w:pict>
+          <v:rect style="width:0;height:1.5pt" o:hralign="center" o:hrstd="t" o:hr="t"/>
+        </w:pict>
       </w:r>
     </w:p>
     <w:p>
@@ -6845,6 +6880,13 @@
       </w:r>
     </w:p>
     <w:p>
+      <w:r>
+        <w:pict>
+          <v:rect style="width:0;height:1.5pt" o:hralign="center" o:hrstd="t" o:hr="t"/>
+        </w:pict>
+      </w:r>
+    </w:p>
+    <w:p>
       <w:pPr>
         <w:pStyle w:val="FirstParagraph"/>
       </w:pPr>
@@ -7170,6 +7212,13 @@
       </w:pPr>
       <w:r>
         <w:t xml:space="preserve">7 Summary</w:t>
+      </w:r>
+    </w:p>
+    <w:p>
+      <w:r>
+        <w:pict>
+          <v:rect style="width:0;height:1.5pt" o:hralign="center" o:hrstd="t" o:hr="t"/>
+        </w:pict>
       </w:r>
     </w:p>
     <w:p>
@@ -7877,6 +7926,13 @@
       </w:pPr>
       <w:r>
         <w:t xml:space="preserve">8 References</w:t>
+      </w:r>
+    </w:p>
+    <w:p>
+      <w:r>
+        <w:pict>
+          <v:rect style="width:0;height:1.5pt" o:hralign="center" o:hrstd="t" o:hr="t"/>
+        </w:pict>
       </w:r>
     </w:p>
     <w:bookmarkStart w:id="47" w:name="refs"/>

--- a/chapters/05-interaction.docx
+++ b/chapters/05-interaction.docx
@@ -146,7 +146,7 @@
         <w:t xml:space="preserve">.</w:t>
       </w:r>
     </w:p>
-    <w:bookmarkStart w:id="25" w:name="Xbf068369dc8234d22997083619e4719bd8f8498"/>
+    <w:bookmarkStart w:id="14" w:name="Xbf068369dc8234d22997083619e4719bd8f8498"/>
     <w:p>
       <w:pPr>
         <w:pStyle w:val="Heading2"/>
@@ -186,7 +186,7 @@
         <w:t xml:space="preserve">of two treatments, which requires imagining interventions on both treatments simultaneously.</w:t>
       </w:r>
     </w:p>
-    <w:bookmarkStart w:id="20" w:name="notation-for-two-treatments"/>
+    <w:bookmarkStart w:id="9" w:name="notation-for-two-treatments"/>
     <w:p>
       <w:pPr>
         <w:pStyle w:val="Heading3"/>
@@ -254,46 +254,48 @@
         <w:t xml:space="preserve"> </w:t>
       </w:r>
       <m:oMath>
-        <m:d>
-          <m:dPr>
-            <m:begChr m:val="("/>
-            <m:sepChr m:val=""/>
-            <m:endChr m:val=")"/>
-            <m:grow/>
-          </m:dPr>
-          <m:e>
-            <m:r>
-              <m:t>A</m:t>
-            </m:r>
-            <m:r>
-              <m:rPr>
-                <m:sty m:val="p"/>
-              </m:rPr>
-              <m:t>=</m:t>
-            </m:r>
-            <m:r>
-              <m:t>0</m:t>
-            </m:r>
-            <m:r>
-              <m:rPr>
-                <m:sty m:val="p"/>
-              </m:rPr>
-              <m:t>,</m:t>
-            </m:r>
-            <m:r>
-              <m:t>E</m:t>
-            </m:r>
-            <m:r>
-              <m:rPr>
-                <m:sty m:val="p"/>
-              </m:rPr>
-              <m:t>=</m:t>
-            </m:r>
-            <m:r>
-              <m:t>0</m:t>
-            </m:r>
-          </m:e>
-        </m:d>
+        <m:r>
+          <m:rPr>
+            <m:sty m:val="p"/>
+          </m:rPr>
+          <m:t>(</m:t>
+        </m:r>
+        <m:r>
+          <m:t>A</m:t>
+        </m:r>
+        <m:r>
+          <m:rPr>
+            <m:sty m:val="p"/>
+          </m:rPr>
+          <m:t>=</m:t>
+        </m:r>
+        <m:r>
+          <m:t>0</m:t>
+        </m:r>
+        <m:r>
+          <m:rPr>
+            <m:sty m:val="p"/>
+          </m:rPr>
+          <m:t>,</m:t>
+        </m:r>
+        <m:r>
+          <m:t>E</m:t>
+        </m:r>
+        <m:r>
+          <m:rPr>
+            <m:sty m:val="p"/>
+          </m:rPr>
+          <m:t>=</m:t>
+        </m:r>
+        <m:r>
+          <m:t>0</m:t>
+        </m:r>
+        <m:r>
+          <m:rPr>
+            <m:sty m:val="p"/>
+          </m:rPr>
+          <m:t>)</m:t>
+        </m:r>
       </m:oMath>
       <w:r>
         <w:t xml:space="preserve">: Neither treatment</w:t>
@@ -308,46 +310,48 @@
         <w:t xml:space="preserve"> </w:t>
       </w:r>
       <m:oMath>
-        <m:d>
-          <m:dPr>
-            <m:begChr m:val="("/>
-            <m:sepChr m:val=""/>
-            <m:endChr m:val=")"/>
-            <m:grow/>
-          </m:dPr>
-          <m:e>
-            <m:r>
-              <m:t>A</m:t>
-            </m:r>
-            <m:r>
-              <m:rPr>
-                <m:sty m:val="p"/>
-              </m:rPr>
-              <m:t>=</m:t>
-            </m:r>
-            <m:r>
-              <m:t>1</m:t>
-            </m:r>
-            <m:r>
-              <m:rPr>
-                <m:sty m:val="p"/>
-              </m:rPr>
-              <m:t>,</m:t>
-            </m:r>
-            <m:r>
-              <m:t>E</m:t>
-            </m:r>
-            <m:r>
-              <m:rPr>
-                <m:sty m:val="p"/>
-              </m:rPr>
-              <m:t>=</m:t>
-            </m:r>
-            <m:r>
-              <m:t>0</m:t>
-            </m:r>
-          </m:e>
-        </m:d>
+        <m:r>
+          <m:rPr>
+            <m:sty m:val="p"/>
+          </m:rPr>
+          <m:t>(</m:t>
+        </m:r>
+        <m:r>
+          <m:t>A</m:t>
+        </m:r>
+        <m:r>
+          <m:rPr>
+            <m:sty m:val="p"/>
+          </m:rPr>
+          <m:t>=</m:t>
+        </m:r>
+        <m:r>
+          <m:t>1</m:t>
+        </m:r>
+        <m:r>
+          <m:rPr>
+            <m:sty m:val="p"/>
+          </m:rPr>
+          <m:t>,</m:t>
+        </m:r>
+        <m:r>
+          <m:t>E</m:t>
+        </m:r>
+        <m:r>
+          <m:rPr>
+            <m:sty m:val="p"/>
+          </m:rPr>
+          <m:t>=</m:t>
+        </m:r>
+        <m:r>
+          <m:t>0</m:t>
+        </m:r>
+        <m:r>
+          <m:rPr>
+            <m:sty m:val="p"/>
+          </m:rPr>
+          <m:t>)</m:t>
+        </m:r>
       </m:oMath>
       <w:r>
         <w:t xml:space="preserve">: Aspirin only</w:t>
@@ -362,46 +366,48 @@
         <w:t xml:space="preserve"> </w:t>
       </w:r>
       <m:oMath>
-        <m:d>
-          <m:dPr>
-            <m:begChr m:val="("/>
-            <m:sepChr m:val=""/>
-            <m:endChr m:val=")"/>
-            <m:grow/>
-          </m:dPr>
-          <m:e>
-            <m:r>
-              <m:t>A</m:t>
-            </m:r>
-            <m:r>
-              <m:rPr>
-                <m:sty m:val="p"/>
-              </m:rPr>
-              <m:t>=</m:t>
-            </m:r>
-            <m:r>
-              <m:t>0</m:t>
-            </m:r>
-            <m:r>
-              <m:rPr>
-                <m:sty m:val="p"/>
-              </m:rPr>
-              <m:t>,</m:t>
-            </m:r>
-            <m:r>
-              <m:t>E</m:t>
-            </m:r>
-            <m:r>
-              <m:rPr>
-                <m:sty m:val="p"/>
-              </m:rPr>
-              <m:t>=</m:t>
-            </m:r>
-            <m:r>
-              <m:t>1</m:t>
-            </m:r>
-          </m:e>
-        </m:d>
+        <m:r>
+          <m:rPr>
+            <m:sty m:val="p"/>
+          </m:rPr>
+          <m:t>(</m:t>
+        </m:r>
+        <m:r>
+          <m:t>A</m:t>
+        </m:r>
+        <m:r>
+          <m:rPr>
+            <m:sty m:val="p"/>
+          </m:rPr>
+          <m:t>=</m:t>
+        </m:r>
+        <m:r>
+          <m:t>0</m:t>
+        </m:r>
+        <m:r>
+          <m:rPr>
+            <m:sty m:val="p"/>
+          </m:rPr>
+          <m:t>,</m:t>
+        </m:r>
+        <m:r>
+          <m:t>E</m:t>
+        </m:r>
+        <m:r>
+          <m:rPr>
+            <m:sty m:val="p"/>
+          </m:rPr>
+          <m:t>=</m:t>
+        </m:r>
+        <m:r>
+          <m:t>1</m:t>
+        </m:r>
+        <m:r>
+          <m:rPr>
+            <m:sty m:val="p"/>
+          </m:rPr>
+          <m:t>)</m:t>
+        </m:r>
       </m:oMath>
       <w:r>
         <w:t xml:space="preserve">: Blood pressure medication only</w:t>
@@ -416,46 +422,48 @@
         <w:t xml:space="preserve"> </w:t>
       </w:r>
       <m:oMath>
-        <m:d>
-          <m:dPr>
-            <m:begChr m:val="("/>
-            <m:sepChr m:val=""/>
-            <m:endChr m:val=")"/>
-            <m:grow/>
-          </m:dPr>
-          <m:e>
-            <m:r>
-              <m:t>A</m:t>
-            </m:r>
-            <m:r>
-              <m:rPr>
-                <m:sty m:val="p"/>
-              </m:rPr>
-              <m:t>=</m:t>
-            </m:r>
-            <m:r>
-              <m:t>1</m:t>
-            </m:r>
-            <m:r>
-              <m:rPr>
-                <m:sty m:val="p"/>
-              </m:rPr>
-              <m:t>,</m:t>
-            </m:r>
-            <m:r>
-              <m:t>E</m:t>
-            </m:r>
-            <m:r>
-              <m:rPr>
-                <m:sty m:val="p"/>
-              </m:rPr>
-              <m:t>=</m:t>
-            </m:r>
-            <m:r>
-              <m:t>1</m:t>
-            </m:r>
-          </m:e>
-        </m:d>
+        <m:r>
+          <m:rPr>
+            <m:sty m:val="p"/>
+          </m:rPr>
+          <m:t>(</m:t>
+        </m:r>
+        <m:r>
+          <m:t>A</m:t>
+        </m:r>
+        <m:r>
+          <m:rPr>
+            <m:sty m:val="p"/>
+          </m:rPr>
+          <m:t>=</m:t>
+        </m:r>
+        <m:r>
+          <m:t>1</m:t>
+        </m:r>
+        <m:r>
+          <m:rPr>
+            <m:sty m:val="p"/>
+          </m:rPr>
+          <m:t>,</m:t>
+        </m:r>
+        <m:r>
+          <m:t>E</m:t>
+        </m:r>
+        <m:r>
+          <m:rPr>
+            <m:sty m:val="p"/>
+          </m:rPr>
+          <m:t>=</m:t>
+        </m:r>
+        <m:r>
+          <m:t>1</m:t>
+        </m:r>
+        <m:r>
+          <m:rPr>
+            <m:sty m:val="p"/>
+          </m:rPr>
+          <m:t>)</m:t>
+        </m:r>
       </m:oMath>
       <w:r>
         <w:t xml:space="preserve">: Both treatments</w:t>
@@ -810,8 +818,8 @@
         <w:t xml:space="preserve">This notation generalizes naturally to more than two treatments or to continuous treatments, but we focus on the binary case for clarity.</w:t>
       </w:r>
     </w:p>
-    <w:bookmarkEnd w:id="20"/>
-    <w:bookmarkStart w:id="22" w:name="definition-of-interaction"/>
+    <w:bookmarkEnd w:id="9"/>
+    <w:bookmarkStart w:id="11" w:name="definition-of-interaction"/>
     <w:p>
       <w:pPr>
         <w:pStyle w:val="Heading3"/>
@@ -820,7 +828,7 @@
         <w:t xml:space="preserve">1.2 Definition of Interaction</w:t>
       </w:r>
     </w:p>
-    <w:bookmarkStart w:id="21" w:name="def-interaction-additive"/>
+    <w:bookmarkStart w:id="10" w:name="def-interaction-additive"/>
     <w:p>
       <w:pPr>
         <w:pStyle w:val="FirstParagraph"/>
@@ -895,14 +903,140 @@
           <m:r>
             <m:t>E</m:t>
           </m:r>
+          <m:r>
+            <m:rPr>
+              <m:sty m:val="p"/>
+            </m:rPr>
+            <m:t>[</m:t>
+          </m:r>
+          <m:sSup>
+            <m:e>
+              <m:r>
+                <m:t>Y</m:t>
+              </m:r>
+            </m:e>
+            <m:sup>
+              <m:r>
+                <m:t>a</m:t>
+              </m:r>
+              <m:r>
+                <m:rPr>
+                  <m:sty m:val="p"/>
+                </m:rPr>
+                <m:t>=</m:t>
+              </m:r>
+              <m:r>
+                <m:t>1</m:t>
+              </m:r>
+              <m:r>
+                <m:rPr>
+                  <m:sty m:val="p"/>
+                </m:rPr>
+                <m:t>,</m:t>
+              </m:r>
+              <m:r>
+                <m:t>e</m:t>
+              </m:r>
+              <m:r>
+                <m:rPr>
+                  <m:sty m:val="p"/>
+                </m:rPr>
+                <m:t>=</m:t>
+              </m:r>
+              <m:r>
+                <m:t>1</m:t>
+              </m:r>
+            </m:sup>
+          </m:sSup>
+          <m:r>
+            <m:rPr>
+              <m:sty m:val="p"/>
+            </m:rPr>
+            <m:t>]</m:t>
+          </m:r>
+          <m:r>
+            <m:rPr>
+              <m:sty m:val="p"/>
+            </m:rPr>
+            <m:t>−</m:t>
+          </m:r>
+          <m:r>
+            <m:t>E</m:t>
+          </m:r>
+          <m:r>
+            <m:rPr>
+              <m:sty m:val="p"/>
+            </m:rPr>
+            <m:t>[</m:t>
+          </m:r>
+          <m:sSup>
+            <m:e>
+              <m:r>
+                <m:t>Y</m:t>
+              </m:r>
+            </m:e>
+            <m:sup>
+              <m:r>
+                <m:t>a</m:t>
+              </m:r>
+              <m:r>
+                <m:rPr>
+                  <m:sty m:val="p"/>
+                </m:rPr>
+                <m:t>=</m:t>
+              </m:r>
+              <m:r>
+                <m:t>0</m:t>
+              </m:r>
+              <m:r>
+                <m:rPr>
+                  <m:sty m:val="p"/>
+                </m:rPr>
+                <m:t>,</m:t>
+              </m:r>
+              <m:r>
+                <m:t>e</m:t>
+              </m:r>
+              <m:r>
+                <m:rPr>
+                  <m:sty m:val="p"/>
+                </m:rPr>
+                <m:t>=</m:t>
+              </m:r>
+              <m:r>
+                <m:t>0</m:t>
+              </m:r>
+            </m:sup>
+          </m:sSup>
+          <m:r>
+            <m:rPr>
+              <m:sty m:val="p"/>
+            </m:rPr>
+            <m:t>]</m:t>
+          </m:r>
+          <m:r>
+            <m:rPr>
+              <m:sty m:val="p"/>
+            </m:rPr>
+            <m:t>≠</m:t>
+          </m:r>
           <m:d>
             <m:dPr>
-              <m:begChr m:val="["/>
+              <m:begChr m:val="("/>
               <m:sepChr m:val=""/>
-              <m:endChr m:val="]"/>
+              <m:endChr m:val=")"/>
               <m:grow/>
             </m:dPr>
             <m:e>
+              <m:r>
+                <m:t>E</m:t>
+              </m:r>
+              <m:r>
+                <m:rPr>
+                  <m:sty m:val="p"/>
+                </m:rPr>
+                <m:t>[</m:t>
+              </m:r>
               <m:sSup>
                 <m:e>
                   <m:r>
@@ -938,29 +1072,31 @@
                     <m:t>=</m:t>
                   </m:r>
                   <m:r>
-                    <m:t>1</m:t>
+                    <m:t>0</m:t>
                   </m:r>
                 </m:sup>
               </m:sSup>
-            </m:e>
-          </m:d>
-          <m:r>
-            <m:rPr>
-              <m:sty m:val="p"/>
-            </m:rPr>
-            <m:t>−</m:t>
-          </m:r>
-          <m:r>
-            <m:t>E</m:t>
-          </m:r>
-          <m:d>
-            <m:dPr>
-              <m:begChr m:val="["/>
-              <m:sepChr m:val=""/>
-              <m:endChr m:val="]"/>
-              <m:grow/>
-            </m:dPr>
-            <m:e>
+              <m:r>
+                <m:rPr>
+                  <m:sty m:val="p"/>
+                </m:rPr>
+                <m:t>]</m:t>
+              </m:r>
+              <m:r>
+                <m:rPr>
+                  <m:sty m:val="p"/>
+                </m:rPr>
+                <m:t>−</m:t>
+              </m:r>
+              <m:r>
+                <m:t>E</m:t>
+              </m:r>
+              <m:r>
+                <m:rPr>
+                  <m:sty m:val="p"/>
+                </m:rPr>
+                <m:t>[</m:t>
+              </m:r>
               <m:sSup>
                 <m:e>
                   <m:r>
@@ -1000,132 +1136,12 @@
                   </m:r>
                 </m:sup>
               </m:sSup>
-            </m:e>
-          </m:d>
-          <m:r>
-            <m:rPr>
-              <m:sty m:val="p"/>
-            </m:rPr>
-            <m:t>≠</m:t>
-          </m:r>
-          <m:d>
-            <m:dPr>
-              <m:begChr m:val="("/>
-              <m:sepChr m:val=""/>
-              <m:endChr m:val=")"/>
-              <m:grow/>
-            </m:dPr>
-            <m:e>
-              <m:r>
-                <m:t>E</m:t>
-              </m:r>
-              <m:d>
-                <m:dPr>
-                  <m:begChr m:val="["/>
-                  <m:sepChr m:val=""/>
-                  <m:endChr m:val="]"/>
-                  <m:grow/>
-                </m:dPr>
-                <m:e>
-                  <m:sSup>
-                    <m:e>
-                      <m:r>
-                        <m:t>Y</m:t>
-                      </m:r>
-                    </m:e>
-                    <m:sup>
-                      <m:r>
-                        <m:t>a</m:t>
-                      </m:r>
-                      <m:r>
-                        <m:rPr>
-                          <m:sty m:val="p"/>
-                        </m:rPr>
-                        <m:t>=</m:t>
-                      </m:r>
-                      <m:r>
-                        <m:t>1</m:t>
-                      </m:r>
-                      <m:r>
-                        <m:rPr>
-                          <m:sty m:val="p"/>
-                        </m:rPr>
-                        <m:t>,</m:t>
-                      </m:r>
-                      <m:r>
-                        <m:t>e</m:t>
-                      </m:r>
-                      <m:r>
-                        <m:rPr>
-                          <m:sty m:val="p"/>
-                        </m:rPr>
-                        <m:t>=</m:t>
-                      </m:r>
-                      <m:r>
-                        <m:t>0</m:t>
-                      </m:r>
-                    </m:sup>
-                  </m:sSup>
-                </m:e>
-              </m:d>
               <m:r>
                 <m:rPr>
                   <m:sty m:val="p"/>
                 </m:rPr>
-                <m:t>−</m:t>
-              </m:r>
-              <m:r>
-                <m:t>E</m:t>
-              </m:r>
-              <m:d>
-                <m:dPr>
-                  <m:begChr m:val="["/>
-                  <m:sepChr m:val=""/>
-                  <m:endChr m:val="]"/>
-                  <m:grow/>
-                </m:dPr>
-                <m:e>
-                  <m:sSup>
-                    <m:e>
-                      <m:r>
-                        <m:t>Y</m:t>
-                      </m:r>
-                    </m:e>
-                    <m:sup>
-                      <m:r>
-                        <m:t>a</m:t>
-                      </m:r>
-                      <m:r>
-                        <m:rPr>
-                          <m:sty m:val="p"/>
-                        </m:rPr>
-                        <m:t>=</m:t>
-                      </m:r>
-                      <m:r>
-                        <m:t>0</m:t>
-                      </m:r>
-                      <m:r>
-                        <m:rPr>
-                          <m:sty m:val="p"/>
-                        </m:rPr>
-                        <m:t>,</m:t>
-                      </m:r>
-                      <m:r>
-                        <m:t>e</m:t>
-                      </m:r>
-                      <m:r>
-                        <m:rPr>
-                          <m:sty m:val="p"/>
-                        </m:rPr>
-                        <m:t>=</m:t>
-                      </m:r>
-                      <m:r>
-                        <m:t>0</m:t>
-                      </m:r>
-                    </m:sup>
-                  </m:sSup>
-                </m:e>
-              </m:d>
+                <m:t>]</m:t>
+              </m:r>
             </m:e>
           </m:d>
           <m:r>
@@ -1145,297 +1161,12 @@
               <m:r>
                 <m:t>E</m:t>
               </m:r>
-              <m:d>
-                <m:dPr>
-                  <m:begChr m:val="["/>
-                  <m:sepChr m:val=""/>
-                  <m:endChr m:val="]"/>
-                  <m:grow/>
-                </m:dPr>
-                <m:e>
-                  <m:sSup>
-                    <m:e>
-                      <m:r>
-                        <m:t>Y</m:t>
-                      </m:r>
-                    </m:e>
-                    <m:sup>
-                      <m:r>
-                        <m:t>a</m:t>
-                      </m:r>
-                      <m:r>
-                        <m:rPr>
-                          <m:sty m:val="p"/>
-                        </m:rPr>
-                        <m:t>=</m:t>
-                      </m:r>
-                      <m:r>
-                        <m:t>0</m:t>
-                      </m:r>
-                      <m:r>
-                        <m:rPr>
-                          <m:sty m:val="p"/>
-                        </m:rPr>
-                        <m:t>,</m:t>
-                      </m:r>
-                      <m:r>
-                        <m:t>e</m:t>
-                      </m:r>
-                      <m:r>
-                        <m:rPr>
-                          <m:sty m:val="p"/>
-                        </m:rPr>
-                        <m:t>=</m:t>
-                      </m:r>
-                      <m:r>
-                        <m:t>1</m:t>
-                      </m:r>
-                    </m:sup>
-                  </m:sSup>
-                </m:e>
-              </m:d>
               <m:r>
                 <m:rPr>
                   <m:sty m:val="p"/>
                 </m:rPr>
-                <m:t>−</m:t>
-              </m:r>
-              <m:r>
-                <m:t>E</m:t>
-              </m:r>
-              <m:d>
-                <m:dPr>
-                  <m:begChr m:val="["/>
-                  <m:sepChr m:val=""/>
-                  <m:endChr m:val="]"/>
-                  <m:grow/>
-                </m:dPr>
-                <m:e>
-                  <m:sSup>
-                    <m:e>
-                      <m:r>
-                        <m:t>Y</m:t>
-                      </m:r>
-                    </m:e>
-                    <m:sup>
-                      <m:r>
-                        <m:t>a</m:t>
-                      </m:r>
-                      <m:r>
-                        <m:rPr>
-                          <m:sty m:val="p"/>
-                        </m:rPr>
-                        <m:t>=</m:t>
-                      </m:r>
-                      <m:r>
-                        <m:t>0</m:t>
-                      </m:r>
-                      <m:r>
-                        <m:rPr>
-                          <m:sty m:val="p"/>
-                        </m:rPr>
-                        <m:t>,</m:t>
-                      </m:r>
-                      <m:r>
-                        <m:t>e</m:t>
-                      </m:r>
-                      <m:r>
-                        <m:rPr>
-                          <m:sty m:val="p"/>
-                        </m:rPr>
-                        <m:t>=</m:t>
-                      </m:r>
-                      <m:r>
-                        <m:t>0</m:t>
-                      </m:r>
-                    </m:sup>
-                  </m:sSup>
-                </m:e>
-              </m:d>
-            </m:e>
-          </m:d>
-        </m:oMath>
-      </m:oMathPara>
-    </w:p>
-    <w:p>
-      <w:pPr>
-        <w:pStyle w:val="FirstParagraph"/>
-      </w:pPr>
-      <w:r>
-        <w:t xml:space="preserve">In words: the joint effect of both treatments differs from the sum of the individual effects.</w:t>
-      </w:r>
-    </w:p>
-    <w:bookmarkEnd w:id="21"/>
-    <w:p>
-      <w:pPr>
-        <w:pStyle w:val="BodyText"/>
-      </w:pPr>
-      <w:r>
-        <w:t xml:space="preserve">Equivalently, we can define additive interaction using the</w:t>
-      </w:r>
-      <w:r>
-        <w:t xml:space="preserve"> </w:t>
-      </w:r>
-      <w:r>
-        <w:rPr>
-          <w:b/>
-          <w:bCs/>
-        </w:rPr>
-        <w:t xml:space="preserve">interaction contrast</w:t>
-      </w:r>
-      <w:r>
-        <w:t xml:space="preserve">:</w:t>
-      </w:r>
-    </w:p>
-    <w:p>
-      <w:pPr>
-        <w:pStyle w:val="BodyText"/>
-      </w:pPr>
-      <m:oMathPara>
-        <m:oMathParaPr>
-          <m:jc m:val="center"/>
-        </m:oMathParaPr>
-        <m:oMath>
-          <m:r>
-            <m:rPr>
-              <m:nor/>
-              <m:sty m:val="p"/>
-            </m:rPr>
-            <m:t>IC</m:t>
-          </m:r>
-          <m:r>
-            <m:rPr>
-              <m:sty m:val="p"/>
-            </m:rPr>
-            <m:t>=</m:t>
-          </m:r>
-          <m:r>
-            <m:t>E</m:t>
-          </m:r>
-          <m:d>
-            <m:dPr>
-              <m:begChr m:val="["/>
-              <m:sepChr m:val=""/>
-              <m:endChr m:val="]"/>
-              <m:grow/>
-            </m:dPr>
-            <m:e>
-              <m:sSup>
-                <m:e>
-                  <m:r>
-                    <m:t>Y</m:t>
-                  </m:r>
-                </m:e>
-                <m:sup>
-                  <m:r>
-                    <m:t>a</m:t>
-                  </m:r>
-                  <m:r>
-                    <m:rPr>
-                      <m:sty m:val="p"/>
-                    </m:rPr>
-                    <m:t>=</m:t>
-                  </m:r>
-                  <m:r>
-                    <m:t>1</m:t>
-                  </m:r>
-                  <m:r>
-                    <m:rPr>
-                      <m:sty m:val="p"/>
-                    </m:rPr>
-                    <m:t>,</m:t>
-                  </m:r>
-                  <m:r>
-                    <m:t>e</m:t>
-                  </m:r>
-                  <m:r>
-                    <m:rPr>
-                      <m:sty m:val="p"/>
-                    </m:rPr>
-                    <m:t>=</m:t>
-                  </m:r>
-                  <m:r>
-                    <m:t>1</m:t>
-                  </m:r>
-                </m:sup>
-              </m:sSup>
-            </m:e>
-          </m:d>
-          <m:r>
-            <m:rPr>
-              <m:sty m:val="p"/>
-            </m:rPr>
-            <m:t>−</m:t>
-          </m:r>
-          <m:r>
-            <m:t>E</m:t>
-          </m:r>
-          <m:d>
-            <m:dPr>
-              <m:begChr m:val="["/>
-              <m:sepChr m:val=""/>
-              <m:endChr m:val="]"/>
-              <m:grow/>
-            </m:dPr>
-            <m:e>
-              <m:sSup>
-                <m:e>
-                  <m:r>
-                    <m:t>Y</m:t>
-                  </m:r>
-                </m:e>
-                <m:sup>
-                  <m:r>
-                    <m:t>a</m:t>
-                  </m:r>
-                  <m:r>
-                    <m:rPr>
-                      <m:sty m:val="p"/>
-                    </m:rPr>
-                    <m:t>=</m:t>
-                  </m:r>
-                  <m:r>
-                    <m:t>1</m:t>
-                  </m:r>
-                  <m:r>
-                    <m:rPr>
-                      <m:sty m:val="p"/>
-                    </m:rPr>
-                    <m:t>,</m:t>
-                  </m:r>
-                  <m:r>
-                    <m:t>e</m:t>
-                  </m:r>
-                  <m:r>
-                    <m:rPr>
-                      <m:sty m:val="p"/>
-                    </m:rPr>
-                    <m:t>=</m:t>
-                  </m:r>
-                  <m:r>
-                    <m:t>0</m:t>
-                  </m:r>
-                </m:sup>
-              </m:sSup>
-            </m:e>
-          </m:d>
-          <m:r>
-            <m:rPr>
-              <m:sty m:val="p"/>
-            </m:rPr>
-            <m:t>−</m:t>
-          </m:r>
-          <m:r>
-            <m:t>E</m:t>
-          </m:r>
-          <m:d>
-            <m:dPr>
-              <m:begChr m:val="["/>
-              <m:sepChr m:val=""/>
-              <m:endChr m:val="]"/>
-              <m:grow/>
-            </m:dPr>
-            <m:e>
+                <m:t>[</m:t>
+              </m:r>
               <m:sSup>
                 <m:e>
                   <m:r>
@@ -1475,25 +1206,27 @@
                   </m:r>
                 </m:sup>
               </m:sSup>
-            </m:e>
-          </m:d>
-          <m:r>
-            <m:rPr>
-              <m:sty m:val="p"/>
-            </m:rPr>
-            <m:t>+</m:t>
-          </m:r>
-          <m:r>
-            <m:t>E</m:t>
-          </m:r>
-          <m:d>
-            <m:dPr>
-              <m:begChr m:val="["/>
-              <m:sepChr m:val=""/>
-              <m:endChr m:val="]"/>
-              <m:grow/>
-            </m:dPr>
-            <m:e>
+              <m:r>
+                <m:rPr>
+                  <m:sty m:val="p"/>
+                </m:rPr>
+                <m:t>]</m:t>
+              </m:r>
+              <m:r>
+                <m:rPr>
+                  <m:sty m:val="p"/>
+                </m:rPr>
+                <m:t>−</m:t>
+              </m:r>
+              <m:r>
+                <m:t>E</m:t>
+              </m:r>
+              <m:r>
+                <m:rPr>
+                  <m:sty m:val="p"/>
+                </m:rPr>
+                <m:t>[</m:t>
+              </m:r>
               <m:sSup>
                 <m:e>
                   <m:r>
@@ -1533,8 +1266,303 @@
                   </m:r>
                 </m:sup>
               </m:sSup>
+              <m:r>
+                <m:rPr>
+                  <m:sty m:val="p"/>
+                </m:rPr>
+                <m:t>]</m:t>
+              </m:r>
             </m:e>
           </m:d>
+        </m:oMath>
+      </m:oMathPara>
+    </w:p>
+    <w:p>
+      <w:pPr>
+        <w:pStyle w:val="FirstParagraph"/>
+      </w:pPr>
+      <w:r>
+        <w:t xml:space="preserve">In words: the joint effect of both treatments differs from the sum of the individual effects.</w:t>
+      </w:r>
+    </w:p>
+    <w:bookmarkEnd w:id="10"/>
+    <w:p>
+      <w:pPr>
+        <w:pStyle w:val="BodyText"/>
+      </w:pPr>
+      <w:r>
+        <w:t xml:space="preserve">Equivalently, we can define additive interaction using the</w:t>
+      </w:r>
+      <w:r>
+        <w:t xml:space="preserve"> </w:t>
+      </w:r>
+      <w:r>
+        <w:rPr>
+          <w:b/>
+          <w:bCs/>
+        </w:rPr>
+        <w:t xml:space="preserve">interaction contrast</w:t>
+      </w:r>
+      <w:r>
+        <w:t xml:space="preserve">:</w:t>
+      </w:r>
+    </w:p>
+    <w:p>
+      <w:pPr>
+        <w:pStyle w:val="BodyText"/>
+      </w:pPr>
+      <m:oMathPara>
+        <m:oMathParaPr>
+          <m:jc m:val="center"/>
+        </m:oMathParaPr>
+        <m:oMath>
+          <m:r>
+            <m:rPr>
+              <m:nor/>
+              <m:sty m:val="p"/>
+            </m:rPr>
+            <m:t>IC</m:t>
+          </m:r>
+          <m:r>
+            <m:rPr>
+              <m:sty m:val="p"/>
+            </m:rPr>
+            <m:t>=</m:t>
+          </m:r>
+          <m:r>
+            <m:t>E</m:t>
+          </m:r>
+          <m:r>
+            <m:rPr>
+              <m:sty m:val="p"/>
+            </m:rPr>
+            <m:t>[</m:t>
+          </m:r>
+          <m:sSup>
+            <m:e>
+              <m:r>
+                <m:t>Y</m:t>
+              </m:r>
+            </m:e>
+            <m:sup>
+              <m:r>
+                <m:t>a</m:t>
+              </m:r>
+              <m:r>
+                <m:rPr>
+                  <m:sty m:val="p"/>
+                </m:rPr>
+                <m:t>=</m:t>
+              </m:r>
+              <m:r>
+                <m:t>1</m:t>
+              </m:r>
+              <m:r>
+                <m:rPr>
+                  <m:sty m:val="p"/>
+                </m:rPr>
+                <m:t>,</m:t>
+              </m:r>
+              <m:r>
+                <m:t>e</m:t>
+              </m:r>
+              <m:r>
+                <m:rPr>
+                  <m:sty m:val="p"/>
+                </m:rPr>
+                <m:t>=</m:t>
+              </m:r>
+              <m:r>
+                <m:t>1</m:t>
+              </m:r>
+            </m:sup>
+          </m:sSup>
+          <m:r>
+            <m:rPr>
+              <m:sty m:val="p"/>
+            </m:rPr>
+            <m:t>]</m:t>
+          </m:r>
+          <m:r>
+            <m:rPr>
+              <m:sty m:val="p"/>
+            </m:rPr>
+            <m:t>−</m:t>
+          </m:r>
+          <m:r>
+            <m:t>E</m:t>
+          </m:r>
+          <m:r>
+            <m:rPr>
+              <m:sty m:val="p"/>
+            </m:rPr>
+            <m:t>[</m:t>
+          </m:r>
+          <m:sSup>
+            <m:e>
+              <m:r>
+                <m:t>Y</m:t>
+              </m:r>
+            </m:e>
+            <m:sup>
+              <m:r>
+                <m:t>a</m:t>
+              </m:r>
+              <m:r>
+                <m:rPr>
+                  <m:sty m:val="p"/>
+                </m:rPr>
+                <m:t>=</m:t>
+              </m:r>
+              <m:r>
+                <m:t>1</m:t>
+              </m:r>
+              <m:r>
+                <m:rPr>
+                  <m:sty m:val="p"/>
+                </m:rPr>
+                <m:t>,</m:t>
+              </m:r>
+              <m:r>
+                <m:t>e</m:t>
+              </m:r>
+              <m:r>
+                <m:rPr>
+                  <m:sty m:val="p"/>
+                </m:rPr>
+                <m:t>=</m:t>
+              </m:r>
+              <m:r>
+                <m:t>0</m:t>
+              </m:r>
+            </m:sup>
+          </m:sSup>
+          <m:r>
+            <m:rPr>
+              <m:sty m:val="p"/>
+            </m:rPr>
+            <m:t>]</m:t>
+          </m:r>
+          <m:r>
+            <m:rPr>
+              <m:sty m:val="p"/>
+            </m:rPr>
+            <m:t>−</m:t>
+          </m:r>
+          <m:r>
+            <m:t>E</m:t>
+          </m:r>
+          <m:r>
+            <m:rPr>
+              <m:sty m:val="p"/>
+            </m:rPr>
+            <m:t>[</m:t>
+          </m:r>
+          <m:sSup>
+            <m:e>
+              <m:r>
+                <m:t>Y</m:t>
+              </m:r>
+            </m:e>
+            <m:sup>
+              <m:r>
+                <m:t>a</m:t>
+              </m:r>
+              <m:r>
+                <m:rPr>
+                  <m:sty m:val="p"/>
+                </m:rPr>
+                <m:t>=</m:t>
+              </m:r>
+              <m:r>
+                <m:t>0</m:t>
+              </m:r>
+              <m:r>
+                <m:rPr>
+                  <m:sty m:val="p"/>
+                </m:rPr>
+                <m:t>,</m:t>
+              </m:r>
+              <m:r>
+                <m:t>e</m:t>
+              </m:r>
+              <m:r>
+                <m:rPr>
+                  <m:sty m:val="p"/>
+                </m:rPr>
+                <m:t>=</m:t>
+              </m:r>
+              <m:r>
+                <m:t>1</m:t>
+              </m:r>
+            </m:sup>
+          </m:sSup>
+          <m:r>
+            <m:rPr>
+              <m:sty m:val="p"/>
+            </m:rPr>
+            <m:t>]</m:t>
+          </m:r>
+          <m:r>
+            <m:rPr>
+              <m:sty m:val="p"/>
+            </m:rPr>
+            <m:t>+</m:t>
+          </m:r>
+          <m:r>
+            <m:t>E</m:t>
+          </m:r>
+          <m:r>
+            <m:rPr>
+              <m:sty m:val="p"/>
+            </m:rPr>
+            <m:t>[</m:t>
+          </m:r>
+          <m:sSup>
+            <m:e>
+              <m:r>
+                <m:t>Y</m:t>
+              </m:r>
+            </m:e>
+            <m:sup>
+              <m:r>
+                <m:t>a</m:t>
+              </m:r>
+              <m:r>
+                <m:rPr>
+                  <m:sty m:val="p"/>
+                </m:rPr>
+                <m:t>=</m:t>
+              </m:r>
+              <m:r>
+                <m:t>0</m:t>
+              </m:r>
+              <m:r>
+                <m:rPr>
+                  <m:sty m:val="p"/>
+                </m:rPr>
+                <m:t>,</m:t>
+              </m:r>
+              <m:r>
+                <m:t>e</m:t>
+              </m:r>
+              <m:r>
+                <m:rPr>
+                  <m:sty m:val="p"/>
+                </m:rPr>
+                <m:t>=</m:t>
+              </m:r>
+              <m:r>
+                <m:t>0</m:t>
+              </m:r>
+            </m:sup>
+          </m:sSup>
+          <m:r>
+            <m:rPr>
+              <m:sty m:val="p"/>
+            </m:rPr>
+            <m:t>]</m:t>
+          </m:r>
         </m:oMath>
       </m:oMathPara>
     </w:p>
@@ -1906,8 +1934,8 @@
         <w:t xml:space="preserve">Effect modification involves one treatment and one baseline covariate; interaction involves two (or more) treatments.</w:t>
       </w:r>
     </w:p>
-    <w:bookmarkEnd w:id="22"/>
-    <w:bookmarkStart w:id="24" w:name="X901d5386f66054a648038aefd77024f717d79a2"/>
+    <w:bookmarkEnd w:id="11"/>
+    <w:bookmarkStart w:id="13" w:name="X901d5386f66054a648038aefd77024f717d79a2"/>
     <w:p>
       <w:pPr>
         <w:pStyle w:val="Heading3"/>
@@ -1916,7 +1944,7 @@
         <w:t xml:space="preserve">1.3 Example: Interaction Between Aspirin and Exercise</w:t>
       </w:r>
     </w:p>
-    <w:bookmarkStart w:id="23" w:name="exm-interaction-example"/>
+    <w:bookmarkStart w:id="12" w:name="exm-interaction-example"/>
     <w:p>
       <w:pPr>
         <w:pStyle w:val="FirstParagraph"/>
@@ -1989,55 +2017,57 @@
               <m:r>
                 <m:t>E</m:t>
               </m:r>
-              <m:d>
-                <m:dPr>
-                  <m:begChr m:val="["/>
-                  <m:sepChr m:val=""/>
-                  <m:endChr m:val="]"/>
-                  <m:grow/>
-                </m:dPr>
+              <m:r>
+                <m:rPr>
+                  <m:sty m:val="p"/>
+                </m:rPr>
+                <m:t>[</m:t>
+              </m:r>
+              <m:sSup>
                 <m:e>
-                  <m:sSup>
-                    <m:e>
-                      <m:r>
-                        <m:t>Y</m:t>
-                      </m:r>
-                    </m:e>
-                    <m:sup>
-                      <m:r>
-                        <m:t>a</m:t>
-                      </m:r>
-                      <m:r>
-                        <m:rPr>
-                          <m:sty m:val="p"/>
-                        </m:rPr>
-                        <m:t>=</m:t>
-                      </m:r>
-                      <m:r>
-                        <m:t>0</m:t>
-                      </m:r>
-                      <m:r>
-                        <m:rPr>
-                          <m:sty m:val="p"/>
-                        </m:rPr>
-                        <m:t>,</m:t>
-                      </m:r>
-                      <m:r>
-                        <m:t>e</m:t>
-                      </m:r>
-                      <m:r>
-                        <m:rPr>
-                          <m:sty m:val="p"/>
-                        </m:rPr>
-                        <m:t>=</m:t>
-                      </m:r>
-                      <m:r>
-                        <m:t>0</m:t>
-                      </m:r>
-                    </m:sup>
-                  </m:sSup>
+                  <m:r>
+                    <m:t>Y</m:t>
+                  </m:r>
                 </m:e>
-              </m:d>
+                <m:sup>
+                  <m:r>
+                    <m:t>a</m:t>
+                  </m:r>
+                  <m:r>
+                    <m:rPr>
+                      <m:sty m:val="p"/>
+                    </m:rPr>
+                    <m:t>=</m:t>
+                  </m:r>
+                  <m:r>
+                    <m:t>0</m:t>
+                  </m:r>
+                  <m:r>
+                    <m:rPr>
+                      <m:sty m:val="p"/>
+                    </m:rPr>
+                    <m:t>,</m:t>
+                  </m:r>
+                  <m:r>
+                    <m:t>e</m:t>
+                  </m:r>
+                  <m:r>
+                    <m:rPr>
+                      <m:sty m:val="p"/>
+                    </m:rPr>
+                    <m:t>=</m:t>
+                  </m:r>
+                  <m:r>
+                    <m:t>0</m:t>
+                  </m:r>
+                </m:sup>
+              </m:sSup>
+              <m:r>
+                <m:rPr>
+                  <m:sty m:val="p"/>
+                </m:rPr>
+                <m:t>]</m:t>
+              </m:r>
             </m:oMath>
           </w:p>
         </w:tc>
@@ -2070,55 +2100,57 @@
               <m:r>
                 <m:t>E</m:t>
               </m:r>
-              <m:d>
-                <m:dPr>
-                  <m:begChr m:val="["/>
-                  <m:sepChr m:val=""/>
-                  <m:endChr m:val="]"/>
-                  <m:grow/>
-                </m:dPr>
+              <m:r>
+                <m:rPr>
+                  <m:sty m:val="p"/>
+                </m:rPr>
+                <m:t>[</m:t>
+              </m:r>
+              <m:sSup>
                 <m:e>
-                  <m:sSup>
-                    <m:e>
-                      <m:r>
-                        <m:t>Y</m:t>
-                      </m:r>
-                    </m:e>
-                    <m:sup>
-                      <m:r>
-                        <m:t>a</m:t>
-                      </m:r>
-                      <m:r>
-                        <m:rPr>
-                          <m:sty m:val="p"/>
-                        </m:rPr>
-                        <m:t>=</m:t>
-                      </m:r>
-                      <m:r>
-                        <m:t>1</m:t>
-                      </m:r>
-                      <m:r>
-                        <m:rPr>
-                          <m:sty m:val="p"/>
-                        </m:rPr>
-                        <m:t>,</m:t>
-                      </m:r>
-                      <m:r>
-                        <m:t>e</m:t>
-                      </m:r>
-                      <m:r>
-                        <m:rPr>
-                          <m:sty m:val="p"/>
-                        </m:rPr>
-                        <m:t>=</m:t>
-                      </m:r>
-                      <m:r>
-                        <m:t>0</m:t>
-                      </m:r>
-                    </m:sup>
-                  </m:sSup>
+                  <m:r>
+                    <m:t>Y</m:t>
+                  </m:r>
                 </m:e>
-              </m:d>
+                <m:sup>
+                  <m:r>
+                    <m:t>a</m:t>
+                  </m:r>
+                  <m:r>
+                    <m:rPr>
+                      <m:sty m:val="p"/>
+                    </m:rPr>
+                    <m:t>=</m:t>
+                  </m:r>
+                  <m:r>
+                    <m:t>1</m:t>
+                  </m:r>
+                  <m:r>
+                    <m:rPr>
+                      <m:sty m:val="p"/>
+                    </m:rPr>
+                    <m:t>,</m:t>
+                  </m:r>
+                  <m:r>
+                    <m:t>e</m:t>
+                  </m:r>
+                  <m:r>
+                    <m:rPr>
+                      <m:sty m:val="p"/>
+                    </m:rPr>
+                    <m:t>=</m:t>
+                  </m:r>
+                  <m:r>
+                    <m:t>0</m:t>
+                  </m:r>
+                </m:sup>
+              </m:sSup>
+              <m:r>
+                <m:rPr>
+                  <m:sty m:val="p"/>
+                </m:rPr>
+                <m:t>]</m:t>
+              </m:r>
             </m:oMath>
           </w:p>
         </w:tc>
@@ -2151,55 +2183,57 @@
               <m:r>
                 <m:t>E</m:t>
               </m:r>
-              <m:d>
-                <m:dPr>
-                  <m:begChr m:val="["/>
-                  <m:sepChr m:val=""/>
-                  <m:endChr m:val="]"/>
-                  <m:grow/>
-                </m:dPr>
+              <m:r>
+                <m:rPr>
+                  <m:sty m:val="p"/>
+                </m:rPr>
+                <m:t>[</m:t>
+              </m:r>
+              <m:sSup>
                 <m:e>
-                  <m:sSup>
-                    <m:e>
-                      <m:r>
-                        <m:t>Y</m:t>
-                      </m:r>
-                    </m:e>
-                    <m:sup>
-                      <m:r>
-                        <m:t>a</m:t>
-                      </m:r>
-                      <m:r>
-                        <m:rPr>
-                          <m:sty m:val="p"/>
-                        </m:rPr>
-                        <m:t>=</m:t>
-                      </m:r>
-                      <m:r>
-                        <m:t>0</m:t>
-                      </m:r>
-                      <m:r>
-                        <m:rPr>
-                          <m:sty m:val="p"/>
-                        </m:rPr>
-                        <m:t>,</m:t>
-                      </m:r>
-                      <m:r>
-                        <m:t>e</m:t>
-                      </m:r>
-                      <m:r>
-                        <m:rPr>
-                          <m:sty m:val="p"/>
-                        </m:rPr>
-                        <m:t>=</m:t>
-                      </m:r>
-                      <m:r>
-                        <m:t>1</m:t>
-                      </m:r>
-                    </m:sup>
-                  </m:sSup>
+                  <m:r>
+                    <m:t>Y</m:t>
+                  </m:r>
                 </m:e>
-              </m:d>
+                <m:sup>
+                  <m:r>
+                    <m:t>a</m:t>
+                  </m:r>
+                  <m:r>
+                    <m:rPr>
+                      <m:sty m:val="p"/>
+                    </m:rPr>
+                    <m:t>=</m:t>
+                  </m:r>
+                  <m:r>
+                    <m:t>0</m:t>
+                  </m:r>
+                  <m:r>
+                    <m:rPr>
+                      <m:sty m:val="p"/>
+                    </m:rPr>
+                    <m:t>,</m:t>
+                  </m:r>
+                  <m:r>
+                    <m:t>e</m:t>
+                  </m:r>
+                  <m:r>
+                    <m:rPr>
+                      <m:sty m:val="p"/>
+                    </m:rPr>
+                    <m:t>=</m:t>
+                  </m:r>
+                  <m:r>
+                    <m:t>1</m:t>
+                  </m:r>
+                </m:sup>
+              </m:sSup>
+              <m:r>
+                <m:rPr>
+                  <m:sty m:val="p"/>
+                </m:rPr>
+                <m:t>]</m:t>
+              </m:r>
             </m:oMath>
           </w:p>
         </w:tc>
@@ -2232,55 +2266,57 @@
               <m:r>
                 <m:t>E</m:t>
               </m:r>
-              <m:d>
-                <m:dPr>
-                  <m:begChr m:val="["/>
-                  <m:sepChr m:val=""/>
-                  <m:endChr m:val="]"/>
-                  <m:grow/>
-                </m:dPr>
+              <m:r>
+                <m:rPr>
+                  <m:sty m:val="p"/>
+                </m:rPr>
+                <m:t>[</m:t>
+              </m:r>
+              <m:sSup>
                 <m:e>
-                  <m:sSup>
-                    <m:e>
-                      <m:r>
-                        <m:t>Y</m:t>
-                      </m:r>
-                    </m:e>
-                    <m:sup>
-                      <m:r>
-                        <m:t>a</m:t>
-                      </m:r>
-                      <m:r>
-                        <m:rPr>
-                          <m:sty m:val="p"/>
-                        </m:rPr>
-                        <m:t>=</m:t>
-                      </m:r>
-                      <m:r>
-                        <m:t>1</m:t>
-                      </m:r>
-                      <m:r>
-                        <m:rPr>
-                          <m:sty m:val="p"/>
-                        </m:rPr>
-                        <m:t>,</m:t>
-                      </m:r>
-                      <m:r>
-                        <m:t>e</m:t>
-                      </m:r>
-                      <m:r>
-                        <m:rPr>
-                          <m:sty m:val="p"/>
-                        </m:rPr>
-                        <m:t>=</m:t>
-                      </m:r>
-                      <m:r>
-                        <m:t>1</m:t>
-                      </m:r>
-                    </m:sup>
-                  </m:sSup>
+                  <m:r>
+                    <m:t>Y</m:t>
+                  </m:r>
                 </m:e>
-              </m:d>
+                <m:sup>
+                  <m:r>
+                    <m:t>a</m:t>
+                  </m:r>
+                  <m:r>
+                    <m:rPr>
+                      <m:sty m:val="p"/>
+                    </m:rPr>
+                    <m:t>=</m:t>
+                  </m:r>
+                  <m:r>
+                    <m:t>1</m:t>
+                  </m:r>
+                  <m:r>
+                    <m:rPr>
+                      <m:sty m:val="p"/>
+                    </m:rPr>
+                    <m:t>,</m:t>
+                  </m:r>
+                  <m:r>
+                    <m:t>e</m:t>
+                  </m:r>
+                  <m:r>
+                    <m:rPr>
+                      <m:sty m:val="p"/>
+                    </m:rPr>
+                    <m:t>=</m:t>
+                  </m:r>
+                  <m:r>
+                    <m:t>1</m:t>
+                  </m:r>
+                </m:sup>
+              </m:sSup>
+              <m:r>
+                <m:rPr>
+                  <m:sty m:val="p"/>
+                </m:rPr>
+                <m:t>]</m:t>
+              </m:r>
             </m:oMath>
           </w:p>
         </w:tc>
@@ -2430,25 +2466,27 @@
           </m:rPr>
           <m:t>+</m:t>
         </m:r>
-        <m:d>
-          <m:dPr>
-            <m:begChr m:val="("/>
-            <m:sepChr m:val=""/>
-            <m:endChr m:val=")"/>
-            <m:grow/>
-          </m:dPr>
-          <m:e>
-            <m:r>
-              <m:rPr>
-                <m:sty m:val="p"/>
-              </m:rPr>
-              <m:t>−</m:t>
-            </m:r>
-            <m:r>
-              <m:t>0.10</m:t>
-            </m:r>
-          </m:e>
-        </m:d>
+        <m:r>
+          <m:rPr>
+            <m:sty m:val="p"/>
+          </m:rPr>
+          <m:t>(</m:t>
+        </m:r>
+        <m:r>
+          <m:rPr>
+            <m:sty m:val="p"/>
+          </m:rPr>
+          <m:t>−</m:t>
+        </m:r>
+        <m:r>
+          <m:t>0.10</m:t>
+        </m:r>
+        <m:r>
+          <m:rPr>
+            <m:sty m:val="p"/>
+          </m:rPr>
+          <m:t>)</m:t>
+        </m:r>
         <m:r>
           <m:rPr>
             <m:sty m:val="p"/>
@@ -2571,25 +2609,27 @@
           </m:rPr>
           <m:t>−</m:t>
         </m:r>
-        <m:d>
-          <m:dPr>
-            <m:begChr m:val="("/>
-            <m:sepChr m:val=""/>
-            <m:endChr m:val=")"/>
-            <m:grow/>
-          </m:dPr>
-          <m:e>
-            <m:r>
-              <m:rPr>
-                <m:sty m:val="p"/>
-              </m:rPr>
-              <m:t>−</m:t>
-            </m:r>
-            <m:r>
-              <m:t>0.15</m:t>
-            </m:r>
-          </m:e>
-        </m:d>
+        <m:r>
+          <m:rPr>
+            <m:sty m:val="p"/>
+          </m:rPr>
+          <m:t>(</m:t>
+        </m:r>
+        <m:r>
+          <m:rPr>
+            <m:sty m:val="p"/>
+          </m:rPr>
+          <m:t>−</m:t>
+        </m:r>
+        <m:r>
+          <m:t>0.15</m:t>
+        </m:r>
+        <m:r>
+          <m:rPr>
+            <m:sty m:val="p"/>
+          </m:rPr>
+          <m:t>)</m:t>
+        </m:r>
         <m:r>
           <m:rPr>
             <m:sty m:val="p"/>
@@ -2741,7 +2781,7 @@
         <w:t xml:space="preserve">: the combination is more effective than expected from adding individual effects.</w:t>
       </w:r>
     </w:p>
-    <w:bookmarkEnd w:id="23"/>
+    <w:bookmarkEnd w:id="12"/>
     <w:p>
       <w:pPr>
         <w:pStyle w:val="BodyText"/>
@@ -2886,46 +2926,50 @@
         <w:t xml:space="preserve"> </w:t>
       </w:r>
       <m:oMath>
-        <m:d>
-          <m:dPr>
-            <m:begChr m:val="|"/>
-            <m:sepChr m:val=""/>
-            <m:endChr m:val="|"/>
-            <m:grow/>
-          </m:dPr>
-          <m:e>
-            <m:r>
-              <m:rPr>
-                <m:nor/>
-                <m:sty m:val="p"/>
-              </m:rPr>
-              <m:t>Joint effect</m:t>
-            </m:r>
-          </m:e>
-        </m:d>
+        <m:r>
+          <m:rPr>
+            <m:sty m:val="p"/>
+          </m:rPr>
+          <m:t>|</m:t>
+        </m:r>
+        <m:r>
+          <m:rPr>
+            <m:nor/>
+            <m:sty m:val="p"/>
+          </m:rPr>
+          <m:t>Joint effect</m:t>
+        </m:r>
+        <m:r>
+          <m:rPr>
+            <m:sty m:val="p"/>
+          </m:rPr>
+          <m:t>|</m:t>
+        </m:r>
         <m:r>
           <m:rPr>
             <m:sty m:val="p"/>
           </m:rPr>
           <m:t>&gt;</m:t>
         </m:r>
-        <m:d>
-          <m:dPr>
-            <m:begChr m:val="|"/>
-            <m:sepChr m:val=""/>
-            <m:endChr m:val="|"/>
-            <m:grow/>
-          </m:dPr>
-          <m:e>
-            <m:r>
-              <m:rPr>
-                <m:nor/>
-                <m:sty m:val="p"/>
-              </m:rPr>
-              <m:t>Sum of individual effects</m:t>
-            </m:r>
-          </m:e>
-        </m:d>
+        <m:r>
+          <m:rPr>
+            <m:sty m:val="p"/>
+          </m:rPr>
+          <m:t>|</m:t>
+        </m:r>
+        <m:r>
+          <m:rPr>
+            <m:nor/>
+            <m:sty m:val="p"/>
+          </m:rPr>
+          <m:t>Sum of individual effects</m:t>
+        </m:r>
+        <m:r>
+          <m:rPr>
+            <m:sty m:val="p"/>
+          </m:rPr>
+          <m:t>|</m:t>
+        </m:r>
       </m:oMath>
     </w:p>
     <w:p>
@@ -2982,51 +3026,55 @@
         <w:t xml:space="preserve"> </w:t>
       </w:r>
       <m:oMath>
-        <m:d>
-          <m:dPr>
-            <m:begChr m:val="|"/>
-            <m:sepChr m:val=""/>
-            <m:endChr m:val="|"/>
-            <m:grow/>
-          </m:dPr>
-          <m:e>
-            <m:r>
-              <m:rPr>
-                <m:nor/>
-                <m:sty m:val="p"/>
-              </m:rPr>
-              <m:t>Joint effect</m:t>
-            </m:r>
-          </m:e>
-        </m:d>
+        <m:r>
+          <m:rPr>
+            <m:sty m:val="p"/>
+          </m:rPr>
+          <m:t>|</m:t>
+        </m:r>
+        <m:r>
+          <m:rPr>
+            <m:nor/>
+            <m:sty m:val="p"/>
+          </m:rPr>
+          <m:t>Joint effect</m:t>
+        </m:r>
+        <m:r>
+          <m:rPr>
+            <m:sty m:val="p"/>
+          </m:rPr>
+          <m:t>|</m:t>
+        </m:r>
         <m:r>
           <m:rPr>
             <m:sty m:val="p"/>
           </m:rPr>
           <m:t>&lt;</m:t>
         </m:r>
-        <m:d>
-          <m:dPr>
-            <m:begChr m:val="|"/>
-            <m:sepChr m:val=""/>
-            <m:endChr m:val="|"/>
-            <m:grow/>
-          </m:dPr>
-          <m:e>
-            <m:r>
-              <m:rPr>
-                <m:nor/>
-                <m:sty m:val="p"/>
-              </m:rPr>
-              <m:t>Sum of individual effects</m:t>
-            </m:r>
-          </m:e>
-        </m:d>
+        <m:r>
+          <m:rPr>
+            <m:sty m:val="p"/>
+          </m:rPr>
+          <m:t>|</m:t>
+        </m:r>
+        <m:r>
+          <m:rPr>
+            <m:nor/>
+            <m:sty m:val="p"/>
+          </m:rPr>
+          <m:t>Sum of individual effects</m:t>
+        </m:r>
+        <m:r>
+          <m:rPr>
+            <m:sty m:val="p"/>
+          </m:rPr>
+          <m:t>|</m:t>
+        </m:r>
       </m:oMath>
     </w:p>
-    <w:bookmarkEnd w:id="24"/>
-    <w:bookmarkEnd w:id="25"/>
-    <w:bookmarkStart w:id="28" w:name="identifying-interaction-pp.-49-51"/>
+    <w:bookmarkEnd w:id="13"/>
+    <w:bookmarkEnd w:id="14"/>
+    <w:bookmarkStart w:id="17" w:name="identifying-interaction-pp.-49-51"/>
     <w:p>
       <w:pPr>
         <w:pStyle w:val="Heading2"/>
@@ -3050,7 +3098,7 @@
         <w:t xml:space="preserve">To identify interaction from observed data, we need the three identifiability conditions introduced in Chapter 3:</w:t>
       </w:r>
     </w:p>
-    <w:bookmarkStart w:id="26" w:name="X2affd1a012bc51d0bd9337697295539a3c6b208"/>
+    <w:bookmarkStart w:id="15" w:name="X2affd1a012bc51d0bd9337697295539a3c6b208"/>
     <w:p>
       <w:pPr>
         <w:pStyle w:val="Heading3"/>
@@ -3083,28 +3131,30 @@
         <w:t xml:space="preserve"> </w:t>
       </w:r>
       <m:oMath>
-        <m:d>
-          <m:dPr>
-            <m:begChr m:val="("/>
-            <m:sepChr m:val=""/>
-            <m:endChr m:val=")"/>
-            <m:grow/>
-          </m:dPr>
-          <m:e>
-            <m:r>
-              <m:t>A</m:t>
-            </m:r>
-            <m:r>
-              <m:rPr>
-                <m:sty m:val="p"/>
-              </m:rPr>
-              <m:t>,</m:t>
-            </m:r>
-            <m:r>
-              <m:t>E</m:t>
-            </m:r>
-          </m:e>
-        </m:d>
+        <m:r>
+          <m:rPr>
+            <m:sty m:val="p"/>
+          </m:rPr>
+          <m:t>(</m:t>
+        </m:r>
+        <m:r>
+          <m:t>A</m:t>
+        </m:r>
+        <m:r>
+          <m:rPr>
+            <m:sty m:val="p"/>
+          </m:rPr>
+          <m:t>,</m:t>
+        </m:r>
+        <m:r>
+          <m:t>E</m:t>
+        </m:r>
+        <m:r>
+          <m:rPr>
+            <m:sty m:val="p"/>
+          </m:rPr>
+          <m:t>)</m:t>
+        </m:r>
       </m:oMath>
       <w:r>
         <w:t xml:space="preserve">:</w:t>
@@ -3161,28 +3211,30 @@
             </m:rPr>
             <m:t>⟂</m:t>
           </m:r>
-          <m:d>
-            <m:dPr>
-              <m:begChr m:val="("/>
-              <m:sepChr m:val=""/>
-              <m:endChr m:val=")"/>
-              <m:grow/>
-            </m:dPr>
-            <m:e>
-              <m:r>
-                <m:t>A</m:t>
-              </m:r>
-              <m:r>
-                <m:rPr>
-                  <m:sty m:val="p"/>
-                </m:rPr>
-                <m:t>,</m:t>
-              </m:r>
-              <m:r>
-                <m:t>E</m:t>
-              </m:r>
-            </m:e>
-          </m:d>
+          <m:r>
+            <m:rPr>
+              <m:sty m:val="p"/>
+            </m:rPr>
+            <m:t>(</m:t>
+          </m:r>
+          <m:r>
+            <m:t>A</m:t>
+          </m:r>
+          <m:r>
+            <m:rPr>
+              <m:sty m:val="p"/>
+            </m:rPr>
+            <m:t>,</m:t>
+          </m:r>
+          <m:r>
+            <m:t>E</m:t>
+          </m:r>
+          <m:r>
+            <m:rPr>
+              <m:sty m:val="p"/>
+            </m:rPr>
+            <m:t>)</m:t>
+          </m:r>
           <m:r>
             <m:t> </m:t>
           </m:r>
@@ -3193,28 +3245,30 @@
             </m:rPr>
             <m:t>for all </m:t>
           </m:r>
-          <m:d>
-            <m:dPr>
-              <m:begChr m:val="("/>
-              <m:sepChr m:val=""/>
-              <m:endChr m:val=")"/>
-              <m:grow/>
-            </m:dPr>
-            <m:e>
-              <m:r>
-                <m:t>a</m:t>
-              </m:r>
-              <m:r>
-                <m:rPr>
-                  <m:sty m:val="p"/>
-                </m:rPr>
-                <m:t>,</m:t>
-              </m:r>
-              <m:r>
-                <m:t>e</m:t>
-              </m:r>
-            </m:e>
-          </m:d>
+          <m:r>
+            <m:rPr>
+              <m:sty m:val="p"/>
+            </m:rPr>
+            <m:t>(</m:t>
+          </m:r>
+          <m:r>
+            <m:t>a</m:t>
+          </m:r>
+          <m:r>
+            <m:rPr>
+              <m:sty m:val="p"/>
+            </m:rPr>
+            <m:t>,</m:t>
+          </m:r>
+          <m:r>
+            <m:t>e</m:t>
+          </m:r>
+          <m:r>
+            <m:rPr>
+              <m:sty m:val="p"/>
+            </m:rPr>
+            <m:t>)</m:t>
+          </m:r>
         </m:oMath>
       </m:oMathPara>
     </w:p>
@@ -3254,46 +3308,48 @@
           <m:r>
             <m:t>r</m:t>
           </m:r>
-          <m:d>
-            <m:dPr>
-              <m:begChr m:val="["/>
-              <m:sepChr m:val=""/>
-              <m:endChr m:val="]"/>
-              <m:grow/>
-            </m:dPr>
-            <m:e>
-              <m:r>
-                <m:t>A</m:t>
-              </m:r>
-              <m:r>
-                <m:rPr>
-                  <m:sty m:val="p"/>
-                </m:rPr>
-                <m:t>=</m:t>
-              </m:r>
-              <m:r>
-                <m:t>a</m:t>
-              </m:r>
-              <m:r>
-                <m:rPr>
-                  <m:sty m:val="p"/>
-                </m:rPr>
-                <m:t>,</m:t>
-              </m:r>
-              <m:r>
-                <m:t>E</m:t>
-              </m:r>
-              <m:r>
-                <m:rPr>
-                  <m:sty m:val="p"/>
-                </m:rPr>
-                <m:t>=</m:t>
-              </m:r>
-              <m:r>
-                <m:t>e</m:t>
-              </m:r>
-            </m:e>
-          </m:d>
+          <m:r>
+            <m:rPr>
+              <m:sty m:val="p"/>
+            </m:rPr>
+            <m:t>[</m:t>
+          </m:r>
+          <m:r>
+            <m:t>A</m:t>
+          </m:r>
+          <m:r>
+            <m:rPr>
+              <m:sty m:val="p"/>
+            </m:rPr>
+            <m:t>=</m:t>
+          </m:r>
+          <m:r>
+            <m:t>a</m:t>
+          </m:r>
+          <m:r>
+            <m:rPr>
+              <m:sty m:val="p"/>
+            </m:rPr>
+            <m:t>,</m:t>
+          </m:r>
+          <m:r>
+            <m:t>E</m:t>
+          </m:r>
+          <m:r>
+            <m:rPr>
+              <m:sty m:val="p"/>
+            </m:rPr>
+            <m:t>=</m:t>
+          </m:r>
+          <m:r>
+            <m:t>e</m:t>
+          </m:r>
+          <m:r>
+            <m:rPr>
+              <m:sty m:val="p"/>
+            </m:rPr>
+            <m:t>]</m:t>
+          </m:r>
           <m:r>
             <m:rPr>
               <m:sty m:val="p"/>
@@ -3313,28 +3369,30 @@
             </m:rPr>
             <m:t>for all </m:t>
           </m:r>
-          <m:d>
-            <m:dPr>
-              <m:begChr m:val="("/>
-              <m:sepChr m:val=""/>
-              <m:endChr m:val=")"/>
-              <m:grow/>
-            </m:dPr>
-            <m:e>
-              <m:r>
-                <m:t>a</m:t>
-              </m:r>
-              <m:r>
-                <m:rPr>
-                  <m:sty m:val="p"/>
-                </m:rPr>
-                <m:t>,</m:t>
-              </m:r>
-              <m:r>
-                <m:t>e</m:t>
-              </m:r>
-            </m:e>
-          </m:d>
+          <m:r>
+            <m:rPr>
+              <m:sty m:val="p"/>
+            </m:rPr>
+            <m:t>(</m:t>
+          </m:r>
+          <m:r>
+            <m:t>a</m:t>
+          </m:r>
+          <m:r>
+            <m:rPr>
+              <m:sty m:val="p"/>
+            </m:rPr>
+            <m:t>,</m:t>
+          </m:r>
+          <m:r>
+            <m:t>e</m:t>
+          </m:r>
+          <m:r>
+            <m:rPr>
+              <m:sty m:val="p"/>
+            </m:rPr>
+            <m:t>)</m:t>
+          </m:r>
         </m:oMath>
       </m:oMathPara>
     </w:p>
@@ -3427,28 +3485,30 @@
         <w:t xml:space="preserve"> </w:t>
       </w:r>
       <m:oMath>
-        <m:d>
-          <m:dPr>
-            <m:begChr m:val="("/>
-            <m:sepChr m:val=""/>
-            <m:endChr m:val=")"/>
-            <m:grow/>
-          </m:dPr>
-          <m:e>
-            <m:r>
-              <m:t>A</m:t>
-            </m:r>
-            <m:r>
-              <m:rPr>
-                <m:sty m:val="p"/>
-              </m:rPr>
-              <m:t>,</m:t>
-            </m:r>
-            <m:r>
-              <m:t>E</m:t>
-            </m:r>
-          </m:e>
-        </m:d>
+        <m:r>
+          <m:rPr>
+            <m:sty m:val="p"/>
+          </m:rPr>
+          <m:t>(</m:t>
+        </m:r>
+        <m:r>
+          <m:t>A</m:t>
+        </m:r>
+        <m:r>
+          <m:rPr>
+            <m:sty m:val="p"/>
+          </m:rPr>
+          <m:t>,</m:t>
+        </m:r>
+        <m:r>
+          <m:t>E</m:t>
+        </m:r>
+        <m:r>
+          <m:rPr>
+            <m:sty m:val="p"/>
+          </m:rPr>
+          <m:t>)</m:t>
+        </m:r>
       </m:oMath>
       <w:r>
         <w:t xml:space="preserve"> </w:t>
@@ -3460,112 +3520,120 @@
         <w:t xml:space="preserve"> </w:t>
       </w:r>
       <m:oMath>
-        <m:d>
-          <m:dPr>
-            <m:begChr m:val="("/>
-            <m:sepChr m:val=""/>
-            <m:endChr m:val=")"/>
-            <m:grow/>
-          </m:dPr>
-          <m:e>
-            <m:r>
-              <m:t>0</m:t>
-            </m:r>
-            <m:r>
-              <m:rPr>
-                <m:sty m:val="p"/>
-              </m:rPr>
-              <m:t>,</m:t>
-            </m:r>
-            <m:r>
-              <m:t>0</m:t>
-            </m:r>
-          </m:e>
-        </m:d>
+        <m:r>
+          <m:rPr>
+            <m:sty m:val="p"/>
+          </m:rPr>
+          <m:t>(</m:t>
+        </m:r>
+        <m:r>
+          <m:t>0</m:t>
+        </m:r>
         <m:r>
           <m:rPr>
             <m:sty m:val="p"/>
           </m:rPr>
           <m:t>,</m:t>
         </m:r>
-        <m:d>
-          <m:dPr>
-            <m:begChr m:val="("/>
-            <m:sepChr m:val=""/>
-            <m:endChr m:val=")"/>
-            <m:grow/>
-          </m:dPr>
-          <m:e>
-            <m:r>
-              <m:t>1</m:t>
-            </m:r>
-            <m:r>
-              <m:rPr>
-                <m:sty m:val="p"/>
-              </m:rPr>
-              <m:t>,</m:t>
-            </m:r>
-            <m:r>
-              <m:t>0</m:t>
-            </m:r>
-          </m:e>
-        </m:d>
+        <m:r>
+          <m:t>0</m:t>
+        </m:r>
+        <m:r>
+          <m:rPr>
+            <m:sty m:val="p"/>
+          </m:rPr>
+          <m:t>)</m:t>
+        </m:r>
         <m:r>
           <m:rPr>
             <m:sty m:val="p"/>
           </m:rPr>
           <m:t>,</m:t>
         </m:r>
-        <m:d>
-          <m:dPr>
-            <m:begChr m:val="("/>
-            <m:sepChr m:val=""/>
-            <m:endChr m:val=")"/>
-            <m:grow/>
-          </m:dPr>
-          <m:e>
-            <m:r>
-              <m:t>0</m:t>
-            </m:r>
-            <m:r>
-              <m:rPr>
-                <m:sty m:val="p"/>
-              </m:rPr>
-              <m:t>,</m:t>
-            </m:r>
-            <m:r>
-              <m:t>1</m:t>
-            </m:r>
-          </m:e>
-        </m:d>
+        <m:r>
+          <m:rPr>
+            <m:sty m:val="p"/>
+          </m:rPr>
+          <m:t>(</m:t>
+        </m:r>
+        <m:r>
+          <m:t>1</m:t>
+        </m:r>
         <m:r>
           <m:rPr>
             <m:sty m:val="p"/>
           </m:rPr>
           <m:t>,</m:t>
         </m:r>
-        <m:d>
-          <m:dPr>
-            <m:begChr m:val="("/>
-            <m:sepChr m:val=""/>
-            <m:endChr m:val=")"/>
-            <m:grow/>
-          </m:dPr>
-          <m:e>
-            <m:r>
-              <m:t>1</m:t>
-            </m:r>
-            <m:r>
-              <m:rPr>
-                <m:sty m:val="p"/>
-              </m:rPr>
-              <m:t>,</m:t>
-            </m:r>
-            <m:r>
-              <m:t>1</m:t>
-            </m:r>
-          </m:e>
-        </m:d>
+        <m:r>
+          <m:t>0</m:t>
+        </m:r>
+        <m:r>
+          <m:rPr>
+            <m:sty m:val="p"/>
+          </m:rPr>
+          <m:t>)</m:t>
+        </m:r>
+        <m:r>
+          <m:rPr>
+            <m:sty m:val="p"/>
+          </m:rPr>
+          <m:t>,</m:t>
+        </m:r>
+        <m:r>
+          <m:rPr>
+            <m:sty m:val="p"/>
+          </m:rPr>
+          <m:t>(</m:t>
+        </m:r>
+        <m:r>
+          <m:t>0</m:t>
+        </m:r>
+        <m:r>
+          <m:rPr>
+            <m:sty m:val="p"/>
+          </m:rPr>
+          <m:t>,</m:t>
+        </m:r>
+        <m:r>
+          <m:t>1</m:t>
+        </m:r>
+        <m:r>
+          <m:rPr>
+            <m:sty m:val="p"/>
+          </m:rPr>
+          <m:t>)</m:t>
+        </m:r>
+        <m:r>
+          <m:rPr>
+            <m:sty m:val="p"/>
+          </m:rPr>
+          <m:t>,</m:t>
+        </m:r>
+        <m:r>
+          <m:rPr>
+            <m:sty m:val="p"/>
+          </m:rPr>
+          <m:t>(</m:t>
+        </m:r>
+        <m:r>
+          <m:t>1</m:t>
+        </m:r>
+        <m:r>
+          <m:rPr>
+            <m:sty m:val="p"/>
+          </m:rPr>
+          <m:t>,</m:t>
+        </m:r>
+        <m:r>
+          <m:t>1</m:t>
+        </m:r>
+        <m:r>
+          <m:rPr>
+            <m:sty m:val="p"/>
+          </m:rPr>
+          <m:t>)</m:t>
+        </m:r>
       </m:oMath>
       <w:r>
         <w:t xml:space="preserve">.</w:t>
@@ -3693,28 +3761,30 @@
         <w:t xml:space="preserve"> </w:t>
       </w:r>
       <m:oMath>
-        <m:d>
-          <m:dPr>
-            <m:begChr m:val="("/>
-            <m:sepChr m:val=""/>
-            <m:endChr m:val=")"/>
-            <m:grow/>
-          </m:dPr>
-          <m:e>
-            <m:r>
-              <m:t>A</m:t>
-            </m:r>
-            <m:r>
-              <m:rPr>
-                <m:sty m:val="p"/>
-              </m:rPr>
-              <m:t>,</m:t>
-            </m:r>
-            <m:r>
-              <m:t>E</m:t>
-            </m:r>
-          </m:e>
-        </m:d>
+        <m:r>
+          <m:rPr>
+            <m:sty m:val="p"/>
+          </m:rPr>
+          <m:t>(</m:t>
+        </m:r>
+        <m:r>
+          <m:t>A</m:t>
+        </m:r>
+        <m:r>
+          <m:rPr>
+            <m:sty m:val="p"/>
+          </m:rPr>
+          <m:t>,</m:t>
+        </m:r>
+        <m:r>
+          <m:t>E</m:t>
+        </m:r>
+        <m:r>
+          <m:rPr>
+            <m:sty m:val="p"/>
+          </m:rPr>
+          <m:t>)</m:t>
+        </m:r>
       </m:oMath>
       <w:r>
         <w:t xml:space="preserve"> </w:t>
@@ -3777,8 +3847,8 @@
         <w:t xml:space="preserve">Positivity requires that all four treatment combinations occur at all levels of confounders</w:t>
       </w:r>
     </w:p>
-    <w:bookmarkEnd w:id="26"/>
-    <w:bookmarkStart w:id="27" w:name="estimating-interaction-from-data"/>
+    <w:bookmarkEnd w:id="15"/>
+    <w:bookmarkStart w:id="16" w:name="estimating-interaction-from-data"/>
     <w:p>
       <w:pPr>
         <w:pStyle w:val="Heading3"/>
@@ -4094,28 +4164,30 @@
         <w:t xml:space="preserve"> </w:t>
       </w:r>
       <m:oMath>
-        <m:d>
-          <m:dPr>
-            <m:begChr m:val="("/>
-            <m:sepChr m:val=""/>
-            <m:endChr m:val=")"/>
-            <m:grow/>
-          </m:dPr>
-          <m:e>
-            <m:r>
-              <m:t>a</m:t>
-            </m:r>
-            <m:r>
-              <m:rPr>
-                <m:sty m:val="p"/>
-              </m:rPr>
-              <m:t>,</m:t>
-            </m:r>
-            <m:r>
-              <m:t>e</m:t>
-            </m:r>
-          </m:e>
-        </m:d>
+        <m:r>
+          <m:rPr>
+            <m:sty m:val="p"/>
+          </m:rPr>
+          <m:t>(</m:t>
+        </m:r>
+        <m:r>
+          <m:t>a</m:t>
+        </m:r>
+        <m:r>
+          <m:rPr>
+            <m:sty m:val="p"/>
+          </m:rPr>
+          <m:t>,</m:t>
+        </m:r>
+        <m:r>
+          <m:t>e</m:t>
+        </m:r>
+        <m:r>
+          <m:rPr>
+            <m:sty m:val="p"/>
+          </m:rPr>
+          <m:t>)</m:t>
+        </m:r>
       </m:oMath>
       <w:r>
         <w:t xml:space="preserve">.</w:t>
@@ -4204,9 +4276,9 @@
         <w:t xml:space="preserve">: When examining multiple potential interactions, be mindful of multiple comparisons and the increased risk of false positives.</w:t>
       </w:r>
     </w:p>
-    <w:bookmarkEnd w:id="27"/>
-    <w:bookmarkEnd w:id="28"/>
-    <w:bookmarkStart w:id="32" w:name="Xef21a2c584469d38b821fcc75ad481b442f5292"/>
+    <w:bookmarkEnd w:id="16"/>
+    <w:bookmarkEnd w:id="17"/>
+    <w:bookmarkStart w:id="21" w:name="Xef21a2c584469d38b821fcc75ad481b442f5292"/>
     <w:p>
       <w:pPr>
         <w:pStyle w:val="Heading2"/>
@@ -4243,7 +4315,7 @@
         <w:t xml:space="preserve">—classifications of individuals based on their pattern of potential outcomes.</w:t>
       </w:r>
     </w:p>
-    <w:bookmarkStart w:id="29" w:name="four-response-types-binary-outcome"/>
+    <w:bookmarkStart w:id="18" w:name="four-response-types-binary-outcome"/>
     <w:p>
       <w:pPr>
         <w:pStyle w:val="Heading3"/>
@@ -5183,8 +5255,8 @@
         <w:t xml:space="preserve">of response types in the population determines whether interaction exists.</w:t>
       </w:r>
     </w:p>
-    <w:bookmarkEnd w:id="29"/>
-    <w:bookmarkStart w:id="31" w:name="relationship-to-interaction"/>
+    <w:bookmarkEnd w:id="18"/>
+    <w:bookmarkStart w:id="20" w:name="relationship-to-interaction"/>
     <w:p>
       <w:pPr>
         <w:pStyle w:val="Heading3"/>
@@ -5201,7 +5273,7 @@
         <w:t xml:space="preserve">Interaction on the additive scale corresponds to certain response types being more or less common than others.</w:t>
       </w:r>
     </w:p>
-    <w:bookmarkStart w:id="30" w:name="exm-response-types"/>
+    <w:bookmarkStart w:id="19" w:name="exm-response-types"/>
     <w:p>
       <w:pPr>
         <w:pStyle w:val="BodyText"/>
@@ -5332,37 +5404,39 @@
         <m:r>
           <m:t>E</m:t>
         </m:r>
-        <m:d>
-          <m:dPr>
-            <m:begChr m:val="["/>
-            <m:sepChr m:val=""/>
-            <m:endChr m:val="]"/>
-            <m:grow/>
-          </m:dPr>
+        <m:r>
+          <m:rPr>
+            <m:sty m:val="p"/>
+          </m:rPr>
+          <m:t>[</m:t>
+        </m:r>
+        <m:sSup>
           <m:e>
-            <m:sSup>
-              <m:e>
-                <m:r>
-                  <m:t>Y</m:t>
-                </m:r>
-              </m:e>
-              <m:sup>
-                <m:r>
-                  <m:t>0</m:t>
-                </m:r>
-                <m:r>
-                  <m:rPr>
-                    <m:sty m:val="p"/>
-                  </m:rPr>
-                  <m:t>,</m:t>
-                </m:r>
-                <m:r>
-                  <m:t>0</m:t>
-                </m:r>
-              </m:sup>
-            </m:sSup>
+            <m:r>
+              <m:t>Y</m:t>
+            </m:r>
           </m:e>
-        </m:d>
+          <m:sup>
+            <m:r>
+              <m:t>0</m:t>
+            </m:r>
+            <m:r>
+              <m:rPr>
+                <m:sty m:val="p"/>
+              </m:rPr>
+              <m:t>,</m:t>
+            </m:r>
+            <m:r>
+              <m:t>0</m:t>
+            </m:r>
+          </m:sup>
+        </m:sSup>
+        <m:r>
+          <m:rPr>
+            <m:sty m:val="p"/>
+          </m:rPr>
+          <m:t>]</m:t>
+        </m:r>
         <m:r>
           <m:rPr>
             <m:sty m:val="p"/>
@@ -5413,37 +5487,39 @@
         <m:r>
           <m:t>E</m:t>
         </m:r>
-        <m:d>
-          <m:dPr>
-            <m:begChr m:val="["/>
-            <m:sepChr m:val=""/>
-            <m:endChr m:val="]"/>
-            <m:grow/>
-          </m:dPr>
+        <m:r>
+          <m:rPr>
+            <m:sty m:val="p"/>
+          </m:rPr>
+          <m:t>[</m:t>
+        </m:r>
+        <m:sSup>
           <m:e>
-            <m:sSup>
-              <m:e>
-                <m:r>
-                  <m:t>Y</m:t>
-                </m:r>
-              </m:e>
-              <m:sup>
-                <m:r>
-                  <m:t>1</m:t>
-                </m:r>
-                <m:r>
-                  <m:rPr>
-                    <m:sty m:val="p"/>
-                  </m:rPr>
-                  <m:t>,</m:t>
-                </m:r>
-                <m:r>
-                  <m:t>0</m:t>
-                </m:r>
-              </m:sup>
-            </m:sSup>
+            <m:r>
+              <m:t>Y</m:t>
+            </m:r>
           </m:e>
-        </m:d>
+          <m:sup>
+            <m:r>
+              <m:t>1</m:t>
+            </m:r>
+            <m:r>
+              <m:rPr>
+                <m:sty m:val="p"/>
+              </m:rPr>
+              <m:t>,</m:t>
+            </m:r>
+            <m:r>
+              <m:t>0</m:t>
+            </m:r>
+          </m:sup>
+        </m:sSup>
+        <m:r>
+          <m:rPr>
+            <m:sty m:val="p"/>
+          </m:rPr>
+          <m:t>]</m:t>
+        </m:r>
         <m:r>
           <m:rPr>
             <m:sty m:val="p"/>
@@ -5505,37 +5581,39 @@
         <m:r>
           <m:t>E</m:t>
         </m:r>
-        <m:d>
-          <m:dPr>
-            <m:begChr m:val="["/>
-            <m:sepChr m:val=""/>
-            <m:endChr m:val="]"/>
-            <m:grow/>
-          </m:dPr>
+        <m:r>
+          <m:rPr>
+            <m:sty m:val="p"/>
+          </m:rPr>
+          <m:t>[</m:t>
+        </m:r>
+        <m:sSup>
           <m:e>
-            <m:sSup>
-              <m:e>
-                <m:r>
-                  <m:t>Y</m:t>
-                </m:r>
-              </m:e>
-              <m:sup>
-                <m:r>
-                  <m:t>0</m:t>
-                </m:r>
-                <m:r>
-                  <m:rPr>
-                    <m:sty m:val="p"/>
-                  </m:rPr>
-                  <m:t>,</m:t>
-                </m:r>
-                <m:r>
-                  <m:t>1</m:t>
-                </m:r>
-              </m:sup>
-            </m:sSup>
+            <m:r>
+              <m:t>Y</m:t>
+            </m:r>
           </m:e>
-        </m:d>
+          <m:sup>
+            <m:r>
+              <m:t>0</m:t>
+            </m:r>
+            <m:r>
+              <m:rPr>
+                <m:sty m:val="p"/>
+              </m:rPr>
+              <m:t>,</m:t>
+            </m:r>
+            <m:r>
+              <m:t>1</m:t>
+            </m:r>
+          </m:sup>
+        </m:sSup>
+        <m:r>
+          <m:rPr>
+            <m:sty m:val="p"/>
+          </m:rPr>
+          <m:t>]</m:t>
+        </m:r>
         <m:r>
           <m:rPr>
             <m:sty m:val="p"/>
@@ -5597,37 +5675,39 @@
         <m:r>
           <m:t>E</m:t>
         </m:r>
-        <m:d>
-          <m:dPr>
-            <m:begChr m:val="["/>
-            <m:sepChr m:val=""/>
-            <m:endChr m:val="]"/>
-            <m:grow/>
-          </m:dPr>
+        <m:r>
+          <m:rPr>
+            <m:sty m:val="p"/>
+          </m:rPr>
+          <m:t>[</m:t>
+        </m:r>
+        <m:sSup>
           <m:e>
-            <m:sSup>
-              <m:e>
-                <m:r>
-                  <m:t>Y</m:t>
-                </m:r>
-              </m:e>
-              <m:sup>
-                <m:r>
-                  <m:t>1</m:t>
-                </m:r>
-                <m:r>
-                  <m:rPr>
-                    <m:sty m:val="p"/>
-                  </m:rPr>
-                  <m:t>,</m:t>
-                </m:r>
-                <m:r>
-                  <m:t>1</m:t>
-                </m:r>
-              </m:sup>
-            </m:sSup>
+            <m:r>
+              <m:t>Y</m:t>
+            </m:r>
           </m:e>
-        </m:d>
+          <m:sup>
+            <m:r>
+              <m:t>1</m:t>
+            </m:r>
+            <m:r>
+              <m:rPr>
+                <m:sty m:val="p"/>
+              </m:rPr>
+              <m:t>,</m:t>
+            </m:r>
+            <m:r>
+              <m:t>1</m:t>
+            </m:r>
+          </m:sup>
+        </m:sSup>
+        <m:r>
+          <m:rPr>
+            <m:sty m:val="p"/>
+          </m:rPr>
+          <m:t>]</m:t>
+        </m:r>
         <m:r>
           <m:rPr>
             <m:sty m:val="p"/>
@@ -5732,7 +5812,7 @@
         <w:t xml:space="preserve">Despite the synergistic response type existing, there is no interaction on the additive scale because the effects balance out.</w:t>
       </w:r>
     </w:p>
-    <w:bookmarkEnd w:id="30"/>
+    <w:bookmarkEnd w:id="19"/>
     <w:p>
       <w:pPr>
         <w:pStyle w:val="BodyText"/>
@@ -5817,9 +5897,9 @@
         <w:t xml:space="preserve">The response type framework provides a mechanistic interpretation of interaction but requires strong assumptions (monotonicity, no redundancy) to map cleanly onto observed interaction measures.</w:t>
       </w:r>
     </w:p>
-    <w:bookmarkEnd w:id="31"/>
-    <w:bookmarkEnd w:id="32"/>
-    <w:bookmarkStart w:id="36" w:name="sufficient-causes-pp.-53-55"/>
+    <w:bookmarkEnd w:id="20"/>
+    <w:bookmarkEnd w:id="21"/>
+    <w:bookmarkStart w:id="25" w:name="sufficient-causes-pp.-53-55"/>
     <w:p>
       <w:pPr>
         <w:pStyle w:val="Heading2"/>
@@ -5856,7 +5936,7 @@
         <w:t xml:space="preserve">, developed by Kenneth Rothman.</w:t>
       </w:r>
     </w:p>
-    <w:bookmarkStart w:id="33" w:name="def-sufficient-cause"/>
+    <w:bookmarkStart w:id="22" w:name="def-sufficient-cause"/>
     <w:p>
       <w:pPr>
         <w:pStyle w:val="BodyText"/>
@@ -5891,8 +5971,8 @@
         <w:t xml:space="preserve">is a set of conditions that inevitably produces the outcome. Once all components of a sufficient cause are present, the outcome occurs.</w:t>
       </w:r>
     </w:p>
-    <w:bookmarkEnd w:id="33"/>
-    <w:bookmarkStart w:id="35" w:name="components-of-sufficient-causes"/>
+    <w:bookmarkEnd w:id="22"/>
+    <w:bookmarkStart w:id="24" w:name="components-of-sufficient-causes"/>
     <w:p>
       <w:pPr>
         <w:pStyle w:val="Heading3"/>
@@ -5922,7 +6002,7 @@
         <w:t xml:space="preserve">—individual factors that, together, are sufficient to produce the outcome.</w:t>
       </w:r>
     </w:p>
-    <w:bookmarkStart w:id="34" w:name="exm-sufficient-cause"/>
+    <w:bookmarkStart w:id="23" w:name="exm-sufficient-cause"/>
     <w:p>
       <w:pPr>
         <w:pStyle w:val="BodyText"/>
@@ -5994,7 +6074,7 @@
         <w:t xml:space="preserve">An individual will develop lung cancer if they complete any one (or more) of these sufficient causes by acquiring all of its component causes.</w:t>
       </w:r>
     </w:p>
-    <w:bookmarkEnd w:id="34"/>
+    <w:bookmarkEnd w:id="23"/>
     <w:p>
       <w:pPr>
         <w:pStyle w:val="BodyText"/>
@@ -6097,9 +6177,9 @@
         <w:t xml:space="preserve">: The deterministic nature is unrealistic for most health outcomes, which involve stochastic processes. However, the model is useful conceptually for understanding interaction.</w:t>
       </w:r>
     </w:p>
-    <w:bookmarkEnd w:id="35"/>
-    <w:bookmarkEnd w:id="36"/>
-    <w:bookmarkStart w:id="40" w:name="sufficient-cause-interaction-pp.-55-57"/>
+    <w:bookmarkEnd w:id="24"/>
+    <w:bookmarkEnd w:id="25"/>
+    <w:bookmarkStart w:id="29" w:name="sufficient-cause-interaction-pp.-55-57"/>
     <w:p>
       <w:pPr>
         <w:pStyle w:val="Heading2"/>
@@ -6123,7 +6203,7 @@
         <w:t xml:space="preserve">Within the sufficient cause framework, we can define a specific type of interaction:</w:t>
       </w:r>
     </w:p>
-    <w:bookmarkStart w:id="37" w:name="def-sufficient-cause-interaction"/>
+    <w:bookmarkStart w:id="26" w:name="def-sufficient-cause-interaction"/>
     <w:p>
       <w:pPr>
         <w:pStyle w:val="BodyText"/>
@@ -6250,8 +6330,8 @@
         <w:t xml:space="preserve">as components.</w:t>
       </w:r>
     </w:p>
-    <w:bookmarkEnd w:id="37"/>
-    <w:bookmarkStart w:id="39" w:name="X4b5bf48e8568b8b251f048f91a9721fc75ad6c8"/>
+    <w:bookmarkEnd w:id="26"/>
+    <w:bookmarkStart w:id="28" w:name="X4b5bf48e8568b8b251f048f91a9721fc75ad6c8"/>
     <w:p>
       <w:pPr>
         <w:pStyle w:val="Heading3"/>
@@ -6373,7 +6453,7 @@
         <w:t xml:space="preserve">Therefore, the joint effect exceeds the sum of individual effects</w:t>
       </w:r>
     </w:p>
-    <w:bookmarkStart w:id="38" w:name="exm-sufficient-cause-interaction"/>
+    <w:bookmarkStart w:id="27" w:name="exm-sufficient-cause-interaction"/>
     <w:p>
       <w:pPr>
         <w:pStyle w:val="FirstParagraph"/>
@@ -6746,7 +6826,7 @@
         <w:t xml:space="preserve">: neither treatment alone has an effect, but the combination does.</w:t>
       </w:r>
     </w:p>
-    <w:bookmarkEnd w:id="38"/>
+    <w:bookmarkEnd w:id="27"/>
     <w:p>
       <w:pPr>
         <w:pStyle w:val="BodyText"/>
@@ -6868,9 +6948,9 @@
         <w:t xml:space="preserve">: The sufficient cause model has limitations (determinism, untestable assumptions) but provides useful intuition about mechanistic synergy. The potential outcomes framework is more general and forms the basis for modern causal inference methods.</w:t>
       </w:r>
     </w:p>
-    <w:bookmarkEnd w:id="39"/>
-    <w:bookmarkEnd w:id="40"/>
-    <w:bookmarkStart w:id="43" w:name="Xc89e552d54ee2cf9354a1d14811aa7db5c689e2"/>
+    <w:bookmarkEnd w:id="28"/>
+    <w:bookmarkEnd w:id="29"/>
+    <w:bookmarkStart w:id="32" w:name="Xc89e552d54ee2cf9354a1d14811aa7db5c689e2"/>
     <w:p>
       <w:pPr>
         <w:pStyle w:val="Heading2"/>
@@ -6894,7 +6974,7 @@
         <w:t xml:space="preserve">Should we use the counterfactual (potential outcomes) framework or the sufficient cause framework to study interaction?</w:t>
       </w:r>
     </w:p>
-    <w:bookmarkStart w:id="41" w:name="Xc74e435c44ae86270f235fa5dd6995b63259798"/>
+    <w:bookmarkStart w:id="30" w:name="Xc74e435c44ae86270f235fa5dd6995b63259798"/>
     <w:p>
       <w:pPr>
         <w:pStyle w:val="Heading3"/>
@@ -6979,8 +7059,8 @@
         <w:t xml:space="preserve">: Directly links to regression, weighting, standardization</w:t>
       </w:r>
     </w:p>
-    <w:bookmarkEnd w:id="41"/>
-    <w:bookmarkStart w:id="42" w:name="X15a72dde30e8f578075826c5dcac9d4f2c6dcb8"/>
+    <w:bookmarkEnd w:id="30"/>
+    <w:bookmarkStart w:id="31" w:name="X15a72dde30e8f578075826c5dcac9d4f2c6dcb8"/>
     <w:p>
       <w:pPr>
         <w:pStyle w:val="Heading3"/>
@@ -7203,9 +7283,9 @@
         <w:t xml:space="preserve">: Many modern papers use potential outcomes for formal definitions and estimation, then discuss findings in terms of sufficient cause mechanisms.</w:t>
       </w:r>
     </w:p>
-    <w:bookmarkEnd w:id="42"/>
-    <w:bookmarkEnd w:id="43"/>
-    <w:bookmarkStart w:id="44" w:name="summary"/>
+    <w:bookmarkEnd w:id="31"/>
+    <w:bookmarkEnd w:id="32"/>
+    <w:bookmarkStart w:id="33" w:name="summary"/>
     <w:p>
       <w:pPr>
         <w:pStyle w:val="Heading2"/>
@@ -7303,55 +7383,57 @@
           <m:r>
             <m:t>E</m:t>
           </m:r>
-          <m:d>
-            <m:dPr>
-              <m:begChr m:val="["/>
-              <m:sepChr m:val=""/>
-              <m:endChr m:val="]"/>
-              <m:grow/>
-            </m:dPr>
+          <m:r>
+            <m:rPr>
+              <m:sty m:val="p"/>
+            </m:rPr>
+            <m:t>[</m:t>
+          </m:r>
+          <m:sSup>
             <m:e>
-              <m:sSup>
-                <m:e>
-                  <m:r>
-                    <m:t>Y</m:t>
-                  </m:r>
-                </m:e>
-                <m:sup>
-                  <m:r>
-                    <m:t>a</m:t>
-                  </m:r>
-                  <m:r>
-                    <m:rPr>
-                      <m:sty m:val="p"/>
-                    </m:rPr>
-                    <m:t>=</m:t>
-                  </m:r>
-                  <m:r>
-                    <m:t>1</m:t>
-                  </m:r>
-                  <m:r>
-                    <m:rPr>
-                      <m:sty m:val="p"/>
-                    </m:rPr>
-                    <m:t>,</m:t>
-                  </m:r>
-                  <m:r>
-                    <m:t>e</m:t>
-                  </m:r>
-                  <m:r>
-                    <m:rPr>
-                      <m:sty m:val="p"/>
-                    </m:rPr>
-                    <m:t>=</m:t>
-                  </m:r>
-                  <m:r>
-                    <m:t>1</m:t>
-                  </m:r>
-                </m:sup>
-              </m:sSup>
+              <m:r>
+                <m:t>Y</m:t>
+              </m:r>
             </m:e>
-          </m:d>
+            <m:sup>
+              <m:r>
+                <m:t>a</m:t>
+              </m:r>
+              <m:r>
+                <m:rPr>
+                  <m:sty m:val="p"/>
+                </m:rPr>
+                <m:t>=</m:t>
+              </m:r>
+              <m:r>
+                <m:t>1</m:t>
+              </m:r>
+              <m:r>
+                <m:rPr>
+                  <m:sty m:val="p"/>
+                </m:rPr>
+                <m:t>,</m:t>
+              </m:r>
+              <m:r>
+                <m:t>e</m:t>
+              </m:r>
+              <m:r>
+                <m:rPr>
+                  <m:sty m:val="p"/>
+                </m:rPr>
+                <m:t>=</m:t>
+              </m:r>
+              <m:r>
+                <m:t>1</m:t>
+              </m:r>
+            </m:sup>
+          </m:sSup>
+          <m:r>
+            <m:rPr>
+              <m:sty m:val="p"/>
+            </m:rPr>
+            <m:t>]</m:t>
+          </m:r>
           <m:r>
             <m:rPr>
               <m:sty m:val="p"/>
@@ -7361,55 +7443,57 @@
           <m:r>
             <m:t>E</m:t>
           </m:r>
-          <m:d>
-            <m:dPr>
-              <m:begChr m:val="["/>
-              <m:sepChr m:val=""/>
-              <m:endChr m:val="]"/>
-              <m:grow/>
-            </m:dPr>
+          <m:r>
+            <m:rPr>
+              <m:sty m:val="p"/>
+            </m:rPr>
+            <m:t>[</m:t>
+          </m:r>
+          <m:sSup>
             <m:e>
-              <m:sSup>
-                <m:e>
-                  <m:r>
-                    <m:t>Y</m:t>
-                  </m:r>
-                </m:e>
-                <m:sup>
-                  <m:r>
-                    <m:t>a</m:t>
-                  </m:r>
-                  <m:r>
-                    <m:rPr>
-                      <m:sty m:val="p"/>
-                    </m:rPr>
-                    <m:t>=</m:t>
-                  </m:r>
-                  <m:r>
-                    <m:t>1</m:t>
-                  </m:r>
-                  <m:r>
-                    <m:rPr>
-                      <m:sty m:val="p"/>
-                    </m:rPr>
-                    <m:t>,</m:t>
-                  </m:r>
-                  <m:r>
-                    <m:t>e</m:t>
-                  </m:r>
-                  <m:r>
-                    <m:rPr>
-                      <m:sty m:val="p"/>
-                    </m:rPr>
-                    <m:t>=</m:t>
-                  </m:r>
-                  <m:r>
-                    <m:t>0</m:t>
-                  </m:r>
-                </m:sup>
-              </m:sSup>
+              <m:r>
+                <m:t>Y</m:t>
+              </m:r>
             </m:e>
-          </m:d>
+            <m:sup>
+              <m:r>
+                <m:t>a</m:t>
+              </m:r>
+              <m:r>
+                <m:rPr>
+                  <m:sty m:val="p"/>
+                </m:rPr>
+                <m:t>=</m:t>
+              </m:r>
+              <m:r>
+                <m:t>1</m:t>
+              </m:r>
+              <m:r>
+                <m:rPr>
+                  <m:sty m:val="p"/>
+                </m:rPr>
+                <m:t>,</m:t>
+              </m:r>
+              <m:r>
+                <m:t>e</m:t>
+              </m:r>
+              <m:r>
+                <m:rPr>
+                  <m:sty m:val="p"/>
+                </m:rPr>
+                <m:t>=</m:t>
+              </m:r>
+              <m:r>
+                <m:t>0</m:t>
+              </m:r>
+            </m:sup>
+          </m:sSup>
+          <m:r>
+            <m:rPr>
+              <m:sty m:val="p"/>
+            </m:rPr>
+            <m:t>]</m:t>
+          </m:r>
           <m:r>
             <m:rPr>
               <m:sty m:val="p"/>
@@ -7419,55 +7503,57 @@
           <m:r>
             <m:t>E</m:t>
           </m:r>
-          <m:d>
-            <m:dPr>
-              <m:begChr m:val="["/>
-              <m:sepChr m:val=""/>
-              <m:endChr m:val="]"/>
-              <m:grow/>
-            </m:dPr>
+          <m:r>
+            <m:rPr>
+              <m:sty m:val="p"/>
+            </m:rPr>
+            <m:t>[</m:t>
+          </m:r>
+          <m:sSup>
             <m:e>
-              <m:sSup>
-                <m:e>
-                  <m:r>
-                    <m:t>Y</m:t>
-                  </m:r>
-                </m:e>
-                <m:sup>
-                  <m:r>
-                    <m:t>a</m:t>
-                  </m:r>
-                  <m:r>
-                    <m:rPr>
-                      <m:sty m:val="p"/>
-                    </m:rPr>
-                    <m:t>=</m:t>
-                  </m:r>
-                  <m:r>
-                    <m:t>0</m:t>
-                  </m:r>
-                  <m:r>
-                    <m:rPr>
-                      <m:sty m:val="p"/>
-                    </m:rPr>
-                    <m:t>,</m:t>
-                  </m:r>
-                  <m:r>
-                    <m:t>e</m:t>
-                  </m:r>
-                  <m:r>
-                    <m:rPr>
-                      <m:sty m:val="p"/>
-                    </m:rPr>
-                    <m:t>=</m:t>
-                  </m:r>
-                  <m:r>
-                    <m:t>1</m:t>
-                  </m:r>
-                </m:sup>
-              </m:sSup>
+              <m:r>
+                <m:t>Y</m:t>
+              </m:r>
             </m:e>
-          </m:d>
+            <m:sup>
+              <m:r>
+                <m:t>a</m:t>
+              </m:r>
+              <m:r>
+                <m:rPr>
+                  <m:sty m:val="p"/>
+                </m:rPr>
+                <m:t>=</m:t>
+              </m:r>
+              <m:r>
+                <m:t>0</m:t>
+              </m:r>
+              <m:r>
+                <m:rPr>
+                  <m:sty m:val="p"/>
+                </m:rPr>
+                <m:t>,</m:t>
+              </m:r>
+              <m:r>
+                <m:t>e</m:t>
+              </m:r>
+              <m:r>
+                <m:rPr>
+                  <m:sty m:val="p"/>
+                </m:rPr>
+                <m:t>=</m:t>
+              </m:r>
+              <m:r>
+                <m:t>1</m:t>
+              </m:r>
+            </m:sup>
+          </m:sSup>
+          <m:r>
+            <m:rPr>
+              <m:sty m:val="p"/>
+            </m:rPr>
+            <m:t>]</m:t>
+          </m:r>
           <m:r>
             <m:rPr>
               <m:sty m:val="p"/>
@@ -7477,55 +7563,57 @@
           <m:r>
             <m:t>E</m:t>
           </m:r>
-          <m:d>
-            <m:dPr>
-              <m:begChr m:val="["/>
-              <m:sepChr m:val=""/>
-              <m:endChr m:val="]"/>
-              <m:grow/>
-            </m:dPr>
+          <m:r>
+            <m:rPr>
+              <m:sty m:val="p"/>
+            </m:rPr>
+            <m:t>[</m:t>
+          </m:r>
+          <m:sSup>
             <m:e>
-              <m:sSup>
-                <m:e>
-                  <m:r>
-                    <m:t>Y</m:t>
-                  </m:r>
-                </m:e>
-                <m:sup>
-                  <m:r>
-                    <m:t>a</m:t>
-                  </m:r>
-                  <m:r>
-                    <m:rPr>
-                      <m:sty m:val="p"/>
-                    </m:rPr>
-                    <m:t>=</m:t>
-                  </m:r>
-                  <m:r>
-                    <m:t>0</m:t>
-                  </m:r>
-                  <m:r>
-                    <m:rPr>
-                      <m:sty m:val="p"/>
-                    </m:rPr>
-                    <m:t>,</m:t>
-                  </m:r>
-                  <m:r>
-                    <m:t>e</m:t>
-                  </m:r>
-                  <m:r>
-                    <m:rPr>
-                      <m:sty m:val="p"/>
-                    </m:rPr>
-                    <m:t>=</m:t>
-                  </m:r>
-                  <m:r>
-                    <m:t>0</m:t>
-                  </m:r>
-                </m:sup>
-              </m:sSup>
+              <m:r>
+                <m:t>Y</m:t>
+              </m:r>
             </m:e>
-          </m:d>
+            <m:sup>
+              <m:r>
+                <m:t>a</m:t>
+              </m:r>
+              <m:r>
+                <m:rPr>
+                  <m:sty m:val="p"/>
+                </m:rPr>
+                <m:t>=</m:t>
+              </m:r>
+              <m:r>
+                <m:t>0</m:t>
+              </m:r>
+              <m:r>
+                <m:rPr>
+                  <m:sty m:val="p"/>
+                </m:rPr>
+                <m:t>,</m:t>
+              </m:r>
+              <m:r>
+                <m:t>e</m:t>
+              </m:r>
+              <m:r>
+                <m:rPr>
+                  <m:sty m:val="p"/>
+                </m:rPr>
+                <m:t>=</m:t>
+              </m:r>
+              <m:r>
+                <m:t>0</m:t>
+              </m:r>
+            </m:sup>
+          </m:sSup>
+          <m:r>
+            <m:rPr>
+              <m:sty m:val="p"/>
+            </m:rPr>
+            <m:t>]</m:t>
+          </m:r>
           <m:r>
             <m:rPr>
               <m:sty m:val="p"/>
@@ -7559,28 +7647,30 @@
         <w:t xml:space="preserve"> </w:t>
       </w:r>
       <m:oMath>
-        <m:d>
-          <m:dPr>
-            <m:begChr m:val="("/>
-            <m:sepChr m:val=""/>
-            <m:endChr m:val=")"/>
-            <m:grow/>
-          </m:dPr>
-          <m:e>
-            <m:r>
-              <m:t>A</m:t>
-            </m:r>
-            <m:r>
-              <m:rPr>
-                <m:sty m:val="p"/>
-              </m:rPr>
-              <m:t>,</m:t>
-            </m:r>
-            <m:r>
-              <m:t>E</m:t>
-            </m:r>
-          </m:e>
-        </m:d>
+        <m:r>
+          <m:rPr>
+            <m:sty m:val="p"/>
+          </m:rPr>
+          <m:t>(</m:t>
+        </m:r>
+        <m:r>
+          <m:t>A</m:t>
+        </m:r>
+        <m:r>
+          <m:rPr>
+            <m:sty m:val="p"/>
+          </m:rPr>
+          <m:t>,</m:t>
+        </m:r>
+        <m:r>
+          <m:t>E</m:t>
+        </m:r>
+        <m:r>
+          <m:rPr>
+            <m:sty m:val="p"/>
+          </m:rPr>
+          <m:t>)</m:t>
+        </m:r>
       </m:oMath>
     </w:p>
     <w:p>
@@ -7918,8 +8008,8 @@
         <w:t xml:space="preserve">Interpret interaction in light of both statistical and mechanistic frameworks</w:t>
       </w:r>
     </w:p>
-    <w:bookmarkEnd w:id="44"/>
-    <w:bookmarkStart w:id="48" w:name="references"/>
+    <w:bookmarkEnd w:id="33"/>
+    <w:bookmarkStart w:id="37" w:name="references"/>
     <w:p>
       <w:pPr>
         <w:pStyle w:val="Heading2"/>
@@ -7935,8 +8025,8 @@
         </w:pict>
       </w:r>
     </w:p>
-    <w:bookmarkStart w:id="47" w:name="refs"/>
-    <w:bookmarkStart w:id="46" w:name="ref-hernan2020causal"/>
+    <w:bookmarkStart w:id="36" w:name="refs"/>
+    <w:bookmarkStart w:id="35" w:name="ref-hernan2020causal"/>
     <w:p>
       <w:pPr>
         <w:pStyle w:val="Bibliography"/>
@@ -7955,12 +8045,12 @@
         <w:t xml:space="preserve">Causal Inference: What If</w:t>
       </w:r>
       <w:r>
-        <w:t xml:space="preserve">. Boca Raton: Chapman &amp; Hall/CRC.</w:t>
-      </w:r>
-      <w:r>
-        <w:t xml:space="preserve"> </w:t>
-      </w:r>
-      <w:hyperlink r:id="rId45">
+        <w:t xml:space="preserve">. Chapman &amp; Hall/CRC.</w:t>
+      </w:r>
+      <w:r>
+        <w:t xml:space="preserve"> </w:t>
+      </w:r>
+      <w:hyperlink r:id="rId34">
         <w:r>
           <w:rPr>
             <w:rStyle w:val="Hyperlink"/>
@@ -7972,9 +8062,9 @@
         <w:t xml:space="preserve">.</w:t>
       </w:r>
     </w:p>
-    <w:bookmarkEnd w:id="46"/>
-    <w:bookmarkEnd w:id="47"/>
-    <w:bookmarkEnd w:id="48"/>
+    <w:bookmarkEnd w:id="35"/>
+    <w:bookmarkEnd w:id="36"/>
+    <w:bookmarkEnd w:id="37"/>
     <w:sectPr>
       <w:footnotePr>
         <w:numRestart w:val="eachSect"/>
@@ -8539,10 +8629,10 @@
   <w:docDefaults>
     <w:rPrDefault>
       <w:rPr>
-        <w:rFonts w:asciiTheme="minorHAnsi" w:cstheme="minorBidi" w:eastAsiaTheme="minorHAnsi" w:hAnsiTheme="minorHAnsi"/>
+        <w:rFonts w:asciiTheme="minorHAnsi" w:cstheme="minorBidi" w:eastAsiaTheme="minorEastAsia" w:hAnsiTheme="minorHAnsi"/>
         <w:sz w:val="24"/>
         <w:szCs w:val="24"/>
-        <w:lang w:bidi="ar-SA" w:eastAsia="en-US" w:val="en-US"/>
+        <w:lang w:bidi="ar-SA" w:eastAsia="zh-CN" w:val="en-US"/>
       </w:rPr>
     </w:rPrDefault>
     <w:pPrDefault>
@@ -9083,13 +9173,6 @@
       </w:tblCellMar>
     </w:tblPr>
     <w:tblStylePr w:type="firstRow">
-      <w:tblPr>
-        <w:jc w:val="left"/>
-        <w:tblInd w:type="dxa" w:w="0"/>
-      </w:tblPr>
-      <w:trPr>
-        <w:jc w:val="left"/>
-      </w:trPr>
       <w:tcPr>
         <w:tcBorders>
           <w:bottom w:val="single"/>

--- a/chapters/05-interaction.docx
+++ b/chapters/05-interaction.docx
@@ -828,464 +828,501 @@
         <w:t xml:space="preserve">1.2 Definition of Interaction</w:t>
       </w:r>
     </w:p>
-    <w:bookmarkStart w:id="10" w:name="def-interaction-additive"/>
-    <w:p>
-      <w:pPr>
-        <w:pStyle w:val="FirstParagraph"/>
-      </w:pPr>
-      <w:r>
-        <w:rPr>
-          <w:b/>
-          <w:bCs/>
-        </w:rPr>
-        <w:t xml:space="preserve">Definition 1 (Additive Interaction)</w:t>
-      </w:r>
-      <w:r>
-        <w:t xml:space="preserve"> </w:t>
-      </w:r>
-      <w:r>
-        <w:t xml:space="preserve">There is</w:t>
-      </w:r>
-      <w:r>
-        <w:t xml:space="preserve"> </w:t>
-      </w:r>
-      <w:r>
-        <w:rPr>
-          <w:b/>
-          <w:bCs/>
-        </w:rPr>
-        <w:t xml:space="preserve">additive interaction</w:t>
-      </w:r>
-      <w:r>
-        <w:t xml:space="preserve"> </w:t>
-      </w:r>
-      <w:r>
-        <w:t xml:space="preserve">(on the risk difference scale) between treatments</w:t>
-      </w:r>
-      <w:r>
-        <w:t xml:space="preserve"> </w:t>
-      </w:r>
-      <m:oMath>
-        <m:r>
-          <m:t>A</m:t>
-        </m:r>
-      </m:oMath>
-      <w:r>
-        <w:t xml:space="preserve"> </w:t>
-      </w:r>
-      <w:r>
-        <w:t xml:space="preserve">and</w:t>
-      </w:r>
-      <w:r>
-        <w:t xml:space="preserve"> </w:t>
-      </w:r>
-      <m:oMath>
-        <m:r>
-          <m:t>E</m:t>
-        </m:r>
-      </m:oMath>
-      <w:r>
-        <w:t xml:space="preserve"> </w:t>
-      </w:r>
-      <w:r>
-        <w:t xml:space="preserve">if:</w:t>
-      </w:r>
-    </w:p>
-    <w:p>
-      <w:pPr>
-        <w:pStyle w:val="BodyText"/>
-      </w:pPr>
-      <m:oMathPara>
-        <m:oMathParaPr>
-          <m:jc m:val="center"/>
-        </m:oMathParaPr>
-        <m:oMath>
-          <m:r>
-            <m:t>E</m:t>
-          </m:r>
-          <m:r>
-            <m:rPr>
-              <m:sty m:val="p"/>
-            </m:rPr>
-            <m:t>[</m:t>
-          </m:r>
-          <m:sSup>
-            <m:e>
-              <m:r>
-                <m:t>Y</m:t>
-              </m:r>
-            </m:e>
-            <m:sup>
-              <m:r>
-                <m:t>a</m:t>
-              </m:r>
-              <m:r>
-                <m:rPr>
-                  <m:sty m:val="p"/>
-                </m:rPr>
-                <m:t>=</m:t>
-              </m:r>
-              <m:r>
-                <m:t>1</m:t>
-              </m:r>
-              <m:r>
-                <m:rPr>
-                  <m:sty m:val="p"/>
-                </m:rPr>
-                <m:t>,</m:t>
-              </m:r>
-              <m:r>
-                <m:t>e</m:t>
-              </m:r>
-              <m:r>
-                <m:rPr>
-                  <m:sty m:val="p"/>
-                </m:rPr>
-                <m:t>=</m:t>
-              </m:r>
-              <m:r>
-                <m:t>1</m:t>
-              </m:r>
-            </m:sup>
-          </m:sSup>
-          <m:r>
-            <m:rPr>
-              <m:sty m:val="p"/>
-            </m:rPr>
-            <m:t>]</m:t>
-          </m:r>
-          <m:r>
-            <m:rPr>
-              <m:sty m:val="p"/>
-            </m:rPr>
-            <m:t>−</m:t>
-          </m:r>
-          <m:r>
-            <m:t>E</m:t>
-          </m:r>
-          <m:r>
-            <m:rPr>
-              <m:sty m:val="p"/>
-            </m:rPr>
-            <m:t>[</m:t>
-          </m:r>
-          <m:sSup>
-            <m:e>
-              <m:r>
-                <m:t>Y</m:t>
-              </m:r>
-            </m:e>
-            <m:sup>
-              <m:r>
-                <m:t>a</m:t>
-              </m:r>
-              <m:r>
-                <m:rPr>
-                  <m:sty m:val="p"/>
-                </m:rPr>
-                <m:t>=</m:t>
-              </m:r>
-              <m:r>
-                <m:t>0</m:t>
-              </m:r>
-              <m:r>
-                <m:rPr>
-                  <m:sty m:val="p"/>
-                </m:rPr>
-                <m:t>,</m:t>
-              </m:r>
-              <m:r>
-                <m:t>e</m:t>
-              </m:r>
-              <m:r>
-                <m:rPr>
-                  <m:sty m:val="p"/>
-                </m:rPr>
-                <m:t>=</m:t>
-              </m:r>
-              <m:r>
-                <m:t>0</m:t>
-              </m:r>
-            </m:sup>
-          </m:sSup>
-          <m:r>
-            <m:rPr>
-              <m:sty m:val="p"/>
-            </m:rPr>
-            <m:t>]</m:t>
-          </m:r>
-          <m:r>
-            <m:rPr>
-              <m:sty m:val="p"/>
-            </m:rPr>
-            <m:t>≠</m:t>
-          </m:r>
-          <m:d>
-            <m:dPr>
-              <m:begChr m:val="("/>
-              <m:sepChr m:val=""/>
-              <m:endChr m:val=")"/>
-              <m:grow/>
-            </m:dPr>
-            <m:e>
+    <w:tbl>
+      <w:tblPr>
+        <w:tblStyle w:val="Table"/>
+        <w:tblInd w:w="164" w:type="dxa"/>
+        <w:tblBorders>
+          <w:left w:val="single" w:sz="24" w:space="0" w:color="909090"/>
+        </w:tblBorders>
+        <w:tblCellMar>
+          <w:left w:w="0" w:type="dxa"/>
+          <w:right w:w="0" w:type="dxa"/>
+        </w:tblCellMar>
+        <w:tblLook w:firstRow="0" w:lastRow="0" w:firstColumn="0" w:lastColumn="0" w:noHBand="0" w:noVBand="0" w:val="0000"/>
+      </w:tblPr>
+      <w:tblGrid>
+        <w:gridCol w:w="7920"/>
+      </w:tblGrid>
+      <w:tr>
+        <w:trPr>
+          <w:cantSplit/>
+        </w:trPr>
+        <w:tc>
+          <w:tcPr>
+            <w:tcMar>
+              <w:left w:w="144" w:type="dxa"/>
+            </w:tcMar>
+          </w:tcPr>
+          <w:p>
+            <w:pPr>
+              <w:pStyle w:val="FirstParagraph"/>
+            </w:pPr>
+            <w:pPr>
+              <w:spacing w:before="16" w:after="64"/>
+            </w:pPr>
+          </w:p>
+          <w:bookmarkStart w:id="10" w:name="def-interaction-additive"/>
+          <w:p>
+            <w:pPr>
+              <w:pStyle w:val="BodyText"/>
+            </w:pPr>
+            <w:r>
+              <w:rPr>
+                <w:b/>
+                <w:bCs/>
+              </w:rPr>
+              <w:t xml:space="preserve">Definition 1 (Additive Interaction)</w:t>
+            </w:r>
+            <w:r>
+              <w:t xml:space="preserve"> </w:t>
+            </w:r>
+            <w:r>
+              <w:t xml:space="preserve">There is</w:t>
+            </w:r>
+            <w:r>
+              <w:t xml:space="preserve"> </w:t>
+            </w:r>
+            <w:r>
+              <w:rPr>
+                <w:b/>
+                <w:bCs/>
+              </w:rPr>
+              <w:t xml:space="preserve">additive interaction</w:t>
+            </w:r>
+            <w:r>
+              <w:t xml:space="preserve"> </w:t>
+            </w:r>
+            <w:r>
+              <w:t xml:space="preserve">(on the risk difference scale) between treatments</w:t>
+            </w:r>
+            <w:r>
+              <w:t xml:space="preserve"> </w:t>
+            </w:r>
+            <m:oMath>
+              <m:r>
+                <m:t>A</m:t>
+              </m:r>
+            </m:oMath>
+            <w:r>
+              <w:t xml:space="preserve"> </w:t>
+            </w:r>
+            <w:r>
+              <w:t xml:space="preserve">and</w:t>
+            </w:r>
+            <w:r>
+              <w:t xml:space="preserve"> </w:t>
+            </w:r>
+            <m:oMath>
               <m:r>
                 <m:t>E</m:t>
               </m:r>
-              <m:r>
-                <m:rPr>
-                  <m:sty m:val="p"/>
-                </m:rPr>
-                <m:t>[</m:t>
-              </m:r>
-              <m:sSup>
-                <m:e>
-                  <m:r>
-                    <m:t>Y</m:t>
-                  </m:r>
-                </m:e>
-                <m:sup>
-                  <m:r>
-                    <m:t>a</m:t>
-                  </m:r>
-                  <m:r>
-                    <m:rPr>
-                      <m:sty m:val="p"/>
-                    </m:rPr>
-                    <m:t>=</m:t>
-                  </m:r>
-                  <m:r>
-                    <m:t>1</m:t>
-                  </m:r>
-                  <m:r>
-                    <m:rPr>
-                      <m:sty m:val="p"/>
-                    </m:rPr>
-                    <m:t>,</m:t>
-                  </m:r>
-                  <m:r>
-                    <m:t>e</m:t>
-                  </m:r>
-                  <m:r>
-                    <m:rPr>
-                      <m:sty m:val="p"/>
-                    </m:rPr>
-                    <m:t>=</m:t>
-                  </m:r>
-                  <m:r>
-                    <m:t>0</m:t>
-                  </m:r>
-                </m:sup>
-              </m:sSup>
-              <m:r>
-                <m:rPr>
-                  <m:sty m:val="p"/>
-                </m:rPr>
-                <m:t>]</m:t>
-              </m:r>
-              <m:r>
-                <m:rPr>
-                  <m:sty m:val="p"/>
-                </m:rPr>
-                <m:t>−</m:t>
-              </m:r>
-              <m:r>
-                <m:t>E</m:t>
-              </m:r>
-              <m:r>
-                <m:rPr>
-                  <m:sty m:val="p"/>
-                </m:rPr>
-                <m:t>[</m:t>
-              </m:r>
-              <m:sSup>
-                <m:e>
-                  <m:r>
-                    <m:t>Y</m:t>
-                  </m:r>
-                </m:e>
-                <m:sup>
-                  <m:r>
-                    <m:t>a</m:t>
-                  </m:r>
-                  <m:r>
-                    <m:rPr>
-                      <m:sty m:val="p"/>
-                    </m:rPr>
-                    <m:t>=</m:t>
-                  </m:r>
-                  <m:r>
-                    <m:t>0</m:t>
-                  </m:r>
-                  <m:r>
-                    <m:rPr>
-                      <m:sty m:val="p"/>
-                    </m:rPr>
-                    <m:t>,</m:t>
-                  </m:r>
-                  <m:r>
-                    <m:t>e</m:t>
-                  </m:r>
-                  <m:r>
-                    <m:rPr>
-                      <m:sty m:val="p"/>
-                    </m:rPr>
-                    <m:t>=</m:t>
-                  </m:r>
-                  <m:r>
-                    <m:t>0</m:t>
-                  </m:r>
-                </m:sup>
-              </m:sSup>
-              <m:r>
-                <m:rPr>
-                  <m:sty m:val="p"/>
-                </m:rPr>
-                <m:t>]</m:t>
-              </m:r>
-            </m:e>
-          </m:d>
-          <m:r>
-            <m:rPr>
-              <m:sty m:val="p"/>
-            </m:rPr>
-            <m:t>+</m:t>
-          </m:r>
-          <m:d>
-            <m:dPr>
-              <m:begChr m:val="("/>
-              <m:sepChr m:val=""/>
-              <m:endChr m:val=")"/>
-              <m:grow/>
-            </m:dPr>
-            <m:e>
-              <m:r>
-                <m:t>E</m:t>
-              </m:r>
-              <m:r>
-                <m:rPr>
-                  <m:sty m:val="p"/>
-                </m:rPr>
-                <m:t>[</m:t>
-              </m:r>
-              <m:sSup>
-                <m:e>
-                  <m:r>
-                    <m:t>Y</m:t>
-                  </m:r>
-                </m:e>
-                <m:sup>
-                  <m:r>
-                    <m:t>a</m:t>
-                  </m:r>
-                  <m:r>
-                    <m:rPr>
-                      <m:sty m:val="p"/>
-                    </m:rPr>
-                    <m:t>=</m:t>
-                  </m:r>
-                  <m:r>
-                    <m:t>0</m:t>
-                  </m:r>
-                  <m:r>
-                    <m:rPr>
-                      <m:sty m:val="p"/>
-                    </m:rPr>
-                    <m:t>,</m:t>
-                  </m:r>
-                  <m:r>
-                    <m:t>e</m:t>
-                  </m:r>
-                  <m:r>
-                    <m:rPr>
-                      <m:sty m:val="p"/>
-                    </m:rPr>
-                    <m:t>=</m:t>
-                  </m:r>
-                  <m:r>
-                    <m:t>1</m:t>
-                  </m:r>
-                </m:sup>
-              </m:sSup>
-              <m:r>
-                <m:rPr>
-                  <m:sty m:val="p"/>
-                </m:rPr>
-                <m:t>]</m:t>
-              </m:r>
-              <m:r>
-                <m:rPr>
-                  <m:sty m:val="p"/>
-                </m:rPr>
-                <m:t>−</m:t>
-              </m:r>
-              <m:r>
-                <m:t>E</m:t>
-              </m:r>
-              <m:r>
-                <m:rPr>
-                  <m:sty m:val="p"/>
-                </m:rPr>
-                <m:t>[</m:t>
-              </m:r>
-              <m:sSup>
-                <m:e>
-                  <m:r>
-                    <m:t>Y</m:t>
-                  </m:r>
-                </m:e>
-                <m:sup>
-                  <m:r>
-                    <m:t>a</m:t>
-                  </m:r>
-                  <m:r>
-                    <m:rPr>
-                      <m:sty m:val="p"/>
-                    </m:rPr>
-                    <m:t>=</m:t>
-                  </m:r>
-                  <m:r>
-                    <m:t>0</m:t>
-                  </m:r>
-                  <m:r>
-                    <m:rPr>
-                      <m:sty m:val="p"/>
-                    </m:rPr>
-                    <m:t>,</m:t>
-                  </m:r>
-                  <m:r>
-                    <m:t>e</m:t>
-                  </m:r>
-                  <m:r>
-                    <m:rPr>
-                      <m:sty m:val="p"/>
-                    </m:rPr>
-                    <m:t>=</m:t>
-                  </m:r>
-                  <m:r>
-                    <m:t>0</m:t>
-                  </m:r>
-                </m:sup>
-              </m:sSup>
-              <m:r>
-                <m:rPr>
-                  <m:sty m:val="p"/>
-                </m:rPr>
-                <m:t>]</m:t>
-              </m:r>
-            </m:e>
-          </m:d>
-        </m:oMath>
-      </m:oMathPara>
-    </w:p>
-    <w:p>
-      <w:pPr>
-        <w:pStyle w:val="FirstParagraph"/>
-      </w:pPr>
-      <w:r>
-        <w:t xml:space="preserve">In words: the joint effect of both treatments differs from the sum of the individual effects.</w:t>
-      </w:r>
-    </w:p>
-    <w:bookmarkEnd w:id="10"/>
+            </m:oMath>
+            <w:r>
+              <w:t xml:space="preserve"> </w:t>
+            </w:r>
+            <w:r>
+              <w:t xml:space="preserve">if:</w:t>
+            </w:r>
+          </w:p>
+          <w:p>
+            <w:pPr>
+              <w:pStyle w:val="BodyText"/>
+            </w:pPr>
+            <m:oMathPara>
+              <m:oMathParaPr>
+                <m:jc m:val="center"/>
+              </m:oMathParaPr>
+              <m:oMath>
+                <m:r>
+                  <m:t>E</m:t>
+                </m:r>
+                <m:r>
+                  <m:rPr>
+                    <m:sty m:val="p"/>
+                  </m:rPr>
+                  <m:t>[</m:t>
+                </m:r>
+                <m:sSup>
+                  <m:e>
+                    <m:r>
+                      <m:t>Y</m:t>
+                    </m:r>
+                  </m:e>
+                  <m:sup>
+                    <m:r>
+                      <m:t>a</m:t>
+                    </m:r>
+                    <m:r>
+                      <m:rPr>
+                        <m:sty m:val="p"/>
+                      </m:rPr>
+                      <m:t>=</m:t>
+                    </m:r>
+                    <m:r>
+                      <m:t>1</m:t>
+                    </m:r>
+                    <m:r>
+                      <m:rPr>
+                        <m:sty m:val="p"/>
+                      </m:rPr>
+                      <m:t>,</m:t>
+                    </m:r>
+                    <m:r>
+                      <m:t>e</m:t>
+                    </m:r>
+                    <m:r>
+                      <m:rPr>
+                        <m:sty m:val="p"/>
+                      </m:rPr>
+                      <m:t>=</m:t>
+                    </m:r>
+                    <m:r>
+                      <m:t>1</m:t>
+                    </m:r>
+                  </m:sup>
+                </m:sSup>
+                <m:r>
+                  <m:rPr>
+                    <m:sty m:val="p"/>
+                  </m:rPr>
+                  <m:t>]</m:t>
+                </m:r>
+                <m:r>
+                  <m:rPr>
+                    <m:sty m:val="p"/>
+                  </m:rPr>
+                  <m:t>−</m:t>
+                </m:r>
+                <m:r>
+                  <m:t>E</m:t>
+                </m:r>
+                <m:r>
+                  <m:rPr>
+                    <m:sty m:val="p"/>
+                  </m:rPr>
+                  <m:t>[</m:t>
+                </m:r>
+                <m:sSup>
+                  <m:e>
+                    <m:r>
+                      <m:t>Y</m:t>
+                    </m:r>
+                  </m:e>
+                  <m:sup>
+                    <m:r>
+                      <m:t>a</m:t>
+                    </m:r>
+                    <m:r>
+                      <m:rPr>
+                        <m:sty m:val="p"/>
+                      </m:rPr>
+                      <m:t>=</m:t>
+                    </m:r>
+                    <m:r>
+                      <m:t>0</m:t>
+                    </m:r>
+                    <m:r>
+                      <m:rPr>
+                        <m:sty m:val="p"/>
+                      </m:rPr>
+                      <m:t>,</m:t>
+                    </m:r>
+                    <m:r>
+                      <m:t>e</m:t>
+                    </m:r>
+                    <m:r>
+                      <m:rPr>
+                        <m:sty m:val="p"/>
+                      </m:rPr>
+                      <m:t>=</m:t>
+                    </m:r>
+                    <m:r>
+                      <m:t>0</m:t>
+                    </m:r>
+                  </m:sup>
+                </m:sSup>
+                <m:r>
+                  <m:rPr>
+                    <m:sty m:val="p"/>
+                  </m:rPr>
+                  <m:t>]</m:t>
+                </m:r>
+                <m:r>
+                  <m:rPr>
+                    <m:sty m:val="p"/>
+                  </m:rPr>
+                  <m:t>≠</m:t>
+                </m:r>
+                <m:d>
+                  <m:dPr>
+                    <m:begChr m:val="("/>
+                    <m:sepChr m:val=""/>
+                    <m:endChr m:val=")"/>
+                    <m:grow/>
+                  </m:dPr>
+                  <m:e>
+                    <m:r>
+                      <m:t>E</m:t>
+                    </m:r>
+                    <m:r>
+                      <m:rPr>
+                        <m:sty m:val="p"/>
+                      </m:rPr>
+                      <m:t>[</m:t>
+                    </m:r>
+                    <m:sSup>
+                      <m:e>
+                        <m:r>
+                          <m:t>Y</m:t>
+                        </m:r>
+                      </m:e>
+                      <m:sup>
+                        <m:r>
+                          <m:t>a</m:t>
+                        </m:r>
+                        <m:r>
+                          <m:rPr>
+                            <m:sty m:val="p"/>
+                          </m:rPr>
+                          <m:t>=</m:t>
+                        </m:r>
+                        <m:r>
+                          <m:t>1</m:t>
+                        </m:r>
+                        <m:r>
+                          <m:rPr>
+                            <m:sty m:val="p"/>
+                          </m:rPr>
+                          <m:t>,</m:t>
+                        </m:r>
+                        <m:r>
+                          <m:t>e</m:t>
+                        </m:r>
+                        <m:r>
+                          <m:rPr>
+                            <m:sty m:val="p"/>
+                          </m:rPr>
+                          <m:t>=</m:t>
+                        </m:r>
+                        <m:r>
+                          <m:t>0</m:t>
+                        </m:r>
+                      </m:sup>
+                    </m:sSup>
+                    <m:r>
+                      <m:rPr>
+                        <m:sty m:val="p"/>
+                      </m:rPr>
+                      <m:t>]</m:t>
+                    </m:r>
+                    <m:r>
+                      <m:rPr>
+                        <m:sty m:val="p"/>
+                      </m:rPr>
+                      <m:t>−</m:t>
+                    </m:r>
+                    <m:r>
+                      <m:t>E</m:t>
+                    </m:r>
+                    <m:r>
+                      <m:rPr>
+                        <m:sty m:val="p"/>
+                      </m:rPr>
+                      <m:t>[</m:t>
+                    </m:r>
+                    <m:sSup>
+                      <m:e>
+                        <m:r>
+                          <m:t>Y</m:t>
+                        </m:r>
+                      </m:e>
+                      <m:sup>
+                        <m:r>
+                          <m:t>a</m:t>
+                        </m:r>
+                        <m:r>
+                          <m:rPr>
+                            <m:sty m:val="p"/>
+                          </m:rPr>
+                          <m:t>=</m:t>
+                        </m:r>
+                        <m:r>
+                          <m:t>0</m:t>
+                        </m:r>
+                        <m:r>
+                          <m:rPr>
+                            <m:sty m:val="p"/>
+                          </m:rPr>
+                          <m:t>,</m:t>
+                        </m:r>
+                        <m:r>
+                          <m:t>e</m:t>
+                        </m:r>
+                        <m:r>
+                          <m:rPr>
+                            <m:sty m:val="p"/>
+                          </m:rPr>
+                          <m:t>=</m:t>
+                        </m:r>
+                        <m:r>
+                          <m:t>0</m:t>
+                        </m:r>
+                      </m:sup>
+                    </m:sSup>
+                    <m:r>
+                      <m:rPr>
+                        <m:sty m:val="p"/>
+                      </m:rPr>
+                      <m:t>]</m:t>
+                    </m:r>
+                  </m:e>
+                </m:d>
+                <m:r>
+                  <m:rPr>
+                    <m:sty m:val="p"/>
+                  </m:rPr>
+                  <m:t>+</m:t>
+                </m:r>
+                <m:d>
+                  <m:dPr>
+                    <m:begChr m:val="("/>
+                    <m:sepChr m:val=""/>
+                    <m:endChr m:val=")"/>
+                    <m:grow/>
+                  </m:dPr>
+                  <m:e>
+                    <m:r>
+                      <m:t>E</m:t>
+                    </m:r>
+                    <m:r>
+                      <m:rPr>
+                        <m:sty m:val="p"/>
+                      </m:rPr>
+                      <m:t>[</m:t>
+                    </m:r>
+                    <m:sSup>
+                      <m:e>
+                        <m:r>
+                          <m:t>Y</m:t>
+                        </m:r>
+                      </m:e>
+                      <m:sup>
+                        <m:r>
+                          <m:t>a</m:t>
+                        </m:r>
+                        <m:r>
+                          <m:rPr>
+                            <m:sty m:val="p"/>
+                          </m:rPr>
+                          <m:t>=</m:t>
+                        </m:r>
+                        <m:r>
+                          <m:t>0</m:t>
+                        </m:r>
+                        <m:r>
+                          <m:rPr>
+                            <m:sty m:val="p"/>
+                          </m:rPr>
+                          <m:t>,</m:t>
+                        </m:r>
+                        <m:r>
+                          <m:t>e</m:t>
+                        </m:r>
+                        <m:r>
+                          <m:rPr>
+                            <m:sty m:val="p"/>
+                          </m:rPr>
+                          <m:t>=</m:t>
+                        </m:r>
+                        <m:r>
+                          <m:t>1</m:t>
+                        </m:r>
+                      </m:sup>
+                    </m:sSup>
+                    <m:r>
+                      <m:rPr>
+                        <m:sty m:val="p"/>
+                      </m:rPr>
+                      <m:t>]</m:t>
+                    </m:r>
+                    <m:r>
+                      <m:rPr>
+                        <m:sty m:val="p"/>
+                      </m:rPr>
+                      <m:t>−</m:t>
+                    </m:r>
+                    <m:r>
+                      <m:t>E</m:t>
+                    </m:r>
+                    <m:r>
+                      <m:rPr>
+                        <m:sty m:val="p"/>
+                      </m:rPr>
+                      <m:t>[</m:t>
+                    </m:r>
+                    <m:sSup>
+                      <m:e>
+                        <m:r>
+                          <m:t>Y</m:t>
+                        </m:r>
+                      </m:e>
+                      <m:sup>
+                        <m:r>
+                          <m:t>a</m:t>
+                        </m:r>
+                        <m:r>
+                          <m:rPr>
+                            <m:sty m:val="p"/>
+                          </m:rPr>
+                          <m:t>=</m:t>
+                        </m:r>
+                        <m:r>
+                          <m:t>0</m:t>
+                        </m:r>
+                        <m:r>
+                          <m:rPr>
+                            <m:sty m:val="p"/>
+                          </m:rPr>
+                          <m:t>,</m:t>
+                        </m:r>
+                        <m:r>
+                          <m:t>e</m:t>
+                        </m:r>
+                        <m:r>
+                          <m:rPr>
+                            <m:sty m:val="p"/>
+                          </m:rPr>
+                          <m:t>=</m:t>
+                        </m:r>
+                        <m:r>
+                          <m:t>0</m:t>
+                        </m:r>
+                      </m:sup>
+                    </m:sSup>
+                    <m:r>
+                      <m:rPr>
+                        <m:sty m:val="p"/>
+                      </m:rPr>
+                      <m:t>]</m:t>
+                    </m:r>
+                  </m:e>
+                </m:d>
+              </m:oMath>
+            </m:oMathPara>
+          </w:p>
+          <w:p>
+            <w:pPr>
+              <w:pStyle w:val="FirstParagraph"/>
+            </w:pPr>
+            <w:r>
+              <w:t xml:space="preserve">In words: the joint effect of both treatments differs from the sum of the individual effects.</w:t>
+            </w:r>
+          </w:p>
+          <w:bookmarkEnd w:id="10"/>
+        </w:tc>
+      </w:tr>
+    </w:tbl>
     <w:p>
       <w:pPr>
         <w:pStyle w:val="BodyText"/>
@@ -1944,844 +1981,881 @@
         <w:t xml:space="preserve">1.3 Example: Interaction Between Aspirin and Exercise</w:t>
       </w:r>
     </w:p>
-    <w:bookmarkStart w:id="12" w:name="exm-interaction-example"/>
-    <w:p>
-      <w:pPr>
-        <w:pStyle w:val="FirstParagraph"/>
-      </w:pPr>
-      <w:r>
-        <w:rPr>
-          <w:b/>
-          <w:bCs/>
-        </w:rPr>
-        <w:t xml:space="preserve">Example 1 (Interaction Example)</w:t>
-      </w:r>
-      <w:r>
-        <w:t xml:space="preserve"> </w:t>
-      </w:r>
-      <w:r>
-        <w:t xml:space="preserve">Suppose we study the effect of aspirin and exercise on heart attack risk (with lower values being better):</w:t>
-      </w:r>
-    </w:p>
     <w:tbl>
       <w:tblPr>
         <w:tblStyle w:val="Table"/>
-        <w:tblW w:type="auto" w:w="0"/>
-        <w:tblLook w:firstRow="1" w:lastRow="0" w:firstColumn="0" w:lastColumn="0" w:noHBand="0" w:noVBand="0" w:val="0020"/>
+        <w:tblInd w:w="164" w:type="dxa"/>
+        <w:tblBorders>
+          <w:left w:val="single" w:sz="24" w:space="0" w:color="909090"/>
+        </w:tblBorders>
+        <w:tblCellMar>
+          <w:left w:w="0" w:type="dxa"/>
+          <w:right w:w="0" w:type="dxa"/>
+        </w:tblCellMar>
+        <w:tblLook w:firstRow="0" w:lastRow="0" w:firstColumn="0" w:lastColumn="0" w:noHBand="0" w:noVBand="0" w:val="0000"/>
       </w:tblPr>
       <w:tblGrid>
-        <w:gridCol w:w="3960"/>
-        <w:gridCol w:w="3960"/>
+        <w:gridCol w:w="7920"/>
       </w:tblGrid>
       <w:tr>
         <w:trPr>
-          <w:tblHeader w:val="on"/>
+          <w:cantSplit/>
         </w:trPr>
         <w:tc>
-          <w:tcPr/>
+          <w:tcPr>
+            <w:tcMar>
+              <w:left w:w="144" w:type="dxa"/>
+            </w:tcMar>
+          </w:tcPr>
+          <w:p>
+            <w:pPr>
+              <w:pStyle w:val="FirstParagraph"/>
+            </w:pPr>
+            <w:pPr>
+              <w:spacing w:before="16" w:after="64"/>
+            </w:pPr>
+          </w:p>
+          <w:bookmarkStart w:id="12" w:name="exm-interaction-example"/>
+          <w:p>
+            <w:pPr>
+              <w:pStyle w:val="BodyText"/>
+            </w:pPr>
+            <w:r>
+              <w:rPr>
+                <w:b/>
+                <w:bCs/>
+              </w:rPr>
+              <w:t xml:space="preserve">Example 1 (Interaction Example)</w:t>
+            </w:r>
+            <w:r>
+              <w:t xml:space="preserve"> </w:t>
+            </w:r>
+            <w:r>
+              <w:t xml:space="preserve">Suppose we study the effect of aspirin and exercise on heart attack risk (with lower values being better):</w:t>
+            </w:r>
+          </w:p>
+          <w:tbl>
+            <w:tblPr>
+              <w:tblStyle w:val="Table"/>
+              <w:tblW w:type="auto" w:w="0"/>
+              <w:tblLook w:firstRow="1" w:lastRow="0" w:firstColumn="0" w:lastColumn="0" w:noHBand="0" w:noVBand="0" w:val="0020"/>
+            </w:tblPr>
+            <w:tblGrid>
+              <w:gridCol w:w="3960"/>
+              <w:gridCol w:w="3960"/>
+            </w:tblGrid>
+            <w:tr>
+              <w:trPr>
+                <w:tblHeader w:val="on"/>
+              </w:trPr>
+              <w:tc>
+                <w:tcPr/>
+                <w:p>
+                  <w:pPr>
+                    <w:pStyle w:val="Compact"/>
+                  </w:pPr>
+                  <w:r>
+                    <w:t xml:space="preserve">Treatment Combination</w:t>
+                  </w:r>
+                </w:p>
+              </w:tc>
+              <w:tc>
+                <w:tcPr/>
+                <w:p>
+                  <w:pPr>
+                    <w:pStyle w:val="Compact"/>
+                  </w:pPr>
+                  <w:r>
+                    <w:t xml:space="preserve">Risk</w:t>
+                  </w:r>
+                </w:p>
+              </w:tc>
+            </w:tr>
+            <w:tr>
+              <w:tc>
+                <w:tcPr/>
+                <w:p>
+                  <w:pPr>
+                    <w:pStyle w:val="Compact"/>
+                  </w:pPr>
+                  <w:r>
+                    <w:t xml:space="preserve">No aspirin, no exercise:</w:t>
+                  </w:r>
+                  <w:r>
+                    <w:t xml:space="preserve"> </w:t>
+                  </w:r>
+                  <m:oMath>
+                    <m:r>
+                      <m:t>E</m:t>
+                    </m:r>
+                    <m:r>
+                      <m:rPr>
+                        <m:sty m:val="p"/>
+                      </m:rPr>
+                      <m:t>[</m:t>
+                    </m:r>
+                    <m:sSup>
+                      <m:e>
+                        <m:r>
+                          <m:t>Y</m:t>
+                        </m:r>
+                      </m:e>
+                      <m:sup>
+                        <m:r>
+                          <m:t>a</m:t>
+                        </m:r>
+                        <m:r>
+                          <m:rPr>
+                            <m:sty m:val="p"/>
+                          </m:rPr>
+                          <m:t>=</m:t>
+                        </m:r>
+                        <m:r>
+                          <m:t>0</m:t>
+                        </m:r>
+                        <m:r>
+                          <m:rPr>
+                            <m:sty m:val="p"/>
+                          </m:rPr>
+                          <m:t>,</m:t>
+                        </m:r>
+                        <m:r>
+                          <m:t>e</m:t>
+                        </m:r>
+                        <m:r>
+                          <m:rPr>
+                            <m:sty m:val="p"/>
+                          </m:rPr>
+                          <m:t>=</m:t>
+                        </m:r>
+                        <m:r>
+                          <m:t>0</m:t>
+                        </m:r>
+                      </m:sup>
+                    </m:sSup>
+                    <m:r>
+                      <m:rPr>
+                        <m:sty m:val="p"/>
+                      </m:rPr>
+                      <m:t>]</m:t>
+                    </m:r>
+                  </m:oMath>
+                </w:p>
+              </w:tc>
+              <w:tc>
+                <w:tcPr/>
+                <w:p>
+                  <w:pPr>
+                    <w:pStyle w:val="Compact"/>
+                  </w:pPr>
+                  <w:r>
+                    <w:t xml:space="preserve">0.30</w:t>
+                  </w:r>
+                </w:p>
+              </w:tc>
+            </w:tr>
+            <w:tr>
+              <w:tc>
+                <w:tcPr/>
+                <w:p>
+                  <w:pPr>
+                    <w:pStyle w:val="Compact"/>
+                  </w:pPr>
+                  <w:r>
+                    <w:t xml:space="preserve">Aspirin only:</w:t>
+                  </w:r>
+                  <w:r>
+                    <w:t xml:space="preserve"> </w:t>
+                  </w:r>
+                  <m:oMath>
+                    <m:r>
+                      <m:t>E</m:t>
+                    </m:r>
+                    <m:r>
+                      <m:rPr>
+                        <m:sty m:val="p"/>
+                      </m:rPr>
+                      <m:t>[</m:t>
+                    </m:r>
+                    <m:sSup>
+                      <m:e>
+                        <m:r>
+                          <m:t>Y</m:t>
+                        </m:r>
+                      </m:e>
+                      <m:sup>
+                        <m:r>
+                          <m:t>a</m:t>
+                        </m:r>
+                        <m:r>
+                          <m:rPr>
+                            <m:sty m:val="p"/>
+                          </m:rPr>
+                          <m:t>=</m:t>
+                        </m:r>
+                        <m:r>
+                          <m:t>1</m:t>
+                        </m:r>
+                        <m:r>
+                          <m:rPr>
+                            <m:sty m:val="p"/>
+                          </m:rPr>
+                          <m:t>,</m:t>
+                        </m:r>
+                        <m:r>
+                          <m:t>e</m:t>
+                        </m:r>
+                        <m:r>
+                          <m:rPr>
+                            <m:sty m:val="p"/>
+                          </m:rPr>
+                          <m:t>=</m:t>
+                        </m:r>
+                        <m:r>
+                          <m:t>0</m:t>
+                        </m:r>
+                      </m:sup>
+                    </m:sSup>
+                    <m:r>
+                      <m:rPr>
+                        <m:sty m:val="p"/>
+                      </m:rPr>
+                      <m:t>]</m:t>
+                    </m:r>
+                  </m:oMath>
+                </w:p>
+              </w:tc>
+              <w:tc>
+                <w:tcPr/>
+                <w:p>
+                  <w:pPr>
+                    <w:pStyle w:val="Compact"/>
+                  </w:pPr>
+                  <w:r>
+                    <w:t xml:space="preserve">0.25</w:t>
+                  </w:r>
+                </w:p>
+              </w:tc>
+            </w:tr>
+            <w:tr>
+              <w:tc>
+                <w:tcPr/>
+                <w:p>
+                  <w:pPr>
+                    <w:pStyle w:val="Compact"/>
+                  </w:pPr>
+                  <w:r>
+                    <w:t xml:space="preserve">Exercise only:</w:t>
+                  </w:r>
+                  <w:r>
+                    <w:t xml:space="preserve"> </w:t>
+                  </w:r>
+                  <m:oMath>
+                    <m:r>
+                      <m:t>E</m:t>
+                    </m:r>
+                    <m:r>
+                      <m:rPr>
+                        <m:sty m:val="p"/>
+                      </m:rPr>
+                      <m:t>[</m:t>
+                    </m:r>
+                    <m:sSup>
+                      <m:e>
+                        <m:r>
+                          <m:t>Y</m:t>
+                        </m:r>
+                      </m:e>
+                      <m:sup>
+                        <m:r>
+                          <m:t>a</m:t>
+                        </m:r>
+                        <m:r>
+                          <m:rPr>
+                            <m:sty m:val="p"/>
+                          </m:rPr>
+                          <m:t>=</m:t>
+                        </m:r>
+                        <m:r>
+                          <m:t>0</m:t>
+                        </m:r>
+                        <m:r>
+                          <m:rPr>
+                            <m:sty m:val="p"/>
+                          </m:rPr>
+                          <m:t>,</m:t>
+                        </m:r>
+                        <m:r>
+                          <m:t>e</m:t>
+                        </m:r>
+                        <m:r>
+                          <m:rPr>
+                            <m:sty m:val="p"/>
+                          </m:rPr>
+                          <m:t>=</m:t>
+                        </m:r>
+                        <m:r>
+                          <m:t>1</m:t>
+                        </m:r>
+                      </m:sup>
+                    </m:sSup>
+                    <m:r>
+                      <m:rPr>
+                        <m:sty m:val="p"/>
+                      </m:rPr>
+                      <m:t>]</m:t>
+                    </m:r>
+                  </m:oMath>
+                </w:p>
+              </w:tc>
+              <w:tc>
+                <w:tcPr/>
+                <w:p>
+                  <w:pPr>
+                    <w:pStyle w:val="Compact"/>
+                  </w:pPr>
+                  <w:r>
+                    <w:t xml:space="preserve">0.20</w:t>
+                  </w:r>
+                </w:p>
+              </w:tc>
+            </w:tr>
+            <w:tr>
+              <w:tc>
+                <w:tcPr/>
+                <w:p>
+                  <w:pPr>
+                    <w:pStyle w:val="Compact"/>
+                  </w:pPr>
+                  <w:r>
+                    <w:t xml:space="preserve">Both aspirin and exercise:</w:t>
+                  </w:r>
+                  <w:r>
+                    <w:t xml:space="preserve"> </w:t>
+                  </w:r>
+                  <m:oMath>
+                    <m:r>
+                      <m:t>E</m:t>
+                    </m:r>
+                    <m:r>
+                      <m:rPr>
+                        <m:sty m:val="p"/>
+                      </m:rPr>
+                      <m:t>[</m:t>
+                    </m:r>
+                    <m:sSup>
+                      <m:e>
+                        <m:r>
+                          <m:t>Y</m:t>
+                        </m:r>
+                      </m:e>
+                      <m:sup>
+                        <m:r>
+                          <m:t>a</m:t>
+                        </m:r>
+                        <m:r>
+                          <m:rPr>
+                            <m:sty m:val="p"/>
+                          </m:rPr>
+                          <m:t>=</m:t>
+                        </m:r>
+                        <m:r>
+                          <m:t>1</m:t>
+                        </m:r>
+                        <m:r>
+                          <m:rPr>
+                            <m:sty m:val="p"/>
+                          </m:rPr>
+                          <m:t>,</m:t>
+                        </m:r>
+                        <m:r>
+                          <m:t>e</m:t>
+                        </m:r>
+                        <m:r>
+                          <m:rPr>
+                            <m:sty m:val="p"/>
+                          </m:rPr>
+                          <m:t>=</m:t>
+                        </m:r>
+                        <m:r>
+                          <m:t>1</m:t>
+                        </m:r>
+                      </m:sup>
+                    </m:sSup>
+                    <m:r>
+                      <m:rPr>
+                        <m:sty m:val="p"/>
+                      </m:rPr>
+                      <m:t>]</m:t>
+                    </m:r>
+                  </m:oMath>
+                </w:p>
+              </w:tc>
+              <w:tc>
+                <w:tcPr/>
+                <w:p>
+                  <w:pPr>
+                    <w:pStyle w:val="Compact"/>
+                  </w:pPr>
+                  <w:r>
+                    <w:t xml:space="preserve">0.10</w:t>
+                  </w:r>
+                </w:p>
+              </w:tc>
+            </w:tr>
+          </w:tbl>
+          <w:p>
+            <w:pPr>
+              <w:pStyle w:val="BodyText"/>
+            </w:pPr>
+            <w:r>
+              <w:rPr>
+                <w:b/>
+                <w:bCs/>
+              </w:rPr>
+              <w:t xml:space="preserve">Individual effects</w:t>
+            </w:r>
+            <w:r>
+              <w:t xml:space="preserve">:</w:t>
+            </w:r>
+          </w:p>
           <w:p>
             <w:pPr>
               <w:pStyle w:val="Compact"/>
+              <w:numPr>
+                <w:ilvl w:val="0"/>
+                <w:numId w:val="1006"/>
+              </w:numPr>
             </w:pPr>
             <w:r>
-              <w:t xml:space="preserve">Treatment Combination</w:t>
-            </w:r>
+              <w:t xml:space="preserve">Effect of aspirin (without exercise):</w:t>
+            </w:r>
+            <w:r>
+              <w:t xml:space="preserve"> </w:t>
+            </w:r>
+            <m:oMath>
+              <m:r>
+                <m:t>0.25</m:t>
+              </m:r>
+              <m:r>
+                <m:rPr>
+                  <m:sty m:val="p"/>
+                </m:rPr>
+                <m:t>−</m:t>
+              </m:r>
+              <m:r>
+                <m:t>0.30</m:t>
+              </m:r>
+              <m:r>
+                <m:rPr>
+                  <m:sty m:val="p"/>
+                </m:rPr>
+                <m:t>=</m:t>
+              </m:r>
+              <m:r>
+                <m:rPr>
+                  <m:sty m:val="p"/>
+                </m:rPr>
+                <m:t>−</m:t>
+              </m:r>
+              <m:r>
+                <m:t>0.05</m:t>
+              </m:r>
+            </m:oMath>
           </w:p>
-        </w:tc>
-        <w:tc>
-          <w:tcPr/>
           <w:p>
             <w:pPr>
               <w:pStyle w:val="Compact"/>
+              <w:numPr>
+                <w:ilvl w:val="0"/>
+                <w:numId w:val="1006"/>
+              </w:numPr>
             </w:pPr>
             <w:r>
-              <w:t xml:space="preserve">Risk</w:t>
-            </w:r>
+              <w:t xml:space="preserve">Effect of exercise (without aspirin):</w:t>
+            </w:r>
+            <w:r>
+              <w:t xml:space="preserve"> </w:t>
+            </w:r>
+            <m:oMath>
+              <m:r>
+                <m:t>0.20</m:t>
+              </m:r>
+              <m:r>
+                <m:rPr>
+                  <m:sty m:val="p"/>
+                </m:rPr>
+                <m:t>−</m:t>
+              </m:r>
+              <m:r>
+                <m:t>0.30</m:t>
+              </m:r>
+              <m:r>
+                <m:rPr>
+                  <m:sty m:val="p"/>
+                </m:rPr>
+                <m:t>=</m:t>
+              </m:r>
+              <m:r>
+                <m:rPr>
+                  <m:sty m:val="p"/>
+                </m:rPr>
+                <m:t>−</m:t>
+              </m:r>
+              <m:r>
+                <m:t>0.10</m:t>
+              </m:r>
+            </m:oMath>
           </w:p>
-        </w:tc>
-      </w:tr>
-      <w:tr>
-        <w:tc>
-          <w:tcPr/>
           <w:p>
             <w:pPr>
               <w:pStyle w:val="Compact"/>
+              <w:numPr>
+                <w:ilvl w:val="0"/>
+                <w:numId w:val="1006"/>
+              </w:numPr>
             </w:pPr>
             <w:r>
-              <w:t xml:space="preserve">No aspirin, no exercise:</w:t>
+              <w:t xml:space="preserve">Sum of individual effects:</w:t>
             </w:r>
             <w:r>
               <w:t xml:space="preserve"> </w:t>
             </w:r>
             <m:oMath>
-              <m:r>
-                <m:t>E</m:t>
-              </m:r>
               <m:r>
                 <m:rPr>
                   <m:sty m:val="p"/>
                 </m:rPr>
-                <m:t>[</m:t>
-              </m:r>
-              <m:sSup>
-                <m:e>
-                  <m:r>
-                    <m:t>Y</m:t>
-                  </m:r>
-                </m:e>
-                <m:sup>
-                  <m:r>
-                    <m:t>a</m:t>
-                  </m:r>
-                  <m:r>
-                    <m:rPr>
-                      <m:sty m:val="p"/>
-                    </m:rPr>
-                    <m:t>=</m:t>
-                  </m:r>
-                  <m:r>
-                    <m:t>0</m:t>
-                  </m:r>
-                  <m:r>
-                    <m:rPr>
-                      <m:sty m:val="p"/>
-                    </m:rPr>
-                    <m:t>,</m:t>
-                  </m:r>
-                  <m:r>
-                    <m:t>e</m:t>
-                  </m:r>
-                  <m:r>
-                    <m:rPr>
-                      <m:sty m:val="p"/>
-                    </m:rPr>
-                    <m:t>=</m:t>
-                  </m:r>
-                  <m:r>
-                    <m:t>0</m:t>
-                  </m:r>
-                </m:sup>
-              </m:sSup>
+                <m:t>−</m:t>
+              </m:r>
+              <m:r>
+                <m:t>0.05</m:t>
+              </m:r>
               <m:r>
                 <m:rPr>
                   <m:sty m:val="p"/>
                 </m:rPr>
-                <m:t>]</m:t>
+                <m:t>+</m:t>
+              </m:r>
+              <m:r>
+                <m:rPr>
+                  <m:sty m:val="p"/>
+                </m:rPr>
+                <m:t>(</m:t>
+              </m:r>
+              <m:r>
+                <m:rPr>
+                  <m:sty m:val="p"/>
+                </m:rPr>
+                <m:t>−</m:t>
+              </m:r>
+              <m:r>
+                <m:t>0.10</m:t>
+              </m:r>
+              <m:r>
+                <m:rPr>
+                  <m:sty m:val="p"/>
+                </m:rPr>
+                <m:t>)</m:t>
+              </m:r>
+              <m:r>
+                <m:rPr>
+                  <m:sty m:val="p"/>
+                </m:rPr>
+                <m:t>=</m:t>
+              </m:r>
+              <m:r>
+                <m:rPr>
+                  <m:sty m:val="p"/>
+                </m:rPr>
+                <m:t>−</m:t>
+              </m:r>
+              <m:r>
+                <m:t>0.15</m:t>
               </m:r>
             </m:oMath>
           </w:p>
-        </w:tc>
-        <w:tc>
-          <w:tcPr/>
+          <w:p>
+            <w:pPr>
+              <w:pStyle w:val="FirstParagraph"/>
+            </w:pPr>
+            <w:r>
+              <w:rPr>
+                <w:b/>
+                <w:bCs/>
+              </w:rPr>
+              <w:t xml:space="preserve">Joint effect</w:t>
+            </w:r>
+            <w:r>
+              <w:t xml:space="preserve">:</w:t>
+            </w:r>
+          </w:p>
           <w:p>
             <w:pPr>
               <w:pStyle w:val="Compact"/>
+              <w:numPr>
+                <w:ilvl w:val="0"/>
+                <w:numId w:val="1007"/>
+              </w:numPr>
             </w:pPr>
-            <w:r>
-              <w:t xml:space="preserve">0.30</w:t>
-            </w:r>
+            <m:oMath>
+              <m:r>
+                <m:t>0.10</m:t>
+              </m:r>
+              <m:r>
+                <m:rPr>
+                  <m:sty m:val="p"/>
+                </m:rPr>
+                <m:t>−</m:t>
+              </m:r>
+              <m:r>
+                <m:t>0.30</m:t>
+              </m:r>
+              <m:r>
+                <m:rPr>
+                  <m:sty m:val="p"/>
+                </m:rPr>
+                <m:t>=</m:t>
+              </m:r>
+              <m:r>
+                <m:rPr>
+                  <m:sty m:val="p"/>
+                </m:rPr>
+                <m:t>−</m:t>
+              </m:r>
+              <m:r>
+                <m:t>0.20</m:t>
+              </m:r>
+            </m:oMath>
           </w:p>
-        </w:tc>
-      </w:tr>
-      <w:tr>
-        <w:tc>
-          <w:tcPr/>
+          <w:p>
+            <w:pPr>
+              <w:pStyle w:val="FirstParagraph"/>
+            </w:pPr>
+            <w:r>
+              <w:rPr>
+                <w:b/>
+                <w:bCs/>
+              </w:rPr>
+              <w:t xml:space="preserve">Interaction contrast</w:t>
+            </w:r>
+            <w:r>
+              <w:t xml:space="preserve">:</w:t>
+            </w:r>
+          </w:p>
           <w:p>
             <w:pPr>
               <w:pStyle w:val="Compact"/>
+              <w:numPr>
+                <w:ilvl w:val="0"/>
+                <w:numId w:val="1008"/>
+              </w:numPr>
             </w:pPr>
-            <w:r>
-              <w:t xml:space="preserve">Aspirin only:</w:t>
-            </w:r>
-            <w:r>
-              <w:t xml:space="preserve"> </w:t>
-            </w:r>
             <m:oMath>
               <m:r>
-                <m:t>E</m:t>
+                <m:rPr>
+                  <m:nor/>
+                  <m:sty m:val="p"/>
+                </m:rPr>
+                <m:t>IC</m:t>
               </m:r>
               <m:r>
                 <m:rPr>
                   <m:sty m:val="p"/>
                 </m:rPr>
-                <m:t>[</m:t>
-              </m:r>
-              <m:sSup>
-                <m:e>
-                  <m:r>
-                    <m:t>Y</m:t>
-                  </m:r>
-                </m:e>
-                <m:sup>
-                  <m:r>
-                    <m:t>a</m:t>
-                  </m:r>
-                  <m:r>
-                    <m:rPr>
-                      <m:sty m:val="p"/>
-                    </m:rPr>
-                    <m:t>=</m:t>
-                  </m:r>
-                  <m:r>
-                    <m:t>1</m:t>
-                  </m:r>
-                  <m:r>
-                    <m:rPr>
-                      <m:sty m:val="p"/>
-                    </m:rPr>
-                    <m:t>,</m:t>
-                  </m:r>
-                  <m:r>
-                    <m:t>e</m:t>
-                  </m:r>
-                  <m:r>
-                    <m:rPr>
-                      <m:sty m:val="p"/>
-                    </m:rPr>
-                    <m:t>=</m:t>
-                  </m:r>
-                  <m:r>
-                    <m:t>0</m:t>
-                  </m:r>
-                </m:sup>
-              </m:sSup>
+                <m:t>=</m:t>
+              </m:r>
               <m:r>
                 <m:rPr>
                   <m:sty m:val="p"/>
                 </m:rPr>
-                <m:t>]</m:t>
-              </m:r>
-            </m:oMath>
-          </w:p>
-        </w:tc>
-        <w:tc>
-          <w:tcPr/>
-          <w:p>
-            <w:pPr>
-              <w:pStyle w:val="Compact"/>
-            </w:pPr>
-            <w:r>
-              <w:t xml:space="preserve">0.25</w:t>
-            </w:r>
-          </w:p>
-        </w:tc>
-      </w:tr>
-      <w:tr>
-        <w:tc>
-          <w:tcPr/>
-          <w:p>
-            <w:pPr>
-              <w:pStyle w:val="Compact"/>
-            </w:pPr>
-            <w:r>
-              <w:t xml:space="preserve">Exercise only:</w:t>
-            </w:r>
-            <w:r>
-              <w:t xml:space="preserve"> </w:t>
-            </w:r>
-            <m:oMath>
-              <m:r>
-                <m:t>E</m:t>
+                <m:t>−</m:t>
+              </m:r>
+              <m:r>
+                <m:t>0.20</m:t>
               </m:r>
               <m:r>
                 <m:rPr>
                   <m:sty m:val="p"/>
                 </m:rPr>
-                <m:t>[</m:t>
-              </m:r>
-              <m:sSup>
-                <m:e>
-                  <m:r>
-                    <m:t>Y</m:t>
-                  </m:r>
-                </m:e>
-                <m:sup>
-                  <m:r>
-                    <m:t>a</m:t>
-                  </m:r>
-                  <m:r>
-                    <m:rPr>
-                      <m:sty m:val="p"/>
-                    </m:rPr>
-                    <m:t>=</m:t>
-                  </m:r>
-                  <m:r>
-                    <m:t>0</m:t>
-                  </m:r>
-                  <m:r>
-                    <m:rPr>
-                      <m:sty m:val="p"/>
-                    </m:rPr>
-                    <m:t>,</m:t>
-                  </m:r>
-                  <m:r>
-                    <m:t>e</m:t>
-                  </m:r>
-                  <m:r>
-                    <m:rPr>
-                      <m:sty m:val="p"/>
-                    </m:rPr>
-                    <m:t>=</m:t>
-                  </m:r>
-                  <m:r>
-                    <m:t>1</m:t>
-                  </m:r>
-                </m:sup>
-              </m:sSup>
+                <m:t>−</m:t>
+              </m:r>
               <m:r>
                 <m:rPr>
                   <m:sty m:val="p"/>
                 </m:rPr>
-                <m:t>]</m:t>
-              </m:r>
-            </m:oMath>
-          </w:p>
-        </w:tc>
-        <w:tc>
-          <w:tcPr/>
-          <w:p>
-            <w:pPr>
-              <w:pStyle w:val="Compact"/>
-            </w:pPr>
-            <w:r>
-              <w:t xml:space="preserve">0.20</w:t>
-            </w:r>
-          </w:p>
-        </w:tc>
-      </w:tr>
-      <w:tr>
-        <w:tc>
-          <w:tcPr/>
-          <w:p>
-            <w:pPr>
-              <w:pStyle w:val="Compact"/>
-            </w:pPr>
-            <w:r>
-              <w:t xml:space="preserve">Both aspirin and exercise:</w:t>
-            </w:r>
-            <w:r>
-              <w:t xml:space="preserve"> </w:t>
-            </w:r>
-            <m:oMath>
-              <m:r>
-                <m:t>E</m:t>
+                <m:t>(</m:t>
               </m:r>
               <m:r>
                 <m:rPr>
                   <m:sty m:val="p"/>
                 </m:rPr>
-                <m:t>[</m:t>
-              </m:r>
-              <m:sSup>
-                <m:e>
-                  <m:r>
-                    <m:t>Y</m:t>
-                  </m:r>
-                </m:e>
-                <m:sup>
-                  <m:r>
-                    <m:t>a</m:t>
-                  </m:r>
-                  <m:r>
-                    <m:rPr>
-                      <m:sty m:val="p"/>
-                    </m:rPr>
-                    <m:t>=</m:t>
-                  </m:r>
-                  <m:r>
-                    <m:t>1</m:t>
-                  </m:r>
-                  <m:r>
-                    <m:rPr>
-                      <m:sty m:val="p"/>
-                    </m:rPr>
-                    <m:t>,</m:t>
-                  </m:r>
-                  <m:r>
-                    <m:t>e</m:t>
-                  </m:r>
-                  <m:r>
-                    <m:rPr>
-                      <m:sty m:val="p"/>
-                    </m:rPr>
-                    <m:t>=</m:t>
-                  </m:r>
-                  <m:r>
-                    <m:t>1</m:t>
-                  </m:r>
-                </m:sup>
-              </m:sSup>
+                <m:t>−</m:t>
+              </m:r>
+              <m:r>
+                <m:t>0.15</m:t>
+              </m:r>
               <m:r>
                 <m:rPr>
                   <m:sty m:val="p"/>
                 </m:rPr>
-                <m:t>]</m:t>
+                <m:t>)</m:t>
+              </m:r>
+              <m:r>
+                <m:rPr>
+                  <m:sty m:val="p"/>
+                </m:rPr>
+                <m:t>=</m:t>
+              </m:r>
+              <m:r>
+                <m:rPr>
+                  <m:sty m:val="p"/>
+                </m:rPr>
+                <m:t>−</m:t>
+              </m:r>
+              <m:r>
+                <m:t>0.05</m:t>
               </m:r>
             </m:oMath>
           </w:p>
-        </w:tc>
-        <w:tc>
-          <w:tcPr/>
           <w:p>
             <w:pPr>
-              <w:pStyle w:val="Compact"/>
+              <w:pStyle w:val="FirstParagraph"/>
             </w:pPr>
             <w:r>
-              <w:t xml:space="preserve">0.10</w:t>
+              <w:t xml:space="preserve">There is</w:t>
+            </w:r>
+            <w:r>
+              <w:t xml:space="preserve"> </w:t>
+            </w:r>
+            <w:r>
+              <w:rPr>
+                <w:b/>
+                <w:bCs/>
+              </w:rPr>
+              <w:t xml:space="preserve">negative</w:t>
+            </w:r>
+            <w:r>
+              <w:t xml:space="preserve"> </w:t>
+            </w:r>
+            <w:r>
+              <w:t xml:space="preserve">additive interaction (antagonism is not the right word here; rather, the combined benefit exceeds the sum). Actually, let me recalculate:</w:t>
             </w:r>
           </w:p>
+          <w:p>
+            <w:pPr>
+              <w:pStyle w:val="BodyText"/>
+            </w:pPr>
+            <m:oMath>
+              <m:r>
+                <m:rPr>
+                  <m:nor/>
+                  <m:sty m:val="p"/>
+                </m:rPr>
+                <m:t>IC</m:t>
+              </m:r>
+              <m:r>
+                <m:rPr>
+                  <m:sty m:val="p"/>
+                </m:rPr>
+                <m:t>=</m:t>
+              </m:r>
+              <m:r>
+                <m:t>0.10</m:t>
+              </m:r>
+              <m:r>
+                <m:rPr>
+                  <m:sty m:val="p"/>
+                </m:rPr>
+                <m:t>−</m:t>
+              </m:r>
+              <m:r>
+                <m:t>0.25</m:t>
+              </m:r>
+              <m:r>
+                <m:rPr>
+                  <m:sty m:val="p"/>
+                </m:rPr>
+                <m:t>−</m:t>
+              </m:r>
+              <m:r>
+                <m:t>0.20</m:t>
+              </m:r>
+              <m:r>
+                <m:rPr>
+                  <m:sty m:val="p"/>
+                </m:rPr>
+                <m:t>+</m:t>
+              </m:r>
+              <m:r>
+                <m:t>0.30</m:t>
+              </m:r>
+              <m:r>
+                <m:rPr>
+                  <m:sty m:val="p"/>
+                </m:rPr>
+                <m:t>=</m:t>
+              </m:r>
+              <m:r>
+                <m:rPr>
+                  <m:sty m:val="p"/>
+                </m:rPr>
+                <m:t>−</m:t>
+              </m:r>
+              <m:r>
+                <m:t>0.05</m:t>
+              </m:r>
+            </m:oMath>
+          </w:p>
+          <w:p>
+            <w:pPr>
+              <w:pStyle w:val="BodyText"/>
+            </w:pPr>
+            <w:r>
+              <w:t xml:space="preserve">Since</w:t>
+            </w:r>
+            <w:r>
+              <w:t xml:space="preserve"> </w:t>
+            </w:r>
+            <m:oMath>
+              <m:r>
+                <m:rPr>
+                  <m:nor/>
+                  <m:sty m:val="p"/>
+                </m:rPr>
+                <m:t>IC</m:t>
+              </m:r>
+              <m:r>
+                <m:rPr>
+                  <m:sty m:val="p"/>
+                </m:rPr>
+                <m:t>&lt;</m:t>
+              </m:r>
+              <m:r>
+                <m:t>0</m:t>
+              </m:r>
+            </m:oMath>
+            <w:r>
+              <w:t xml:space="preserve">, there is negative interaction, but in this case both treatments are beneficial, and their combined effect (-0.20) is actually more beneficial than the sum of individual effects (-0.15). This is</w:t>
+            </w:r>
+            <w:r>
+              <w:t xml:space="preserve"> </w:t>
+            </w:r>
+            <w:r>
+              <w:rPr>
+                <w:b/>
+                <w:bCs/>
+              </w:rPr>
+              <w:t xml:space="preserve">synergism</w:t>
+            </w:r>
+            <w:r>
+              <w:t xml:space="preserve">: the combination is more effective than expected from adding individual effects.</w:t>
+            </w:r>
+          </w:p>
+          <w:bookmarkEnd w:id="12"/>
         </w:tc>
       </w:tr>
     </w:tbl>
-    <w:p>
-      <w:pPr>
-        <w:pStyle w:val="BodyText"/>
-      </w:pPr>
-      <w:r>
-        <w:rPr>
-          <w:b/>
-          <w:bCs/>
-        </w:rPr>
-        <w:t xml:space="preserve">Individual effects</w:t>
-      </w:r>
-      <w:r>
-        <w:t xml:space="preserve">:</w:t>
-      </w:r>
-    </w:p>
-    <w:p>
-      <w:pPr>
-        <w:pStyle w:val="Compact"/>
-        <w:numPr>
-          <w:ilvl w:val="0"/>
-          <w:numId w:val="1006"/>
-        </w:numPr>
-      </w:pPr>
-      <w:r>
-        <w:t xml:space="preserve">Effect of aspirin (without exercise):</w:t>
-      </w:r>
-      <w:r>
-        <w:t xml:space="preserve"> </w:t>
-      </w:r>
-      <m:oMath>
-        <m:r>
-          <m:t>0.25</m:t>
-        </m:r>
-        <m:r>
-          <m:rPr>
-            <m:sty m:val="p"/>
-          </m:rPr>
-          <m:t>−</m:t>
-        </m:r>
-        <m:r>
-          <m:t>0.30</m:t>
-        </m:r>
-        <m:r>
-          <m:rPr>
-            <m:sty m:val="p"/>
-          </m:rPr>
-          <m:t>=</m:t>
-        </m:r>
-        <m:r>
-          <m:rPr>
-            <m:sty m:val="p"/>
-          </m:rPr>
-          <m:t>−</m:t>
-        </m:r>
-        <m:r>
-          <m:t>0.05</m:t>
-        </m:r>
-      </m:oMath>
-    </w:p>
-    <w:p>
-      <w:pPr>
-        <w:pStyle w:val="Compact"/>
-        <w:numPr>
-          <w:ilvl w:val="0"/>
-          <w:numId w:val="1006"/>
-        </w:numPr>
-      </w:pPr>
-      <w:r>
-        <w:t xml:space="preserve">Effect of exercise (without aspirin):</w:t>
-      </w:r>
-      <w:r>
-        <w:t xml:space="preserve"> </w:t>
-      </w:r>
-      <m:oMath>
-        <m:r>
-          <m:t>0.20</m:t>
-        </m:r>
-        <m:r>
-          <m:rPr>
-            <m:sty m:val="p"/>
-          </m:rPr>
-          <m:t>−</m:t>
-        </m:r>
-        <m:r>
-          <m:t>0.30</m:t>
-        </m:r>
-        <m:r>
-          <m:rPr>
-            <m:sty m:val="p"/>
-          </m:rPr>
-          <m:t>=</m:t>
-        </m:r>
-        <m:r>
-          <m:rPr>
-            <m:sty m:val="p"/>
-          </m:rPr>
-          <m:t>−</m:t>
-        </m:r>
-        <m:r>
-          <m:t>0.10</m:t>
-        </m:r>
-      </m:oMath>
-    </w:p>
-    <w:p>
-      <w:pPr>
-        <w:pStyle w:val="Compact"/>
-        <w:numPr>
-          <w:ilvl w:val="0"/>
-          <w:numId w:val="1006"/>
-        </w:numPr>
-      </w:pPr>
-      <w:r>
-        <w:t xml:space="preserve">Sum of individual effects:</w:t>
-      </w:r>
-      <w:r>
-        <w:t xml:space="preserve"> </w:t>
-      </w:r>
-      <m:oMath>
-        <m:r>
-          <m:rPr>
-            <m:sty m:val="p"/>
-          </m:rPr>
-          <m:t>−</m:t>
-        </m:r>
-        <m:r>
-          <m:t>0.05</m:t>
-        </m:r>
-        <m:r>
-          <m:rPr>
-            <m:sty m:val="p"/>
-          </m:rPr>
-          <m:t>+</m:t>
-        </m:r>
-        <m:r>
-          <m:rPr>
-            <m:sty m:val="p"/>
-          </m:rPr>
-          <m:t>(</m:t>
-        </m:r>
-        <m:r>
-          <m:rPr>
-            <m:sty m:val="p"/>
-          </m:rPr>
-          <m:t>−</m:t>
-        </m:r>
-        <m:r>
-          <m:t>0.10</m:t>
-        </m:r>
-        <m:r>
-          <m:rPr>
-            <m:sty m:val="p"/>
-          </m:rPr>
-          <m:t>)</m:t>
-        </m:r>
-        <m:r>
-          <m:rPr>
-            <m:sty m:val="p"/>
-          </m:rPr>
-          <m:t>=</m:t>
-        </m:r>
-        <m:r>
-          <m:rPr>
-            <m:sty m:val="p"/>
-          </m:rPr>
-          <m:t>−</m:t>
-        </m:r>
-        <m:r>
-          <m:t>0.15</m:t>
-        </m:r>
-      </m:oMath>
-    </w:p>
-    <w:p>
-      <w:pPr>
-        <w:pStyle w:val="FirstParagraph"/>
-      </w:pPr>
-      <w:r>
-        <w:rPr>
-          <w:b/>
-          <w:bCs/>
-        </w:rPr>
-        <w:t xml:space="preserve">Joint effect</w:t>
-      </w:r>
-      <w:r>
-        <w:t xml:space="preserve">:</w:t>
-      </w:r>
-    </w:p>
-    <w:p>
-      <w:pPr>
-        <w:pStyle w:val="Compact"/>
-        <w:numPr>
-          <w:ilvl w:val="0"/>
-          <w:numId w:val="1007"/>
-        </w:numPr>
-      </w:pPr>
-      <m:oMath>
-        <m:r>
-          <m:t>0.10</m:t>
-        </m:r>
-        <m:r>
-          <m:rPr>
-            <m:sty m:val="p"/>
-          </m:rPr>
-          <m:t>−</m:t>
-        </m:r>
-        <m:r>
-          <m:t>0.30</m:t>
-        </m:r>
-        <m:r>
-          <m:rPr>
-            <m:sty m:val="p"/>
-          </m:rPr>
-          <m:t>=</m:t>
-        </m:r>
-        <m:r>
-          <m:rPr>
-            <m:sty m:val="p"/>
-          </m:rPr>
-          <m:t>−</m:t>
-        </m:r>
-        <m:r>
-          <m:t>0.20</m:t>
-        </m:r>
-      </m:oMath>
-    </w:p>
-    <w:p>
-      <w:pPr>
-        <w:pStyle w:val="FirstParagraph"/>
-      </w:pPr>
-      <w:r>
-        <w:rPr>
-          <w:b/>
-          <w:bCs/>
-        </w:rPr>
-        <w:t xml:space="preserve">Interaction contrast</w:t>
-      </w:r>
-      <w:r>
-        <w:t xml:space="preserve">:</w:t>
-      </w:r>
-    </w:p>
-    <w:p>
-      <w:pPr>
-        <w:pStyle w:val="Compact"/>
-        <w:numPr>
-          <w:ilvl w:val="0"/>
-          <w:numId w:val="1008"/>
-        </w:numPr>
-      </w:pPr>
-      <m:oMath>
-        <m:r>
-          <m:rPr>
-            <m:nor/>
-            <m:sty m:val="p"/>
-          </m:rPr>
-          <m:t>IC</m:t>
-        </m:r>
-        <m:r>
-          <m:rPr>
-            <m:sty m:val="p"/>
-          </m:rPr>
-          <m:t>=</m:t>
-        </m:r>
-        <m:r>
-          <m:rPr>
-            <m:sty m:val="p"/>
-          </m:rPr>
-          <m:t>−</m:t>
-        </m:r>
-        <m:r>
-          <m:t>0.20</m:t>
-        </m:r>
-        <m:r>
-          <m:rPr>
-            <m:sty m:val="p"/>
-          </m:rPr>
-          <m:t>−</m:t>
-        </m:r>
-        <m:r>
-          <m:rPr>
-            <m:sty m:val="p"/>
-          </m:rPr>
-          <m:t>(</m:t>
-        </m:r>
-        <m:r>
-          <m:rPr>
-            <m:sty m:val="p"/>
-          </m:rPr>
-          <m:t>−</m:t>
-        </m:r>
-        <m:r>
-          <m:t>0.15</m:t>
-        </m:r>
-        <m:r>
-          <m:rPr>
-            <m:sty m:val="p"/>
-          </m:rPr>
-          <m:t>)</m:t>
-        </m:r>
-        <m:r>
-          <m:rPr>
-            <m:sty m:val="p"/>
-          </m:rPr>
-          <m:t>=</m:t>
-        </m:r>
-        <m:r>
-          <m:rPr>
-            <m:sty m:val="p"/>
-          </m:rPr>
-          <m:t>−</m:t>
-        </m:r>
-        <m:r>
-          <m:t>0.05</m:t>
-        </m:r>
-      </m:oMath>
-    </w:p>
-    <w:p>
-      <w:pPr>
-        <w:pStyle w:val="FirstParagraph"/>
-      </w:pPr>
-      <w:r>
-        <w:t xml:space="preserve">There is</w:t>
-      </w:r>
-      <w:r>
-        <w:t xml:space="preserve"> </w:t>
-      </w:r>
-      <w:r>
-        <w:rPr>
-          <w:b/>
-          <w:bCs/>
-        </w:rPr>
-        <w:t xml:space="preserve">negative</w:t>
-      </w:r>
-      <w:r>
-        <w:t xml:space="preserve"> </w:t>
-      </w:r>
-      <w:r>
-        <w:t xml:space="preserve">additive interaction (antagonism is not the right word here; rather, the combined benefit exceeds the sum). Actually, let me recalculate:</w:t>
-      </w:r>
-    </w:p>
-    <w:p>
-      <w:pPr>
-        <w:pStyle w:val="BodyText"/>
-      </w:pPr>
-      <m:oMath>
-        <m:r>
-          <m:rPr>
-            <m:nor/>
-            <m:sty m:val="p"/>
-          </m:rPr>
-          <m:t>IC</m:t>
-        </m:r>
-        <m:r>
-          <m:rPr>
-            <m:sty m:val="p"/>
-          </m:rPr>
-          <m:t>=</m:t>
-        </m:r>
-        <m:r>
-          <m:t>0.10</m:t>
-        </m:r>
-        <m:r>
-          <m:rPr>
-            <m:sty m:val="p"/>
-          </m:rPr>
-          <m:t>−</m:t>
-        </m:r>
-        <m:r>
-          <m:t>0.25</m:t>
-        </m:r>
-        <m:r>
-          <m:rPr>
-            <m:sty m:val="p"/>
-          </m:rPr>
-          <m:t>−</m:t>
-        </m:r>
-        <m:r>
-          <m:t>0.20</m:t>
-        </m:r>
-        <m:r>
-          <m:rPr>
-            <m:sty m:val="p"/>
-          </m:rPr>
-          <m:t>+</m:t>
-        </m:r>
-        <m:r>
-          <m:t>0.30</m:t>
-        </m:r>
-        <m:r>
-          <m:rPr>
-            <m:sty m:val="p"/>
-          </m:rPr>
-          <m:t>=</m:t>
-        </m:r>
-        <m:r>
-          <m:rPr>
-            <m:sty m:val="p"/>
-          </m:rPr>
-          <m:t>−</m:t>
-        </m:r>
-        <m:r>
-          <m:t>0.05</m:t>
-        </m:r>
-      </m:oMath>
-    </w:p>
-    <w:p>
-      <w:pPr>
-        <w:pStyle w:val="BodyText"/>
-      </w:pPr>
-      <w:r>
-        <w:t xml:space="preserve">Since</w:t>
-      </w:r>
-      <w:r>
-        <w:t xml:space="preserve"> </w:t>
-      </w:r>
-      <m:oMath>
-        <m:r>
-          <m:rPr>
-            <m:nor/>
-            <m:sty m:val="p"/>
-          </m:rPr>
-          <m:t>IC</m:t>
-        </m:r>
-        <m:r>
-          <m:rPr>
-            <m:sty m:val="p"/>
-          </m:rPr>
-          <m:t>&lt;</m:t>
-        </m:r>
-        <m:r>
-          <m:t>0</m:t>
-        </m:r>
-      </m:oMath>
-      <w:r>
-        <w:t xml:space="preserve">, there is negative interaction, but in this case both treatments are beneficial, and their combined effect (-0.20) is actually more beneficial than the sum of individual effects (-0.15). This is</w:t>
-      </w:r>
-      <w:r>
-        <w:t xml:space="preserve"> </w:t>
-      </w:r>
-      <w:r>
-        <w:rPr>
-          <w:b/>
-          <w:bCs/>
-        </w:rPr>
-        <w:t xml:space="preserve">synergism</w:t>
-      </w:r>
-      <w:r>
-        <w:t xml:space="preserve">: the combination is more effective than expected from adding individual effects.</w:t>
-      </w:r>
-    </w:p>
-    <w:bookmarkEnd w:id="12"/>
     <w:p>
       <w:pPr>
         <w:pStyle w:val="BodyText"/>
@@ -5273,546 +5347,583 @@
         <w:t xml:space="preserve">Interaction on the additive scale corresponds to certain response types being more or less common than others.</w:t>
       </w:r>
     </w:p>
-    <w:bookmarkStart w:id="19" w:name="exm-response-types"/>
-    <w:p>
-      <w:pPr>
-        <w:pStyle w:val="BodyText"/>
-      </w:pPr>
-      <w:r>
-        <w:rPr>
-          <w:b/>
-          <w:bCs/>
-        </w:rPr>
-        <w:t xml:space="preserve">Example 2 (Response Types Example)</w:t>
-      </w:r>
-      <w:r>
-        <w:t xml:space="preserve"> </w:t>
-      </w:r>
-      <w:r>
-        <w:t xml:space="preserve">Suppose we have:</w:t>
-      </w:r>
-    </w:p>
-    <w:p>
-      <w:pPr>
-        <w:pStyle w:val="Compact"/>
-        <w:numPr>
-          <w:ilvl w:val="0"/>
-          <w:numId w:val="1016"/>
-        </w:numPr>
-      </w:pPr>
-      <w:r>
-        <w:t xml:space="preserve">30% of population: Prevented only by</w:t>
-      </w:r>
-      <w:r>
-        <w:t xml:space="preserve"> </w:t>
-      </w:r>
-      <m:oMath>
-        <m:r>
-          <m:t>A</m:t>
-        </m:r>
-      </m:oMath>
-    </w:p>
-    <w:p>
-      <w:pPr>
-        <w:pStyle w:val="Compact"/>
-        <w:numPr>
-          <w:ilvl w:val="0"/>
-          <w:numId w:val="1016"/>
-        </w:numPr>
-      </w:pPr>
-      <w:r>
-        <w:t xml:space="preserve">20% of population: Prevented only by</w:t>
-      </w:r>
-      <w:r>
-        <w:t xml:space="preserve"> </w:t>
-      </w:r>
-      <m:oMath>
-        <m:r>
-          <m:t>E</m:t>
-        </m:r>
-      </m:oMath>
-    </w:p>
-    <w:p>
-      <w:pPr>
-        <w:pStyle w:val="Compact"/>
-        <w:numPr>
-          <w:ilvl w:val="0"/>
-          <w:numId w:val="1016"/>
-        </w:numPr>
-      </w:pPr>
-      <w:r>
-        <w:t xml:space="preserve">10% of population: Prevented only by both</w:t>
-      </w:r>
-      <w:r>
-        <w:t xml:space="preserve"> </w:t>
-      </w:r>
-      <m:oMath>
-        <m:r>
-          <m:t>A</m:t>
-        </m:r>
-      </m:oMath>
-      <w:r>
-        <w:t xml:space="preserve"> </w:t>
-      </w:r>
-      <w:r>
-        <w:t xml:space="preserve">and</w:t>
-      </w:r>
-      <w:r>
-        <w:t xml:space="preserve"> </w:t>
-      </w:r>
-      <m:oMath>
-        <m:r>
-          <m:t>E</m:t>
-        </m:r>
-      </m:oMath>
-      <w:r>
-        <w:t xml:space="preserve"> </w:t>
-      </w:r>
-      <w:r>
-        <w:t xml:space="preserve">together</w:t>
-      </w:r>
-    </w:p>
-    <w:p>
-      <w:pPr>
-        <w:pStyle w:val="Compact"/>
-        <w:numPr>
-          <w:ilvl w:val="0"/>
-          <w:numId w:val="1016"/>
-        </w:numPr>
-      </w:pPr>
-      <w:r>
-        <w:t xml:space="preserve">40% of population: Immune (never get disease)</w:t>
-      </w:r>
-    </w:p>
-    <w:p>
-      <w:pPr>
-        <w:pStyle w:val="FirstParagraph"/>
-      </w:pPr>
-      <w:r>
-        <w:t xml:space="preserve">Then:</w:t>
-      </w:r>
-    </w:p>
-    <w:p>
-      <w:pPr>
-        <w:pStyle w:val="Compact"/>
-        <w:numPr>
-          <w:ilvl w:val="0"/>
-          <w:numId w:val="1017"/>
-        </w:numPr>
-      </w:pPr>
-      <m:oMath>
-        <m:r>
-          <m:t>E</m:t>
-        </m:r>
-        <m:r>
-          <m:rPr>
-            <m:sty m:val="p"/>
-          </m:rPr>
-          <m:t>[</m:t>
-        </m:r>
-        <m:sSup>
-          <m:e>
-            <m:r>
-              <m:t>Y</m:t>
-            </m:r>
-          </m:e>
-          <m:sup>
-            <m:r>
-              <m:t>0</m:t>
-            </m:r>
-            <m:r>
-              <m:rPr>
-                <m:sty m:val="p"/>
-              </m:rPr>
-              <m:t>,</m:t>
-            </m:r>
-            <m:r>
-              <m:t>0</m:t>
-            </m:r>
-          </m:sup>
-        </m:sSup>
-        <m:r>
-          <m:rPr>
-            <m:sty m:val="p"/>
-          </m:rPr>
-          <m:t>]</m:t>
-        </m:r>
-        <m:r>
-          <m:rPr>
-            <m:sty m:val="p"/>
-          </m:rPr>
-          <m:t>=</m:t>
-        </m:r>
-        <m:r>
-          <m:t>0.30</m:t>
-        </m:r>
-        <m:r>
-          <m:rPr>
-            <m:sty m:val="p"/>
-          </m:rPr>
-          <m:t>+</m:t>
-        </m:r>
-        <m:r>
-          <m:t>0.20</m:t>
-        </m:r>
-        <m:r>
-          <m:rPr>
-            <m:sty m:val="p"/>
-          </m:rPr>
-          <m:t>+</m:t>
-        </m:r>
-        <m:r>
-          <m:t>0.10</m:t>
-        </m:r>
-        <m:r>
-          <m:rPr>
-            <m:sty m:val="p"/>
-          </m:rPr>
-          <m:t>=</m:t>
-        </m:r>
-        <m:r>
-          <m:t>0.60</m:t>
-        </m:r>
-      </m:oMath>
-    </w:p>
-    <w:p>
-      <w:pPr>
-        <w:pStyle w:val="Compact"/>
-        <w:numPr>
-          <w:ilvl w:val="0"/>
-          <w:numId w:val="1017"/>
-        </w:numPr>
-      </w:pPr>
-      <m:oMath>
-        <m:r>
-          <m:t>E</m:t>
-        </m:r>
-        <m:r>
-          <m:rPr>
-            <m:sty m:val="p"/>
-          </m:rPr>
-          <m:t>[</m:t>
-        </m:r>
-        <m:sSup>
-          <m:e>
-            <m:r>
-              <m:t>Y</m:t>
-            </m:r>
-          </m:e>
-          <m:sup>
-            <m:r>
-              <m:t>1</m:t>
-            </m:r>
-            <m:r>
-              <m:rPr>
-                <m:sty m:val="p"/>
-              </m:rPr>
-              <m:t>,</m:t>
-            </m:r>
-            <m:r>
-              <m:t>0</m:t>
-            </m:r>
-          </m:sup>
-        </m:sSup>
-        <m:r>
-          <m:rPr>
-            <m:sty m:val="p"/>
-          </m:rPr>
-          <m:t>]</m:t>
-        </m:r>
-        <m:r>
-          <m:rPr>
-            <m:sty m:val="p"/>
-          </m:rPr>
-          <m:t>=</m:t>
-        </m:r>
-        <m:r>
-          <m:t>0.20</m:t>
-        </m:r>
-        <m:r>
-          <m:rPr>
-            <m:sty m:val="p"/>
-          </m:rPr>
-          <m:t>+</m:t>
-        </m:r>
-        <m:r>
-          <m:t>0.10</m:t>
-        </m:r>
-        <m:r>
-          <m:rPr>
-            <m:sty m:val="p"/>
-          </m:rPr>
-          <m:t>=</m:t>
-        </m:r>
-        <m:r>
-          <m:t>0.30</m:t>
-        </m:r>
-      </m:oMath>
-      <w:r>
-        <w:t xml:space="preserve"> </w:t>
-      </w:r>
-      <w:r>
-        <w:t xml:space="preserve">(the 30% prevented by</w:t>
-      </w:r>
-      <w:r>
-        <w:t xml:space="preserve"> </w:t>
-      </w:r>
-      <m:oMath>
-        <m:r>
-          <m:t>A</m:t>
-        </m:r>
-      </m:oMath>
-      <w:r>
-        <w:t xml:space="preserve"> </w:t>
-      </w:r>
-      <w:r>
-        <w:t xml:space="preserve">no longer get disease)</w:t>
-      </w:r>
-    </w:p>
-    <w:p>
-      <w:pPr>
-        <w:pStyle w:val="Compact"/>
-        <w:numPr>
-          <w:ilvl w:val="0"/>
-          <w:numId w:val="1017"/>
-        </w:numPr>
-      </w:pPr>
-      <m:oMath>
-        <m:r>
-          <m:t>E</m:t>
-        </m:r>
-        <m:r>
-          <m:rPr>
-            <m:sty m:val="p"/>
-          </m:rPr>
-          <m:t>[</m:t>
-        </m:r>
-        <m:sSup>
-          <m:e>
-            <m:r>
-              <m:t>Y</m:t>
-            </m:r>
-          </m:e>
-          <m:sup>
-            <m:r>
-              <m:t>0</m:t>
-            </m:r>
-            <m:r>
-              <m:rPr>
-                <m:sty m:val="p"/>
-              </m:rPr>
-              <m:t>,</m:t>
-            </m:r>
-            <m:r>
-              <m:t>1</m:t>
-            </m:r>
-          </m:sup>
-        </m:sSup>
-        <m:r>
-          <m:rPr>
-            <m:sty m:val="p"/>
-          </m:rPr>
-          <m:t>]</m:t>
-        </m:r>
-        <m:r>
-          <m:rPr>
-            <m:sty m:val="p"/>
-          </m:rPr>
-          <m:t>=</m:t>
-        </m:r>
-        <m:r>
-          <m:t>0.30</m:t>
-        </m:r>
-        <m:r>
-          <m:rPr>
-            <m:sty m:val="p"/>
-          </m:rPr>
-          <m:t>+</m:t>
-        </m:r>
-        <m:r>
-          <m:t>0.10</m:t>
-        </m:r>
-        <m:r>
-          <m:rPr>
-            <m:sty m:val="p"/>
-          </m:rPr>
-          <m:t>=</m:t>
-        </m:r>
-        <m:r>
-          <m:t>0.40</m:t>
-        </m:r>
-      </m:oMath>
-      <w:r>
-        <w:t xml:space="preserve"> </w:t>
-      </w:r>
-      <w:r>
-        <w:t xml:space="preserve">(the 20% prevented by</w:t>
-      </w:r>
-      <w:r>
-        <w:t xml:space="preserve"> </w:t>
-      </w:r>
-      <m:oMath>
-        <m:r>
-          <m:t>E</m:t>
-        </m:r>
-      </m:oMath>
-      <w:r>
-        <w:t xml:space="preserve"> </w:t>
-      </w:r>
-      <w:r>
-        <w:t xml:space="preserve">no longer get disease)</w:t>
-      </w:r>
-    </w:p>
-    <w:p>
-      <w:pPr>
-        <w:pStyle w:val="Compact"/>
-        <w:numPr>
-          <w:ilvl w:val="0"/>
-          <w:numId w:val="1017"/>
-        </w:numPr>
-      </w:pPr>
-      <m:oMath>
-        <m:r>
-          <m:t>E</m:t>
-        </m:r>
-        <m:r>
-          <m:rPr>
-            <m:sty m:val="p"/>
-          </m:rPr>
-          <m:t>[</m:t>
-        </m:r>
-        <m:sSup>
-          <m:e>
-            <m:r>
-              <m:t>Y</m:t>
-            </m:r>
-          </m:e>
-          <m:sup>
-            <m:r>
-              <m:t>1</m:t>
-            </m:r>
-            <m:r>
-              <m:rPr>
-                <m:sty m:val="p"/>
-              </m:rPr>
-              <m:t>,</m:t>
-            </m:r>
-            <m:r>
-              <m:t>1</m:t>
-            </m:r>
-          </m:sup>
-        </m:sSup>
-        <m:r>
-          <m:rPr>
-            <m:sty m:val="p"/>
-          </m:rPr>
-          <m:t>]</m:t>
-        </m:r>
-        <m:r>
-          <m:rPr>
-            <m:sty m:val="p"/>
-          </m:rPr>
-          <m:t>=</m:t>
-        </m:r>
-        <m:r>
-          <m:t>0.10</m:t>
-        </m:r>
-      </m:oMath>
-      <w:r>
-        <w:t xml:space="preserve"> </w:t>
-      </w:r>
-      <w:r>
-        <w:t xml:space="preserve">(only the synergistic group still gets disease)</w:t>
-      </w:r>
-    </w:p>
-    <w:p>
-      <w:pPr>
-        <w:pStyle w:val="FirstParagraph"/>
-      </w:pPr>
-      <w:r>
-        <w:rPr>
-          <w:b/>
-          <w:bCs/>
-        </w:rPr>
-        <w:t xml:space="preserve">Interaction contrast</w:t>
-      </w:r>
-      <w:r>
-        <w:t xml:space="preserve">:</w:t>
-      </w:r>
-    </w:p>
-    <w:p>
-      <w:pPr>
-        <w:pStyle w:val="BodyText"/>
-      </w:pPr>
-      <m:oMathPara>
-        <m:oMathParaPr>
-          <m:jc m:val="center"/>
-        </m:oMathParaPr>
-        <m:oMath>
-          <m:r>
-            <m:rPr>
-              <m:nor/>
-              <m:sty m:val="p"/>
-            </m:rPr>
-            <m:t>IC</m:t>
-          </m:r>
-          <m:r>
-            <m:rPr>
-              <m:sty m:val="p"/>
-            </m:rPr>
-            <m:t>=</m:t>
-          </m:r>
-          <m:r>
-            <m:t>0.10</m:t>
-          </m:r>
-          <m:r>
-            <m:rPr>
-              <m:sty m:val="p"/>
-            </m:rPr>
-            <m:t>−</m:t>
-          </m:r>
-          <m:r>
-            <m:t>0.30</m:t>
-          </m:r>
-          <m:r>
-            <m:rPr>
-              <m:sty m:val="p"/>
-            </m:rPr>
-            <m:t>−</m:t>
-          </m:r>
-          <m:r>
-            <m:t>0.40</m:t>
-          </m:r>
-          <m:r>
-            <m:rPr>
-              <m:sty m:val="p"/>
-            </m:rPr>
-            <m:t>+</m:t>
-          </m:r>
-          <m:r>
-            <m:t>0.60</m:t>
-          </m:r>
-          <m:r>
-            <m:rPr>
-              <m:sty m:val="p"/>
-            </m:rPr>
-            <m:t>=</m:t>
-          </m:r>
-          <m:r>
-            <m:t>0</m:t>
-          </m:r>
-        </m:oMath>
-      </m:oMathPara>
-    </w:p>
-    <w:p>
-      <w:pPr>
-        <w:pStyle w:val="FirstParagraph"/>
-      </w:pPr>
-      <w:r>
-        <w:t xml:space="preserve">Despite the synergistic response type existing, there is no interaction on the additive scale because the effects balance out.</w:t>
-      </w:r>
-    </w:p>
-    <w:bookmarkEnd w:id="19"/>
+    <w:tbl>
+      <w:tblPr>
+        <w:tblStyle w:val="Table"/>
+        <w:tblInd w:w="164" w:type="dxa"/>
+        <w:tblBorders>
+          <w:left w:val="single" w:sz="24" w:space="0" w:color="909090"/>
+        </w:tblBorders>
+        <w:tblCellMar>
+          <w:left w:w="0" w:type="dxa"/>
+          <w:right w:w="0" w:type="dxa"/>
+        </w:tblCellMar>
+        <w:tblLook w:firstRow="0" w:lastRow="0" w:firstColumn="0" w:lastColumn="0" w:noHBand="0" w:noVBand="0" w:val="0000"/>
+      </w:tblPr>
+      <w:tblGrid>
+        <w:gridCol w:w="7920"/>
+      </w:tblGrid>
+      <w:tr>
+        <w:trPr>
+          <w:cantSplit/>
+        </w:trPr>
+        <w:tc>
+          <w:tcPr>
+            <w:tcMar>
+              <w:left w:w="144" w:type="dxa"/>
+            </w:tcMar>
+          </w:tcPr>
+          <w:p>
+            <w:pPr>
+              <w:pStyle w:val="BodyText"/>
+            </w:pPr>
+            <w:pPr>
+              <w:spacing w:before="16" w:after="64"/>
+            </w:pPr>
+          </w:p>
+          <w:bookmarkStart w:id="19" w:name="exm-response-types"/>
+          <w:p>
+            <w:pPr>
+              <w:pStyle w:val="BodyText"/>
+            </w:pPr>
+            <w:r>
+              <w:rPr>
+                <w:b/>
+                <w:bCs/>
+              </w:rPr>
+              <w:t xml:space="preserve">Example 2 (Response Types Example)</w:t>
+            </w:r>
+            <w:r>
+              <w:t xml:space="preserve"> </w:t>
+            </w:r>
+            <w:r>
+              <w:t xml:space="preserve">Suppose we have:</w:t>
+            </w:r>
+          </w:p>
+          <w:p>
+            <w:pPr>
+              <w:pStyle w:val="Compact"/>
+              <w:numPr>
+                <w:ilvl w:val="0"/>
+                <w:numId w:val="1016"/>
+              </w:numPr>
+            </w:pPr>
+            <w:r>
+              <w:t xml:space="preserve">30% of population: Prevented only by</w:t>
+            </w:r>
+            <w:r>
+              <w:t xml:space="preserve"> </w:t>
+            </w:r>
+            <m:oMath>
+              <m:r>
+                <m:t>A</m:t>
+              </m:r>
+            </m:oMath>
+          </w:p>
+          <w:p>
+            <w:pPr>
+              <w:pStyle w:val="Compact"/>
+              <w:numPr>
+                <w:ilvl w:val="0"/>
+                <w:numId w:val="1016"/>
+              </w:numPr>
+            </w:pPr>
+            <w:r>
+              <w:t xml:space="preserve">20% of population: Prevented only by</w:t>
+            </w:r>
+            <w:r>
+              <w:t xml:space="preserve"> </w:t>
+            </w:r>
+            <m:oMath>
+              <m:r>
+                <m:t>E</m:t>
+              </m:r>
+            </m:oMath>
+          </w:p>
+          <w:p>
+            <w:pPr>
+              <w:pStyle w:val="Compact"/>
+              <w:numPr>
+                <w:ilvl w:val="0"/>
+                <w:numId w:val="1016"/>
+              </w:numPr>
+            </w:pPr>
+            <w:r>
+              <w:t xml:space="preserve">10% of population: Prevented only by both</w:t>
+            </w:r>
+            <w:r>
+              <w:t xml:space="preserve"> </w:t>
+            </w:r>
+            <m:oMath>
+              <m:r>
+                <m:t>A</m:t>
+              </m:r>
+            </m:oMath>
+            <w:r>
+              <w:t xml:space="preserve"> </w:t>
+            </w:r>
+            <w:r>
+              <w:t xml:space="preserve">and</w:t>
+            </w:r>
+            <w:r>
+              <w:t xml:space="preserve"> </w:t>
+            </w:r>
+            <m:oMath>
+              <m:r>
+                <m:t>E</m:t>
+              </m:r>
+            </m:oMath>
+            <w:r>
+              <w:t xml:space="preserve"> </w:t>
+            </w:r>
+            <w:r>
+              <w:t xml:space="preserve">together</w:t>
+            </w:r>
+          </w:p>
+          <w:p>
+            <w:pPr>
+              <w:pStyle w:val="Compact"/>
+              <w:numPr>
+                <w:ilvl w:val="0"/>
+                <w:numId w:val="1016"/>
+              </w:numPr>
+            </w:pPr>
+            <w:r>
+              <w:t xml:space="preserve">40% of population: Immune (never get disease)</w:t>
+            </w:r>
+          </w:p>
+          <w:p>
+            <w:pPr>
+              <w:pStyle w:val="FirstParagraph"/>
+            </w:pPr>
+            <w:r>
+              <w:t xml:space="preserve">Then:</w:t>
+            </w:r>
+          </w:p>
+          <w:p>
+            <w:pPr>
+              <w:pStyle w:val="Compact"/>
+              <w:numPr>
+                <w:ilvl w:val="0"/>
+                <w:numId w:val="1017"/>
+              </w:numPr>
+            </w:pPr>
+            <m:oMath>
+              <m:r>
+                <m:t>E</m:t>
+              </m:r>
+              <m:r>
+                <m:rPr>
+                  <m:sty m:val="p"/>
+                </m:rPr>
+                <m:t>[</m:t>
+              </m:r>
+              <m:sSup>
+                <m:e>
+                  <m:r>
+                    <m:t>Y</m:t>
+                  </m:r>
+                </m:e>
+                <m:sup>
+                  <m:r>
+                    <m:t>0</m:t>
+                  </m:r>
+                  <m:r>
+                    <m:rPr>
+                      <m:sty m:val="p"/>
+                    </m:rPr>
+                    <m:t>,</m:t>
+                  </m:r>
+                  <m:r>
+                    <m:t>0</m:t>
+                  </m:r>
+                </m:sup>
+              </m:sSup>
+              <m:r>
+                <m:rPr>
+                  <m:sty m:val="p"/>
+                </m:rPr>
+                <m:t>]</m:t>
+              </m:r>
+              <m:r>
+                <m:rPr>
+                  <m:sty m:val="p"/>
+                </m:rPr>
+                <m:t>=</m:t>
+              </m:r>
+              <m:r>
+                <m:t>0.30</m:t>
+              </m:r>
+              <m:r>
+                <m:rPr>
+                  <m:sty m:val="p"/>
+                </m:rPr>
+                <m:t>+</m:t>
+              </m:r>
+              <m:r>
+                <m:t>0.20</m:t>
+              </m:r>
+              <m:r>
+                <m:rPr>
+                  <m:sty m:val="p"/>
+                </m:rPr>
+                <m:t>+</m:t>
+              </m:r>
+              <m:r>
+                <m:t>0.10</m:t>
+              </m:r>
+              <m:r>
+                <m:rPr>
+                  <m:sty m:val="p"/>
+                </m:rPr>
+                <m:t>=</m:t>
+              </m:r>
+              <m:r>
+                <m:t>0.60</m:t>
+              </m:r>
+            </m:oMath>
+          </w:p>
+          <w:p>
+            <w:pPr>
+              <w:pStyle w:val="Compact"/>
+              <w:numPr>
+                <w:ilvl w:val="0"/>
+                <w:numId w:val="1017"/>
+              </w:numPr>
+            </w:pPr>
+            <m:oMath>
+              <m:r>
+                <m:t>E</m:t>
+              </m:r>
+              <m:r>
+                <m:rPr>
+                  <m:sty m:val="p"/>
+                </m:rPr>
+                <m:t>[</m:t>
+              </m:r>
+              <m:sSup>
+                <m:e>
+                  <m:r>
+                    <m:t>Y</m:t>
+                  </m:r>
+                </m:e>
+                <m:sup>
+                  <m:r>
+                    <m:t>1</m:t>
+                  </m:r>
+                  <m:r>
+                    <m:rPr>
+                      <m:sty m:val="p"/>
+                    </m:rPr>
+                    <m:t>,</m:t>
+                  </m:r>
+                  <m:r>
+                    <m:t>0</m:t>
+                  </m:r>
+                </m:sup>
+              </m:sSup>
+              <m:r>
+                <m:rPr>
+                  <m:sty m:val="p"/>
+                </m:rPr>
+                <m:t>]</m:t>
+              </m:r>
+              <m:r>
+                <m:rPr>
+                  <m:sty m:val="p"/>
+                </m:rPr>
+                <m:t>=</m:t>
+              </m:r>
+              <m:r>
+                <m:t>0.20</m:t>
+              </m:r>
+              <m:r>
+                <m:rPr>
+                  <m:sty m:val="p"/>
+                </m:rPr>
+                <m:t>+</m:t>
+              </m:r>
+              <m:r>
+                <m:t>0.10</m:t>
+              </m:r>
+              <m:r>
+                <m:rPr>
+                  <m:sty m:val="p"/>
+                </m:rPr>
+                <m:t>=</m:t>
+              </m:r>
+              <m:r>
+                <m:t>0.30</m:t>
+              </m:r>
+            </m:oMath>
+            <w:r>
+              <w:t xml:space="preserve"> </w:t>
+            </w:r>
+            <w:r>
+              <w:t xml:space="preserve">(the 30% prevented by</w:t>
+            </w:r>
+            <w:r>
+              <w:t xml:space="preserve"> </w:t>
+            </w:r>
+            <m:oMath>
+              <m:r>
+                <m:t>A</m:t>
+              </m:r>
+            </m:oMath>
+            <w:r>
+              <w:t xml:space="preserve"> </w:t>
+            </w:r>
+            <w:r>
+              <w:t xml:space="preserve">no longer get disease)</w:t>
+            </w:r>
+          </w:p>
+          <w:p>
+            <w:pPr>
+              <w:pStyle w:val="Compact"/>
+              <w:numPr>
+                <w:ilvl w:val="0"/>
+                <w:numId w:val="1017"/>
+              </w:numPr>
+            </w:pPr>
+            <m:oMath>
+              <m:r>
+                <m:t>E</m:t>
+              </m:r>
+              <m:r>
+                <m:rPr>
+                  <m:sty m:val="p"/>
+                </m:rPr>
+                <m:t>[</m:t>
+              </m:r>
+              <m:sSup>
+                <m:e>
+                  <m:r>
+                    <m:t>Y</m:t>
+                  </m:r>
+                </m:e>
+                <m:sup>
+                  <m:r>
+                    <m:t>0</m:t>
+                  </m:r>
+                  <m:r>
+                    <m:rPr>
+                      <m:sty m:val="p"/>
+                    </m:rPr>
+                    <m:t>,</m:t>
+                  </m:r>
+                  <m:r>
+                    <m:t>1</m:t>
+                  </m:r>
+                </m:sup>
+              </m:sSup>
+              <m:r>
+                <m:rPr>
+                  <m:sty m:val="p"/>
+                </m:rPr>
+                <m:t>]</m:t>
+              </m:r>
+              <m:r>
+                <m:rPr>
+                  <m:sty m:val="p"/>
+                </m:rPr>
+                <m:t>=</m:t>
+              </m:r>
+              <m:r>
+                <m:t>0.30</m:t>
+              </m:r>
+              <m:r>
+                <m:rPr>
+                  <m:sty m:val="p"/>
+                </m:rPr>
+                <m:t>+</m:t>
+              </m:r>
+              <m:r>
+                <m:t>0.10</m:t>
+              </m:r>
+              <m:r>
+                <m:rPr>
+                  <m:sty m:val="p"/>
+                </m:rPr>
+                <m:t>=</m:t>
+              </m:r>
+              <m:r>
+                <m:t>0.40</m:t>
+              </m:r>
+            </m:oMath>
+            <w:r>
+              <w:t xml:space="preserve"> </w:t>
+            </w:r>
+            <w:r>
+              <w:t xml:space="preserve">(the 20% prevented by</w:t>
+            </w:r>
+            <w:r>
+              <w:t xml:space="preserve"> </w:t>
+            </w:r>
+            <m:oMath>
+              <m:r>
+                <m:t>E</m:t>
+              </m:r>
+            </m:oMath>
+            <w:r>
+              <w:t xml:space="preserve"> </w:t>
+            </w:r>
+            <w:r>
+              <w:t xml:space="preserve">no longer get disease)</w:t>
+            </w:r>
+          </w:p>
+          <w:p>
+            <w:pPr>
+              <w:pStyle w:val="Compact"/>
+              <w:numPr>
+                <w:ilvl w:val="0"/>
+                <w:numId w:val="1017"/>
+              </w:numPr>
+            </w:pPr>
+            <m:oMath>
+              <m:r>
+                <m:t>E</m:t>
+              </m:r>
+              <m:r>
+                <m:rPr>
+                  <m:sty m:val="p"/>
+                </m:rPr>
+                <m:t>[</m:t>
+              </m:r>
+              <m:sSup>
+                <m:e>
+                  <m:r>
+                    <m:t>Y</m:t>
+                  </m:r>
+                </m:e>
+                <m:sup>
+                  <m:r>
+                    <m:t>1</m:t>
+                  </m:r>
+                  <m:r>
+                    <m:rPr>
+                      <m:sty m:val="p"/>
+                    </m:rPr>
+                    <m:t>,</m:t>
+                  </m:r>
+                  <m:r>
+                    <m:t>1</m:t>
+                  </m:r>
+                </m:sup>
+              </m:sSup>
+              <m:r>
+                <m:rPr>
+                  <m:sty m:val="p"/>
+                </m:rPr>
+                <m:t>]</m:t>
+              </m:r>
+              <m:r>
+                <m:rPr>
+                  <m:sty m:val="p"/>
+                </m:rPr>
+                <m:t>=</m:t>
+              </m:r>
+              <m:r>
+                <m:t>0.10</m:t>
+              </m:r>
+            </m:oMath>
+            <w:r>
+              <w:t xml:space="preserve"> </w:t>
+            </w:r>
+            <w:r>
+              <w:t xml:space="preserve">(only the synergistic group still gets disease)</w:t>
+            </w:r>
+          </w:p>
+          <w:p>
+            <w:pPr>
+              <w:pStyle w:val="FirstParagraph"/>
+            </w:pPr>
+            <w:r>
+              <w:rPr>
+                <w:b/>
+                <w:bCs/>
+              </w:rPr>
+              <w:t xml:space="preserve">Interaction contrast</w:t>
+            </w:r>
+            <w:r>
+              <w:t xml:space="preserve">:</w:t>
+            </w:r>
+          </w:p>
+          <w:p>
+            <w:pPr>
+              <w:pStyle w:val="BodyText"/>
+            </w:pPr>
+            <m:oMathPara>
+              <m:oMathParaPr>
+                <m:jc m:val="center"/>
+              </m:oMathParaPr>
+              <m:oMath>
+                <m:r>
+                  <m:rPr>
+                    <m:nor/>
+                    <m:sty m:val="p"/>
+                  </m:rPr>
+                  <m:t>IC</m:t>
+                </m:r>
+                <m:r>
+                  <m:rPr>
+                    <m:sty m:val="p"/>
+                  </m:rPr>
+                  <m:t>=</m:t>
+                </m:r>
+                <m:r>
+                  <m:t>0.10</m:t>
+                </m:r>
+                <m:r>
+                  <m:rPr>
+                    <m:sty m:val="p"/>
+                  </m:rPr>
+                  <m:t>−</m:t>
+                </m:r>
+                <m:r>
+                  <m:t>0.30</m:t>
+                </m:r>
+                <m:r>
+                  <m:rPr>
+                    <m:sty m:val="p"/>
+                  </m:rPr>
+                  <m:t>−</m:t>
+                </m:r>
+                <m:r>
+                  <m:t>0.40</m:t>
+                </m:r>
+                <m:r>
+                  <m:rPr>
+                    <m:sty m:val="p"/>
+                  </m:rPr>
+                  <m:t>+</m:t>
+                </m:r>
+                <m:r>
+                  <m:t>0.60</m:t>
+                </m:r>
+                <m:r>
+                  <m:rPr>
+                    <m:sty m:val="p"/>
+                  </m:rPr>
+                  <m:t>=</m:t>
+                </m:r>
+                <m:r>
+                  <m:t>0</m:t>
+                </m:r>
+              </m:oMath>
+            </m:oMathPara>
+          </w:p>
+          <w:p>
+            <w:pPr>
+              <w:pStyle w:val="FirstParagraph"/>
+            </w:pPr>
+            <w:r>
+              <w:t xml:space="preserve">Despite the synergistic response type existing, there is no interaction on the additive scale because the effects balance out.</w:t>
+            </w:r>
+          </w:p>
+          <w:bookmarkEnd w:id="19"/>
+        </w:tc>
+      </w:tr>
+    </w:tbl>
     <w:p>
       <w:pPr>
         <w:pStyle w:val="BodyText"/>
@@ -5936,42 +6047,79 @@
         <w:t xml:space="preserve">, developed by Kenneth Rothman.</w:t>
       </w:r>
     </w:p>
-    <w:bookmarkStart w:id="22" w:name="def-sufficient-cause"/>
-    <w:p>
-      <w:pPr>
-        <w:pStyle w:val="BodyText"/>
-      </w:pPr>
-      <w:r>
-        <w:rPr>
-          <w:b/>
-          <w:bCs/>
-        </w:rPr>
-        <w:t xml:space="preserve">Definition 2 (Sufficient Cause)</w:t>
-      </w:r>
-      <w:r>
-        <w:t xml:space="preserve"> </w:t>
-      </w:r>
-      <w:r>
-        <w:t xml:space="preserve">A</w:t>
-      </w:r>
-      <w:r>
-        <w:t xml:space="preserve"> </w:t>
-      </w:r>
-      <w:r>
-        <w:rPr>
-          <w:b/>
-          <w:bCs/>
-        </w:rPr>
-        <w:t xml:space="preserve">sufficient cause</w:t>
-      </w:r>
-      <w:r>
-        <w:t xml:space="preserve"> </w:t>
-      </w:r>
-      <w:r>
-        <w:t xml:space="preserve">is a set of conditions that inevitably produces the outcome. Once all components of a sufficient cause are present, the outcome occurs.</w:t>
-      </w:r>
-    </w:p>
-    <w:bookmarkEnd w:id="22"/>
+    <w:tbl>
+      <w:tblPr>
+        <w:tblStyle w:val="Table"/>
+        <w:tblInd w:w="164" w:type="dxa"/>
+        <w:tblBorders>
+          <w:left w:val="single" w:sz="24" w:space="0" w:color="909090"/>
+        </w:tblBorders>
+        <w:tblCellMar>
+          <w:left w:w="0" w:type="dxa"/>
+          <w:right w:w="0" w:type="dxa"/>
+        </w:tblCellMar>
+        <w:tblLook w:firstRow="0" w:lastRow="0" w:firstColumn="0" w:lastColumn="0" w:noHBand="0" w:noVBand="0" w:val="0000"/>
+      </w:tblPr>
+      <w:tblGrid>
+        <w:gridCol w:w="7920"/>
+      </w:tblGrid>
+      <w:tr>
+        <w:trPr>
+          <w:cantSplit/>
+        </w:trPr>
+        <w:tc>
+          <w:tcPr>
+            <w:tcMar>
+              <w:left w:w="144" w:type="dxa"/>
+            </w:tcMar>
+          </w:tcPr>
+          <w:p>
+            <w:pPr>
+              <w:pStyle w:val="BodyText"/>
+            </w:pPr>
+            <w:pPr>
+              <w:spacing w:before="16" w:after="64"/>
+            </w:pPr>
+          </w:p>
+          <w:bookmarkStart w:id="22" w:name="def-sufficient-cause"/>
+          <w:p>
+            <w:pPr>
+              <w:pStyle w:val="BodyText"/>
+            </w:pPr>
+            <w:r>
+              <w:rPr>
+                <w:b/>
+                <w:bCs/>
+              </w:rPr>
+              <w:t xml:space="preserve">Definition 2 (Sufficient Cause)</w:t>
+            </w:r>
+            <w:r>
+              <w:t xml:space="preserve"> </w:t>
+            </w:r>
+            <w:r>
+              <w:t xml:space="preserve">A</w:t>
+            </w:r>
+            <w:r>
+              <w:t xml:space="preserve"> </w:t>
+            </w:r>
+            <w:r>
+              <w:rPr>
+                <w:b/>
+                <w:bCs/>
+              </w:rPr>
+              <w:t xml:space="preserve">sufficient cause</w:t>
+            </w:r>
+            <w:r>
+              <w:t xml:space="preserve"> </w:t>
+            </w:r>
+            <w:r>
+              <w:t xml:space="preserve">is a set of conditions that inevitably produces the outcome. Once all components of a sufficient cause are present, the outcome occurs.</w:t>
+            </w:r>
+          </w:p>
+          <w:bookmarkEnd w:id="22"/>
+        </w:tc>
+      </w:tr>
+    </w:tbl>
     <w:bookmarkStart w:id="24" w:name="components-of-sufficient-causes"/>
     <w:p>
       <w:pPr>
@@ -6002,79 +6150,116 @@
         <w:t xml:space="preserve">—individual factors that, together, are sufficient to produce the outcome.</w:t>
       </w:r>
     </w:p>
-    <w:bookmarkStart w:id="23" w:name="exm-sufficient-cause"/>
-    <w:p>
-      <w:pPr>
-        <w:pStyle w:val="BodyText"/>
-      </w:pPr>
-      <w:r>
-        <w:rPr>
-          <w:b/>
-          <w:bCs/>
-        </w:rPr>
-        <w:t xml:space="preserve">Example 3 (Sufficient Cause Example)</w:t>
-      </w:r>
-      <w:r>
-        <w:t xml:space="preserve"> </w:t>
-      </w:r>
-      <w:r>
-        <w:t xml:space="preserve">Consider lung cancer. Possible sufficient causes:</w:t>
-      </w:r>
-    </w:p>
-    <w:p>
-      <w:pPr>
-        <w:pStyle w:val="BodyText"/>
-      </w:pPr>
-      <w:r>
-        <w:rPr>
-          <w:b/>
-          <w:bCs/>
-        </w:rPr>
-        <w:t xml:space="preserve">Sufficient Cause I</w:t>
-      </w:r>
-      <w:r>
-        <w:t xml:space="preserve">: Smoking + Genetic variant A + Occupational asbestos exposure</w:t>
-      </w:r>
-    </w:p>
-    <w:p>
-      <w:pPr>
-        <w:pStyle w:val="BodyText"/>
-      </w:pPr>
-      <w:r>
-        <w:rPr>
-          <w:b/>
-          <w:bCs/>
-        </w:rPr>
-        <w:t xml:space="preserve">Sufficient Cause II</w:t>
-      </w:r>
-      <w:r>
-        <w:t xml:space="preserve">: Radon exposure + Genetic variant B + Poor diet</w:t>
-      </w:r>
-    </w:p>
-    <w:p>
-      <w:pPr>
-        <w:pStyle w:val="BodyText"/>
-      </w:pPr>
-      <w:r>
-        <w:rPr>
-          <w:b/>
-          <w:bCs/>
-        </w:rPr>
-        <w:t xml:space="preserve">Sufficient Cause III</w:t>
-      </w:r>
-      <w:r>
-        <w:t xml:space="preserve">: Smoking + Radon exposure + Genetic variant C</w:t>
-      </w:r>
-    </w:p>
-    <w:p>
-      <w:pPr>
-        <w:pStyle w:val="BodyText"/>
-      </w:pPr>
-      <w:r>
-        <w:t xml:space="preserve">An individual will develop lung cancer if they complete any one (or more) of these sufficient causes by acquiring all of its component causes.</w:t>
-      </w:r>
-    </w:p>
-    <w:bookmarkEnd w:id="23"/>
+    <w:tbl>
+      <w:tblPr>
+        <w:tblStyle w:val="Table"/>
+        <w:tblInd w:w="164" w:type="dxa"/>
+        <w:tblBorders>
+          <w:left w:val="single" w:sz="24" w:space="0" w:color="909090"/>
+        </w:tblBorders>
+        <w:tblCellMar>
+          <w:left w:w="0" w:type="dxa"/>
+          <w:right w:w="0" w:type="dxa"/>
+        </w:tblCellMar>
+        <w:tblLook w:firstRow="0" w:lastRow="0" w:firstColumn="0" w:lastColumn="0" w:noHBand="0" w:noVBand="0" w:val="0000"/>
+      </w:tblPr>
+      <w:tblGrid>
+        <w:gridCol w:w="7920"/>
+      </w:tblGrid>
+      <w:tr>
+        <w:trPr>
+          <w:cantSplit/>
+        </w:trPr>
+        <w:tc>
+          <w:tcPr>
+            <w:tcMar>
+              <w:left w:w="144" w:type="dxa"/>
+            </w:tcMar>
+          </w:tcPr>
+          <w:p>
+            <w:pPr>
+              <w:pStyle w:val="BodyText"/>
+            </w:pPr>
+            <w:pPr>
+              <w:spacing w:before="16" w:after="64"/>
+            </w:pPr>
+          </w:p>
+          <w:bookmarkStart w:id="23" w:name="exm-sufficient-cause"/>
+          <w:p>
+            <w:pPr>
+              <w:pStyle w:val="BodyText"/>
+            </w:pPr>
+            <w:r>
+              <w:rPr>
+                <w:b/>
+                <w:bCs/>
+              </w:rPr>
+              <w:t xml:space="preserve">Example 3 (Sufficient Cause Example)</w:t>
+            </w:r>
+            <w:r>
+              <w:t xml:space="preserve"> </w:t>
+            </w:r>
+            <w:r>
+              <w:t xml:space="preserve">Consider lung cancer. Possible sufficient causes:</w:t>
+            </w:r>
+          </w:p>
+          <w:p>
+            <w:pPr>
+              <w:pStyle w:val="BodyText"/>
+            </w:pPr>
+            <w:r>
+              <w:rPr>
+                <w:b/>
+                <w:bCs/>
+              </w:rPr>
+              <w:t xml:space="preserve">Sufficient Cause I</w:t>
+            </w:r>
+            <w:r>
+              <w:t xml:space="preserve">: Smoking + Genetic variant A + Occupational asbestos exposure</w:t>
+            </w:r>
+          </w:p>
+          <w:p>
+            <w:pPr>
+              <w:pStyle w:val="BodyText"/>
+            </w:pPr>
+            <w:r>
+              <w:rPr>
+                <w:b/>
+                <w:bCs/>
+              </w:rPr>
+              <w:t xml:space="preserve">Sufficient Cause II</w:t>
+            </w:r>
+            <w:r>
+              <w:t xml:space="preserve">: Radon exposure + Genetic variant B + Poor diet</w:t>
+            </w:r>
+          </w:p>
+          <w:p>
+            <w:pPr>
+              <w:pStyle w:val="BodyText"/>
+            </w:pPr>
+            <w:r>
+              <w:rPr>
+                <w:b/>
+                <w:bCs/>
+              </w:rPr>
+              <w:t xml:space="preserve">Sufficient Cause III</w:t>
+            </w:r>
+            <w:r>
+              <w:t xml:space="preserve">: Smoking + Radon exposure + Genetic variant C</w:t>
+            </w:r>
+          </w:p>
+          <w:p>
+            <w:pPr>
+              <w:pStyle w:val="BodyText"/>
+            </w:pPr>
+            <w:r>
+              <w:t xml:space="preserve">An individual will develop lung cancer if they complete any one (or more) of these sufficient causes by acquiring all of its component causes.</w:t>
+            </w:r>
+          </w:p>
+          <w:bookmarkEnd w:id="23"/>
+        </w:tc>
+      </w:tr>
+    </w:tbl>
     <w:p>
       <w:pPr>
         <w:pStyle w:val="BodyText"/>
@@ -6203,134 +6388,171 @@
         <w:t xml:space="preserve">Within the sufficient cause framework, we can define a specific type of interaction:</w:t>
       </w:r>
     </w:p>
-    <w:bookmarkStart w:id="26" w:name="def-sufficient-cause-interaction"/>
-    <w:p>
-      <w:pPr>
-        <w:pStyle w:val="BodyText"/>
-      </w:pPr>
-      <w:r>
-        <w:rPr>
-          <w:b/>
-          <w:bCs/>
-        </w:rPr>
-        <w:t xml:space="preserve">Definition 3 (Sufficient Cause Interaction)</w:t>
-      </w:r>
-      <w:r>
-        <w:t xml:space="preserve"> </w:t>
-      </w:r>
-      <w:r>
-        <w:t xml:space="preserve">There is</w:t>
-      </w:r>
-      <w:r>
-        <w:t xml:space="preserve"> </w:t>
-      </w:r>
-      <w:r>
-        <w:rPr>
-          <w:b/>
-          <w:bCs/>
-        </w:rPr>
-        <w:t xml:space="preserve">sufficient cause interaction</w:t>
-      </w:r>
-      <w:r>
-        <w:t xml:space="preserve"> </w:t>
-      </w:r>
-      <w:r>
-        <w:t xml:space="preserve">between</w:t>
-      </w:r>
-      <w:r>
-        <w:t xml:space="preserve"> </w:t>
-      </w:r>
-      <m:oMath>
-        <m:r>
-          <m:t>A</m:t>
-        </m:r>
-      </m:oMath>
-      <w:r>
-        <w:t xml:space="preserve"> </w:t>
-      </w:r>
-      <w:r>
-        <w:t xml:space="preserve">and</w:t>
-      </w:r>
-      <w:r>
-        <w:t xml:space="preserve"> </w:t>
-      </w:r>
-      <m:oMath>
-        <m:r>
-          <m:t>E</m:t>
-        </m:r>
-      </m:oMath>
-      <w:r>
-        <w:t xml:space="preserve"> </w:t>
-      </w:r>
-      <w:r>
-        <w:t xml:space="preserve">if they are both component causes of the same sufficient cause.</w:t>
-      </w:r>
-    </w:p>
-    <w:p>
-      <w:pPr>
-        <w:pStyle w:val="BodyText"/>
-      </w:pPr>
-      <w:r>
-        <w:t xml:space="preserve">In other words,</w:t>
-      </w:r>
-      <w:r>
-        <w:t xml:space="preserve"> </w:t>
-      </w:r>
-      <m:oMath>
-        <m:r>
-          <m:t>A</m:t>
-        </m:r>
-      </m:oMath>
-      <w:r>
-        <w:t xml:space="preserve"> </w:t>
-      </w:r>
-      <w:r>
-        <w:t xml:space="preserve">and</w:t>
-      </w:r>
-      <w:r>
-        <w:t xml:space="preserve"> </w:t>
-      </w:r>
-      <m:oMath>
-        <m:r>
-          <m:t>E</m:t>
-        </m:r>
-      </m:oMath>
-      <w:r>
-        <w:t xml:space="preserve"> </w:t>
-      </w:r>
-      <w:r>
-        <w:t xml:space="preserve">interact if there exists some sufficient cause containing both</w:t>
-      </w:r>
-      <w:r>
-        <w:t xml:space="preserve"> </w:t>
-      </w:r>
-      <m:oMath>
-        <m:r>
-          <m:t>A</m:t>
-        </m:r>
-      </m:oMath>
-      <w:r>
-        <w:t xml:space="preserve"> </w:t>
-      </w:r>
-      <w:r>
-        <w:t xml:space="preserve">and</w:t>
-      </w:r>
-      <w:r>
-        <w:t xml:space="preserve"> </w:t>
-      </w:r>
-      <m:oMath>
-        <m:r>
-          <m:t>E</m:t>
-        </m:r>
-      </m:oMath>
-      <w:r>
-        <w:t xml:space="preserve"> </w:t>
-      </w:r>
-      <w:r>
-        <w:t xml:space="preserve">as components.</w:t>
-      </w:r>
-    </w:p>
-    <w:bookmarkEnd w:id="26"/>
+    <w:tbl>
+      <w:tblPr>
+        <w:tblStyle w:val="Table"/>
+        <w:tblInd w:w="164" w:type="dxa"/>
+        <w:tblBorders>
+          <w:left w:val="single" w:sz="24" w:space="0" w:color="909090"/>
+        </w:tblBorders>
+        <w:tblCellMar>
+          <w:left w:w="0" w:type="dxa"/>
+          <w:right w:w="0" w:type="dxa"/>
+        </w:tblCellMar>
+        <w:tblLook w:firstRow="0" w:lastRow="0" w:firstColumn="0" w:lastColumn="0" w:noHBand="0" w:noVBand="0" w:val="0000"/>
+      </w:tblPr>
+      <w:tblGrid>
+        <w:gridCol w:w="7920"/>
+      </w:tblGrid>
+      <w:tr>
+        <w:trPr>
+          <w:cantSplit/>
+        </w:trPr>
+        <w:tc>
+          <w:tcPr>
+            <w:tcMar>
+              <w:left w:w="144" w:type="dxa"/>
+            </w:tcMar>
+          </w:tcPr>
+          <w:p>
+            <w:pPr>
+              <w:pStyle w:val="BodyText"/>
+            </w:pPr>
+            <w:pPr>
+              <w:spacing w:before="16" w:after="64"/>
+            </w:pPr>
+          </w:p>
+          <w:bookmarkStart w:id="26" w:name="def-sufficient-cause-interaction"/>
+          <w:p>
+            <w:pPr>
+              <w:pStyle w:val="BodyText"/>
+            </w:pPr>
+            <w:r>
+              <w:rPr>
+                <w:b/>
+                <w:bCs/>
+              </w:rPr>
+              <w:t xml:space="preserve">Definition 3 (Sufficient Cause Interaction)</w:t>
+            </w:r>
+            <w:r>
+              <w:t xml:space="preserve"> </w:t>
+            </w:r>
+            <w:r>
+              <w:t xml:space="preserve">There is</w:t>
+            </w:r>
+            <w:r>
+              <w:t xml:space="preserve"> </w:t>
+            </w:r>
+            <w:r>
+              <w:rPr>
+                <w:b/>
+                <w:bCs/>
+              </w:rPr>
+              <w:t xml:space="preserve">sufficient cause interaction</w:t>
+            </w:r>
+            <w:r>
+              <w:t xml:space="preserve"> </w:t>
+            </w:r>
+            <w:r>
+              <w:t xml:space="preserve">between</w:t>
+            </w:r>
+            <w:r>
+              <w:t xml:space="preserve"> </w:t>
+            </w:r>
+            <m:oMath>
+              <m:r>
+                <m:t>A</m:t>
+              </m:r>
+            </m:oMath>
+            <w:r>
+              <w:t xml:space="preserve"> </w:t>
+            </w:r>
+            <w:r>
+              <w:t xml:space="preserve">and</w:t>
+            </w:r>
+            <w:r>
+              <w:t xml:space="preserve"> </w:t>
+            </w:r>
+            <m:oMath>
+              <m:r>
+                <m:t>E</m:t>
+              </m:r>
+            </m:oMath>
+            <w:r>
+              <w:t xml:space="preserve"> </w:t>
+            </w:r>
+            <w:r>
+              <w:t xml:space="preserve">if they are both component causes of the same sufficient cause.</w:t>
+            </w:r>
+          </w:p>
+          <w:p>
+            <w:pPr>
+              <w:pStyle w:val="BodyText"/>
+            </w:pPr>
+            <w:r>
+              <w:t xml:space="preserve">In other words,</w:t>
+            </w:r>
+            <w:r>
+              <w:t xml:space="preserve"> </w:t>
+            </w:r>
+            <m:oMath>
+              <m:r>
+                <m:t>A</m:t>
+              </m:r>
+            </m:oMath>
+            <w:r>
+              <w:t xml:space="preserve"> </w:t>
+            </w:r>
+            <w:r>
+              <w:t xml:space="preserve">and</w:t>
+            </w:r>
+            <w:r>
+              <w:t xml:space="preserve"> </w:t>
+            </w:r>
+            <m:oMath>
+              <m:r>
+                <m:t>E</m:t>
+              </m:r>
+            </m:oMath>
+            <w:r>
+              <w:t xml:space="preserve"> </w:t>
+            </w:r>
+            <w:r>
+              <w:t xml:space="preserve">interact if there exists some sufficient cause containing both</w:t>
+            </w:r>
+            <w:r>
+              <w:t xml:space="preserve"> </w:t>
+            </w:r>
+            <m:oMath>
+              <m:r>
+                <m:t>A</m:t>
+              </m:r>
+            </m:oMath>
+            <w:r>
+              <w:t xml:space="preserve"> </w:t>
+            </w:r>
+            <w:r>
+              <w:t xml:space="preserve">and</w:t>
+            </w:r>
+            <w:r>
+              <w:t xml:space="preserve"> </w:t>
+            </w:r>
+            <m:oMath>
+              <m:r>
+                <m:t>E</m:t>
+              </m:r>
+            </m:oMath>
+            <w:r>
+              <w:t xml:space="preserve"> </w:t>
+            </w:r>
+            <w:r>
+              <w:t xml:space="preserve">as components.</w:t>
+            </w:r>
+          </w:p>
+          <w:bookmarkEnd w:id="26"/>
+        </w:tc>
+      </w:tr>
+    </w:tbl>
     <w:bookmarkStart w:id="28" w:name="X4b5bf48e8568b8b251f048f91a9721fc75ad6c8"/>
     <w:p>
       <w:pPr>
@@ -6453,380 +6675,417 @@
         <w:t xml:space="preserve">Therefore, the joint effect exceeds the sum of individual effects</w:t>
       </w:r>
     </w:p>
-    <w:bookmarkStart w:id="27" w:name="exm-sufficient-cause-interaction"/>
-    <w:p>
-      <w:pPr>
-        <w:pStyle w:val="FirstParagraph"/>
-      </w:pPr>
-      <w:r>
-        <w:rPr>
-          <w:b/>
-          <w:bCs/>
-        </w:rPr>
-        <w:t xml:space="preserve">Example 4 (Sufficient Cause Interaction Example)</w:t>
-      </w:r>
-      <w:r>
-        <w:t xml:space="preserve"> </w:t>
-      </w:r>
-      <w:r>
-        <w:t xml:space="preserve">Consider the effect of smoking (</w:t>
-      </w:r>
-      <m:oMath>
-        <m:r>
-          <m:t>A</m:t>
-        </m:r>
-      </m:oMath>
-      <w:r>
-        <w:t xml:space="preserve">) and asbestos exposure (</w:t>
-      </w:r>
-      <m:oMath>
-        <m:r>
-          <m:t>E</m:t>
-        </m:r>
-      </m:oMath>
-      <w:r>
-        <w:t xml:space="preserve">) on lung cancer (</w:t>
-      </w:r>
-      <m:oMath>
-        <m:r>
-          <m:t>Y</m:t>
-        </m:r>
-      </m:oMath>
-      <w:r>
-        <w:t xml:space="preserve">):</w:t>
-      </w:r>
-    </w:p>
-    <w:p>
-      <w:pPr>
-        <w:pStyle w:val="BodyText"/>
-      </w:pPr>
-      <w:r>
-        <w:rPr>
-          <w:b/>
-          <w:bCs/>
-        </w:rPr>
-        <w:t xml:space="preserve">Sufficient Cause I</w:t>
-      </w:r>
-      <w:r>
-        <w:t xml:space="preserve">: Smoking + Asbestos + Unknown factors U₁</w:t>
-      </w:r>
-      <w:r>
-        <w:t xml:space="preserve"> </w:t>
-      </w:r>
-      <w:r>
-        <w:rPr>
-          <w:b/>
-          <w:bCs/>
-        </w:rPr>
-        <w:t xml:space="preserve">Sufficient Cause II</w:t>
-      </w:r>
-      <w:r>
-        <w:t xml:space="preserve">: Smoking + Unknown factors U₂</w:t>
-      </w:r>
-      <w:r>
-        <w:br/>
-      </w:r>
-      <w:r>
-        <w:rPr>
-          <w:b/>
-          <w:bCs/>
-        </w:rPr>
-        <w:t xml:space="preserve">Sufficient Cause III</w:t>
-      </w:r>
-      <w:r>
-        <w:t xml:space="preserve">: Asbestos + Unknown factors U₃</w:t>
-      </w:r>
-    </w:p>
-    <w:p>
-      <w:pPr>
-        <w:pStyle w:val="BodyText"/>
-      </w:pPr>
-      <w:r>
-        <w:t xml:space="preserve">If an individual has Unknown factors U₁ but not U₂ or U₃:</w:t>
-      </w:r>
-    </w:p>
-    <w:p>
-      <w:pPr>
-        <w:pStyle w:val="Compact"/>
-        <w:numPr>
-          <w:ilvl w:val="0"/>
-          <w:numId w:val="1021"/>
-        </w:numPr>
-      </w:pPr>
-      <m:oMath>
-        <m:sSup>
-          <m:e>
-            <m:r>
-              <m:t>Y</m:t>
-            </m:r>
-          </m:e>
-          <m:sup>
-            <m:r>
-              <m:t>a</m:t>
-            </m:r>
-            <m:r>
-              <m:rPr>
-                <m:sty m:val="p"/>
-              </m:rPr>
-              <m:t>=</m:t>
-            </m:r>
-            <m:r>
-              <m:t>0</m:t>
-            </m:r>
-            <m:r>
-              <m:rPr>
-                <m:sty m:val="p"/>
-              </m:rPr>
-              <m:t>,</m:t>
-            </m:r>
-            <m:r>
-              <m:t>e</m:t>
-            </m:r>
-            <m:r>
-              <m:rPr>
-                <m:sty m:val="p"/>
-              </m:rPr>
-              <m:t>=</m:t>
-            </m:r>
-            <m:r>
-              <m:t>0</m:t>
-            </m:r>
-          </m:sup>
-        </m:sSup>
-        <m:r>
-          <m:rPr>
-            <m:sty m:val="p"/>
-          </m:rPr>
-          <m:t>=</m:t>
-        </m:r>
-        <m:r>
-          <m:t>0</m:t>
-        </m:r>
-      </m:oMath>
-      <w:r>
-        <w:t xml:space="preserve"> </w:t>
-      </w:r>
-      <w:r>
-        <w:t xml:space="preserve">(no sufficient cause completed)</w:t>
-      </w:r>
-    </w:p>
-    <w:p>
-      <w:pPr>
-        <w:pStyle w:val="Compact"/>
-        <w:numPr>
-          <w:ilvl w:val="0"/>
-          <w:numId w:val="1021"/>
-        </w:numPr>
-      </w:pPr>
-      <m:oMath>
-        <m:sSup>
-          <m:e>
-            <m:r>
-              <m:t>Y</m:t>
-            </m:r>
-          </m:e>
-          <m:sup>
-            <m:r>
-              <m:t>a</m:t>
-            </m:r>
-            <m:r>
-              <m:rPr>
-                <m:sty m:val="p"/>
-              </m:rPr>
-              <m:t>=</m:t>
-            </m:r>
-            <m:r>
-              <m:t>1</m:t>
-            </m:r>
-            <m:r>
-              <m:rPr>
-                <m:sty m:val="p"/>
-              </m:rPr>
-              <m:t>,</m:t>
-            </m:r>
-            <m:r>
-              <m:t>e</m:t>
-            </m:r>
-            <m:r>
-              <m:rPr>
-                <m:sty m:val="p"/>
-              </m:rPr>
-              <m:t>=</m:t>
-            </m:r>
-            <m:r>
-              <m:t>0</m:t>
-            </m:r>
-          </m:sup>
-        </m:sSup>
-        <m:r>
-          <m:rPr>
-            <m:sty m:val="p"/>
-          </m:rPr>
-          <m:t>=</m:t>
-        </m:r>
-        <m:r>
-          <m:t>0</m:t>
-        </m:r>
-      </m:oMath>
-      <w:r>
-        <w:t xml:space="preserve"> </w:t>
-      </w:r>
-      <w:r>
-        <w:t xml:space="preserve">(smoking alone doesn’t complete a sufficient cause)</w:t>
-      </w:r>
-    </w:p>
-    <w:p>
-      <w:pPr>
-        <w:pStyle w:val="Compact"/>
-        <w:numPr>
-          <w:ilvl w:val="0"/>
-          <w:numId w:val="1021"/>
-        </w:numPr>
-      </w:pPr>
-      <m:oMath>
-        <m:sSup>
-          <m:e>
-            <m:r>
-              <m:t>Y</m:t>
-            </m:r>
-          </m:e>
-          <m:sup>
-            <m:r>
-              <m:t>a</m:t>
-            </m:r>
-            <m:r>
-              <m:rPr>
-                <m:sty m:val="p"/>
-              </m:rPr>
-              <m:t>=</m:t>
-            </m:r>
-            <m:r>
-              <m:t>0</m:t>
-            </m:r>
-            <m:r>
-              <m:rPr>
-                <m:sty m:val="p"/>
-              </m:rPr>
-              <m:t>,</m:t>
-            </m:r>
-            <m:r>
-              <m:t>e</m:t>
-            </m:r>
-            <m:r>
-              <m:rPr>
-                <m:sty m:val="p"/>
-              </m:rPr>
-              <m:t>=</m:t>
-            </m:r>
-            <m:r>
-              <m:t>1</m:t>
-            </m:r>
-          </m:sup>
-        </m:sSup>
-        <m:r>
-          <m:rPr>
-            <m:sty m:val="p"/>
-          </m:rPr>
-          <m:t>=</m:t>
-        </m:r>
-        <m:r>
-          <m:t>0</m:t>
-        </m:r>
-      </m:oMath>
-      <w:r>
-        <w:t xml:space="preserve"> </w:t>
-      </w:r>
-      <w:r>
-        <w:t xml:space="preserve">(asbestos alone doesn’t complete a sufficient cause)</w:t>
-      </w:r>
-    </w:p>
-    <w:p>
-      <w:pPr>
-        <w:pStyle w:val="Compact"/>
-        <w:numPr>
-          <w:ilvl w:val="0"/>
-          <w:numId w:val="1021"/>
-        </w:numPr>
-      </w:pPr>
-      <m:oMath>
-        <m:sSup>
-          <m:e>
-            <m:r>
-              <m:t>Y</m:t>
-            </m:r>
-          </m:e>
-          <m:sup>
-            <m:r>
-              <m:t>a</m:t>
-            </m:r>
-            <m:r>
-              <m:rPr>
-                <m:sty m:val="p"/>
-              </m:rPr>
-              <m:t>=</m:t>
-            </m:r>
-            <m:r>
-              <m:t>1</m:t>
-            </m:r>
-            <m:r>
-              <m:rPr>
-                <m:sty m:val="p"/>
-              </m:rPr>
-              <m:t>,</m:t>
-            </m:r>
-            <m:r>
-              <m:t>e</m:t>
-            </m:r>
-            <m:r>
-              <m:rPr>
-                <m:sty m:val="p"/>
-              </m:rPr>
-              <m:t>=</m:t>
-            </m:r>
-            <m:r>
-              <m:t>1</m:t>
-            </m:r>
-          </m:sup>
-        </m:sSup>
-        <m:r>
-          <m:rPr>
-            <m:sty m:val="p"/>
-          </m:rPr>
-          <m:t>=</m:t>
-        </m:r>
-        <m:r>
-          <m:t>1</m:t>
-        </m:r>
-      </m:oMath>
-      <w:r>
-        <w:t xml:space="preserve"> </w:t>
-      </w:r>
-      <w:r>
-        <w:t xml:space="preserve">(Sufficient Cause I completed)</w:t>
-      </w:r>
-    </w:p>
-    <w:p>
-      <w:pPr>
-        <w:pStyle w:val="FirstParagraph"/>
-      </w:pPr>
-      <w:r>
-        <w:t xml:space="preserve">This is</w:t>
-      </w:r>
-      <w:r>
-        <w:t xml:space="preserve"> </w:t>
-      </w:r>
-      <w:r>
-        <w:rPr>
-          <w:b/>
-          <w:bCs/>
-        </w:rPr>
-        <w:t xml:space="preserve">pure synergism</w:t>
-      </w:r>
-      <w:r>
-        <w:t xml:space="preserve">: neither treatment alone has an effect, but the combination does.</w:t>
-      </w:r>
-    </w:p>
-    <w:bookmarkEnd w:id="27"/>
+    <w:tbl>
+      <w:tblPr>
+        <w:tblStyle w:val="Table"/>
+        <w:tblInd w:w="164" w:type="dxa"/>
+        <w:tblBorders>
+          <w:left w:val="single" w:sz="24" w:space="0" w:color="909090"/>
+        </w:tblBorders>
+        <w:tblCellMar>
+          <w:left w:w="0" w:type="dxa"/>
+          <w:right w:w="0" w:type="dxa"/>
+        </w:tblCellMar>
+        <w:tblLook w:firstRow="0" w:lastRow="0" w:firstColumn="0" w:lastColumn="0" w:noHBand="0" w:noVBand="0" w:val="0000"/>
+      </w:tblPr>
+      <w:tblGrid>
+        <w:gridCol w:w="7920"/>
+      </w:tblGrid>
+      <w:tr>
+        <w:trPr>
+          <w:cantSplit/>
+        </w:trPr>
+        <w:tc>
+          <w:tcPr>
+            <w:tcMar>
+              <w:left w:w="144" w:type="dxa"/>
+            </w:tcMar>
+          </w:tcPr>
+          <w:p>
+            <w:pPr>
+              <w:pStyle w:val="FirstParagraph"/>
+            </w:pPr>
+            <w:pPr>
+              <w:spacing w:before="16" w:after="64"/>
+            </w:pPr>
+          </w:p>
+          <w:bookmarkStart w:id="27" w:name="exm-sufficient-cause-interaction"/>
+          <w:p>
+            <w:pPr>
+              <w:pStyle w:val="BodyText"/>
+            </w:pPr>
+            <w:r>
+              <w:rPr>
+                <w:b/>
+                <w:bCs/>
+              </w:rPr>
+              <w:t xml:space="preserve">Example 4 (Sufficient Cause Interaction Example)</w:t>
+            </w:r>
+            <w:r>
+              <w:t xml:space="preserve"> </w:t>
+            </w:r>
+            <w:r>
+              <w:t xml:space="preserve">Consider the effect of smoking (</w:t>
+            </w:r>
+            <m:oMath>
+              <m:r>
+                <m:t>A</m:t>
+              </m:r>
+            </m:oMath>
+            <w:r>
+              <w:t xml:space="preserve">) and asbestos exposure (</w:t>
+            </w:r>
+            <m:oMath>
+              <m:r>
+                <m:t>E</m:t>
+              </m:r>
+            </m:oMath>
+            <w:r>
+              <w:t xml:space="preserve">) on lung cancer (</w:t>
+            </w:r>
+            <m:oMath>
+              <m:r>
+                <m:t>Y</m:t>
+              </m:r>
+            </m:oMath>
+            <w:r>
+              <w:t xml:space="preserve">):</w:t>
+            </w:r>
+          </w:p>
+          <w:p>
+            <w:pPr>
+              <w:pStyle w:val="BodyText"/>
+            </w:pPr>
+            <w:r>
+              <w:rPr>
+                <w:b/>
+                <w:bCs/>
+              </w:rPr>
+              <w:t xml:space="preserve">Sufficient Cause I</w:t>
+            </w:r>
+            <w:r>
+              <w:t xml:space="preserve">: Smoking + Asbestos + Unknown factors U₁</w:t>
+            </w:r>
+            <w:r>
+              <w:t xml:space="preserve"> </w:t>
+            </w:r>
+            <w:r>
+              <w:rPr>
+                <w:b/>
+                <w:bCs/>
+              </w:rPr>
+              <w:t xml:space="preserve">Sufficient Cause II</w:t>
+            </w:r>
+            <w:r>
+              <w:t xml:space="preserve">: Smoking + Unknown factors U₂</w:t>
+            </w:r>
+            <w:r>
+              <w:br/>
+            </w:r>
+            <w:r>
+              <w:rPr>
+                <w:b/>
+                <w:bCs/>
+              </w:rPr>
+              <w:t xml:space="preserve">Sufficient Cause III</w:t>
+            </w:r>
+            <w:r>
+              <w:t xml:space="preserve">: Asbestos + Unknown factors U₃</w:t>
+            </w:r>
+          </w:p>
+          <w:p>
+            <w:pPr>
+              <w:pStyle w:val="BodyText"/>
+            </w:pPr>
+            <w:r>
+              <w:t xml:space="preserve">If an individual has Unknown factors U₁ but not U₂ or U₃:</w:t>
+            </w:r>
+          </w:p>
+          <w:p>
+            <w:pPr>
+              <w:pStyle w:val="Compact"/>
+              <w:numPr>
+                <w:ilvl w:val="0"/>
+                <w:numId w:val="1021"/>
+              </w:numPr>
+            </w:pPr>
+            <m:oMath>
+              <m:sSup>
+                <m:e>
+                  <m:r>
+                    <m:t>Y</m:t>
+                  </m:r>
+                </m:e>
+                <m:sup>
+                  <m:r>
+                    <m:t>a</m:t>
+                  </m:r>
+                  <m:r>
+                    <m:rPr>
+                      <m:sty m:val="p"/>
+                    </m:rPr>
+                    <m:t>=</m:t>
+                  </m:r>
+                  <m:r>
+                    <m:t>0</m:t>
+                  </m:r>
+                  <m:r>
+                    <m:rPr>
+                      <m:sty m:val="p"/>
+                    </m:rPr>
+                    <m:t>,</m:t>
+                  </m:r>
+                  <m:r>
+                    <m:t>e</m:t>
+                  </m:r>
+                  <m:r>
+                    <m:rPr>
+                      <m:sty m:val="p"/>
+                    </m:rPr>
+                    <m:t>=</m:t>
+                  </m:r>
+                  <m:r>
+                    <m:t>0</m:t>
+                  </m:r>
+                </m:sup>
+              </m:sSup>
+              <m:r>
+                <m:rPr>
+                  <m:sty m:val="p"/>
+                </m:rPr>
+                <m:t>=</m:t>
+              </m:r>
+              <m:r>
+                <m:t>0</m:t>
+              </m:r>
+            </m:oMath>
+            <w:r>
+              <w:t xml:space="preserve"> </w:t>
+            </w:r>
+            <w:r>
+              <w:t xml:space="preserve">(no sufficient cause completed)</w:t>
+            </w:r>
+          </w:p>
+          <w:p>
+            <w:pPr>
+              <w:pStyle w:val="Compact"/>
+              <w:numPr>
+                <w:ilvl w:val="0"/>
+                <w:numId w:val="1021"/>
+              </w:numPr>
+            </w:pPr>
+            <m:oMath>
+              <m:sSup>
+                <m:e>
+                  <m:r>
+                    <m:t>Y</m:t>
+                  </m:r>
+                </m:e>
+                <m:sup>
+                  <m:r>
+                    <m:t>a</m:t>
+                  </m:r>
+                  <m:r>
+                    <m:rPr>
+                      <m:sty m:val="p"/>
+                    </m:rPr>
+                    <m:t>=</m:t>
+                  </m:r>
+                  <m:r>
+                    <m:t>1</m:t>
+                  </m:r>
+                  <m:r>
+                    <m:rPr>
+                      <m:sty m:val="p"/>
+                    </m:rPr>
+                    <m:t>,</m:t>
+                  </m:r>
+                  <m:r>
+                    <m:t>e</m:t>
+                  </m:r>
+                  <m:r>
+                    <m:rPr>
+                      <m:sty m:val="p"/>
+                    </m:rPr>
+                    <m:t>=</m:t>
+                  </m:r>
+                  <m:r>
+                    <m:t>0</m:t>
+                  </m:r>
+                </m:sup>
+              </m:sSup>
+              <m:r>
+                <m:rPr>
+                  <m:sty m:val="p"/>
+                </m:rPr>
+                <m:t>=</m:t>
+              </m:r>
+              <m:r>
+                <m:t>0</m:t>
+              </m:r>
+            </m:oMath>
+            <w:r>
+              <w:t xml:space="preserve"> </w:t>
+            </w:r>
+            <w:r>
+              <w:t xml:space="preserve">(smoking alone doesn’t complete a sufficient cause)</w:t>
+            </w:r>
+          </w:p>
+          <w:p>
+            <w:pPr>
+              <w:pStyle w:val="Compact"/>
+              <w:numPr>
+                <w:ilvl w:val="0"/>
+                <w:numId w:val="1021"/>
+              </w:numPr>
+            </w:pPr>
+            <m:oMath>
+              <m:sSup>
+                <m:e>
+                  <m:r>
+                    <m:t>Y</m:t>
+                  </m:r>
+                </m:e>
+                <m:sup>
+                  <m:r>
+                    <m:t>a</m:t>
+                  </m:r>
+                  <m:r>
+                    <m:rPr>
+                      <m:sty m:val="p"/>
+                    </m:rPr>
+                    <m:t>=</m:t>
+                  </m:r>
+                  <m:r>
+                    <m:t>0</m:t>
+                  </m:r>
+                  <m:r>
+                    <m:rPr>
+                      <m:sty m:val="p"/>
+                    </m:rPr>
+                    <m:t>,</m:t>
+                  </m:r>
+                  <m:r>
+                    <m:t>e</m:t>
+                  </m:r>
+                  <m:r>
+                    <m:rPr>
+                      <m:sty m:val="p"/>
+                    </m:rPr>
+                    <m:t>=</m:t>
+                  </m:r>
+                  <m:r>
+                    <m:t>1</m:t>
+                  </m:r>
+                </m:sup>
+              </m:sSup>
+              <m:r>
+                <m:rPr>
+                  <m:sty m:val="p"/>
+                </m:rPr>
+                <m:t>=</m:t>
+              </m:r>
+              <m:r>
+                <m:t>0</m:t>
+              </m:r>
+            </m:oMath>
+            <w:r>
+              <w:t xml:space="preserve"> </w:t>
+            </w:r>
+            <w:r>
+              <w:t xml:space="preserve">(asbestos alone doesn’t complete a sufficient cause)</w:t>
+            </w:r>
+          </w:p>
+          <w:p>
+            <w:pPr>
+              <w:pStyle w:val="Compact"/>
+              <w:numPr>
+                <w:ilvl w:val="0"/>
+                <w:numId w:val="1021"/>
+              </w:numPr>
+            </w:pPr>
+            <m:oMath>
+              <m:sSup>
+                <m:e>
+                  <m:r>
+                    <m:t>Y</m:t>
+                  </m:r>
+                </m:e>
+                <m:sup>
+                  <m:r>
+                    <m:t>a</m:t>
+                  </m:r>
+                  <m:r>
+                    <m:rPr>
+                      <m:sty m:val="p"/>
+                    </m:rPr>
+                    <m:t>=</m:t>
+                  </m:r>
+                  <m:r>
+                    <m:t>1</m:t>
+                  </m:r>
+                  <m:r>
+                    <m:rPr>
+                      <m:sty m:val="p"/>
+                    </m:rPr>
+                    <m:t>,</m:t>
+                  </m:r>
+                  <m:r>
+                    <m:t>e</m:t>
+                  </m:r>
+                  <m:r>
+                    <m:rPr>
+                      <m:sty m:val="p"/>
+                    </m:rPr>
+                    <m:t>=</m:t>
+                  </m:r>
+                  <m:r>
+                    <m:t>1</m:t>
+                  </m:r>
+                </m:sup>
+              </m:sSup>
+              <m:r>
+                <m:rPr>
+                  <m:sty m:val="p"/>
+                </m:rPr>
+                <m:t>=</m:t>
+              </m:r>
+              <m:r>
+                <m:t>1</m:t>
+              </m:r>
+            </m:oMath>
+            <w:r>
+              <w:t xml:space="preserve"> </w:t>
+            </w:r>
+            <w:r>
+              <w:t xml:space="preserve">(Sufficient Cause I completed)</w:t>
+            </w:r>
+          </w:p>
+          <w:p>
+            <w:pPr>
+              <w:pStyle w:val="FirstParagraph"/>
+            </w:pPr>
+            <w:r>
+              <w:t xml:space="preserve">This is</w:t>
+            </w:r>
+            <w:r>
+              <w:t xml:space="preserve"> </w:t>
+            </w:r>
+            <w:r>
+              <w:rPr>
+                <w:b/>
+                <w:bCs/>
+              </w:rPr>
+              <w:t xml:space="preserve">pure synergism</w:t>
+            </w:r>
+            <w:r>
+              <w:t xml:space="preserve">: neither treatment alone has an effect, but the combination does.</w:t>
+            </w:r>
+          </w:p>
+          <w:bookmarkEnd w:id="27"/>
+        </w:tc>
+      </w:tr>
+    </w:tbl>
     <w:p>
       <w:pPr>
         <w:pStyle w:val="BodyText"/>

--- a/chapters/05-interaction.docx
+++ b/chapters/05-interaction.docx
@@ -935,142 +935,20 @@
               </m:oMathParaPr>
               <m:oMath>
                 <m:r>
-                  <m:t>E</m:t>
-                </m:r>
-                <m:r>
                   <m:rPr>
+                    <m:nor/>
                     <m:sty m:val="p"/>
                   </m:rPr>
-                  <m:t>[</m:t>
-                </m:r>
-                <m:sSup>
-                  <m:e>
-                    <m:r>
-                      <m:t>Y</m:t>
-                    </m:r>
-                  </m:e>
-                  <m:sup>
-                    <m:r>
-                      <m:t>a</m:t>
-                    </m:r>
-                    <m:r>
-                      <m:rPr>
-                        <m:sty m:val="p"/>
-                      </m:rPr>
-                      <m:t>=</m:t>
-                    </m:r>
-                    <m:r>
-                      <m:t>1</m:t>
-                    </m:r>
-                    <m:r>
-                      <m:rPr>
-                        <m:sty m:val="p"/>
-                      </m:rPr>
-                      <m:t>,</m:t>
-                    </m:r>
-                    <m:r>
-                      <m:t>e</m:t>
-                    </m:r>
-                    <m:r>
-                      <m:rPr>
-                        <m:sty m:val="p"/>
-                      </m:rPr>
-                      <m:t>=</m:t>
-                    </m:r>
-                    <m:r>
-                      <m:t>1</m:t>
-                    </m:r>
-                  </m:sup>
-                </m:sSup>
-                <m:r>
-                  <m:rPr>
-                    <m:sty m:val="p"/>
-                  </m:rPr>
-                  <m:t>]</m:t>
-                </m:r>
-                <m:r>
-                  <m:rPr>
-                    <m:sty m:val="p"/>
-                  </m:rPr>
-                  <m:t>−</m:t>
-                </m:r>
-                <m:r>
                   <m:t>E</m:t>
-                </m:r>
-                <m:r>
-                  <m:rPr>
-                    <m:sty m:val="p"/>
-                  </m:rPr>
-                  <m:t>[</m:t>
-                </m:r>
-                <m:sSup>
-                  <m:e>
-                    <m:r>
-                      <m:t>Y</m:t>
-                    </m:r>
-                  </m:e>
-                  <m:sup>
-                    <m:r>
-                      <m:t>a</m:t>
-                    </m:r>
-                    <m:r>
-                      <m:rPr>
-                        <m:sty m:val="p"/>
-                      </m:rPr>
-                      <m:t>=</m:t>
-                    </m:r>
-                    <m:r>
-                      <m:t>0</m:t>
-                    </m:r>
-                    <m:r>
-                      <m:rPr>
-                        <m:sty m:val="p"/>
-                      </m:rPr>
-                      <m:t>,</m:t>
-                    </m:r>
-                    <m:r>
-                      <m:t>e</m:t>
-                    </m:r>
-                    <m:r>
-                      <m:rPr>
-                        <m:sty m:val="p"/>
-                      </m:rPr>
-                      <m:t>=</m:t>
-                    </m:r>
-                    <m:r>
-                      <m:t>0</m:t>
-                    </m:r>
-                  </m:sup>
-                </m:sSup>
-                <m:r>
-                  <m:rPr>
-                    <m:sty m:val="p"/>
-                  </m:rPr>
-                  <m:t>]</m:t>
-                </m:r>
-                <m:r>
-                  <m:rPr>
-                    <m:sty m:val="p"/>
-                  </m:rPr>
-                  <m:t>≠</m:t>
                 </m:r>
                 <m:d>
                   <m:dPr>
-                    <m:begChr m:val="("/>
+                    <m:begChr m:val="["/>
                     <m:sepChr m:val=""/>
-                    <m:endChr m:val=")"/>
+                    <m:endChr m:val="]"/>
                     <m:grow/>
                   </m:dPr>
                   <m:e>
-                    <m:r>
-                      <m:t>E</m:t>
-                    </m:r>
-                    <m:r>
-                      <m:rPr>
-                        <m:sty m:val="p"/>
-                      </m:rPr>
-                      <m:t>[</m:t>
-                    </m:r>
                     <m:sSup>
                       <m:e>
                         <m:r>
@@ -1106,31 +984,33 @@
                           <m:t>=</m:t>
                         </m:r>
                         <m:r>
-                          <m:t>0</m:t>
+                          <m:t>1</m:t>
                         </m:r>
                       </m:sup>
                     </m:sSup>
-                    <m:r>
-                      <m:rPr>
-                        <m:sty m:val="p"/>
-                      </m:rPr>
-                      <m:t>]</m:t>
-                    </m:r>
-                    <m:r>
-                      <m:rPr>
-                        <m:sty m:val="p"/>
-                      </m:rPr>
-                      <m:t>−</m:t>
-                    </m:r>
-                    <m:r>
-                      <m:t>E</m:t>
-                    </m:r>
-                    <m:r>
-                      <m:rPr>
-                        <m:sty m:val="p"/>
-                      </m:rPr>
-                      <m:t>[</m:t>
-                    </m:r>
+                  </m:e>
+                </m:d>
+                <m:r>
+                  <m:rPr>
+                    <m:sty m:val="p"/>
+                  </m:rPr>
+                  <m:t>−</m:t>
+                </m:r>
+                <m:r>
+                  <m:rPr>
+                    <m:nor/>
+                    <m:sty m:val="p"/>
+                  </m:rPr>
+                  <m:t>E</m:t>
+                </m:r>
+                <m:d>
+                  <m:dPr>
+                    <m:begChr m:val="["/>
+                    <m:sepChr m:val=""/>
+                    <m:endChr m:val="]"/>
+                    <m:grow/>
+                  </m:dPr>
+                  <m:e>
                     <m:sSup>
                       <m:e>
                         <m:r>
@@ -1170,12 +1050,140 @@
                         </m:r>
                       </m:sup>
                     </m:sSup>
+                  </m:e>
+                </m:d>
+                <m:r>
+                  <m:rPr>
+                    <m:sty m:val="p"/>
+                  </m:rPr>
+                  <m:t>≠</m:t>
+                </m:r>
+                <m:d>
+                  <m:dPr>
+                    <m:begChr m:val="("/>
+                    <m:sepChr m:val=""/>
+                    <m:endChr m:val=")"/>
+                    <m:grow/>
+                  </m:dPr>
+                  <m:e>
+                    <m:r>
+                      <m:rPr>
+                        <m:nor/>
+                        <m:sty m:val="p"/>
+                      </m:rPr>
+                      <m:t>E</m:t>
+                    </m:r>
+                    <m:d>
+                      <m:dPr>
+                        <m:begChr m:val="["/>
+                        <m:sepChr m:val=""/>
+                        <m:endChr m:val="]"/>
+                        <m:grow/>
+                      </m:dPr>
+                      <m:e>
+                        <m:sSup>
+                          <m:e>
+                            <m:r>
+                              <m:t>Y</m:t>
+                            </m:r>
+                          </m:e>
+                          <m:sup>
+                            <m:r>
+                              <m:t>a</m:t>
+                            </m:r>
+                            <m:r>
+                              <m:rPr>
+                                <m:sty m:val="p"/>
+                              </m:rPr>
+                              <m:t>=</m:t>
+                            </m:r>
+                            <m:r>
+                              <m:t>1</m:t>
+                            </m:r>
+                            <m:r>
+                              <m:rPr>
+                                <m:sty m:val="p"/>
+                              </m:rPr>
+                              <m:t>,</m:t>
+                            </m:r>
+                            <m:r>
+                              <m:t>e</m:t>
+                            </m:r>
+                            <m:r>
+                              <m:rPr>
+                                <m:sty m:val="p"/>
+                              </m:rPr>
+                              <m:t>=</m:t>
+                            </m:r>
+                            <m:r>
+                              <m:t>0</m:t>
+                            </m:r>
+                          </m:sup>
+                        </m:sSup>
+                      </m:e>
+                    </m:d>
                     <m:r>
                       <m:rPr>
                         <m:sty m:val="p"/>
                       </m:rPr>
-                      <m:t>]</m:t>
+                      <m:t>−</m:t>
                     </m:r>
+                    <m:r>
+                      <m:rPr>
+                        <m:nor/>
+                        <m:sty m:val="p"/>
+                      </m:rPr>
+                      <m:t>E</m:t>
+                    </m:r>
+                    <m:d>
+                      <m:dPr>
+                        <m:begChr m:val="["/>
+                        <m:sepChr m:val=""/>
+                        <m:endChr m:val="]"/>
+                        <m:grow/>
+                      </m:dPr>
+                      <m:e>
+                        <m:sSup>
+                          <m:e>
+                            <m:r>
+                              <m:t>Y</m:t>
+                            </m:r>
+                          </m:e>
+                          <m:sup>
+                            <m:r>
+                              <m:t>a</m:t>
+                            </m:r>
+                            <m:r>
+                              <m:rPr>
+                                <m:sty m:val="p"/>
+                              </m:rPr>
+                              <m:t>=</m:t>
+                            </m:r>
+                            <m:r>
+                              <m:t>0</m:t>
+                            </m:r>
+                            <m:r>
+                              <m:rPr>
+                                <m:sty m:val="p"/>
+                              </m:rPr>
+                              <m:t>,</m:t>
+                            </m:r>
+                            <m:r>
+                              <m:t>e</m:t>
+                            </m:r>
+                            <m:r>
+                              <m:rPr>
+                                <m:sty m:val="p"/>
+                              </m:rPr>
+                              <m:t>=</m:t>
+                            </m:r>
+                            <m:r>
+                              <m:t>0</m:t>
+                            </m:r>
+                          </m:sup>
+                        </m:sSup>
+                      </m:e>
+                    </m:d>
                   </m:e>
                 </m:d>
                 <m:r>
@@ -1193,59 +1201,61 @@
                   </m:dPr>
                   <m:e>
                     <m:r>
+                      <m:rPr>
+                        <m:nor/>
+                        <m:sty m:val="p"/>
+                      </m:rPr>
                       <m:t>E</m:t>
                     </m:r>
-                    <m:r>
-                      <m:rPr>
-                        <m:sty m:val="p"/>
-                      </m:rPr>
-                      <m:t>[</m:t>
-                    </m:r>
-                    <m:sSup>
+                    <m:d>
+                      <m:dPr>
+                        <m:begChr m:val="["/>
+                        <m:sepChr m:val=""/>
+                        <m:endChr m:val="]"/>
+                        <m:grow/>
+                      </m:dPr>
                       <m:e>
-                        <m:r>
-                          <m:t>Y</m:t>
-                        </m:r>
+                        <m:sSup>
+                          <m:e>
+                            <m:r>
+                              <m:t>Y</m:t>
+                            </m:r>
+                          </m:e>
+                          <m:sup>
+                            <m:r>
+                              <m:t>a</m:t>
+                            </m:r>
+                            <m:r>
+                              <m:rPr>
+                                <m:sty m:val="p"/>
+                              </m:rPr>
+                              <m:t>=</m:t>
+                            </m:r>
+                            <m:r>
+                              <m:t>0</m:t>
+                            </m:r>
+                            <m:r>
+                              <m:rPr>
+                                <m:sty m:val="p"/>
+                              </m:rPr>
+                              <m:t>,</m:t>
+                            </m:r>
+                            <m:r>
+                              <m:t>e</m:t>
+                            </m:r>
+                            <m:r>
+                              <m:rPr>
+                                <m:sty m:val="p"/>
+                              </m:rPr>
+                              <m:t>=</m:t>
+                            </m:r>
+                            <m:r>
+                              <m:t>1</m:t>
+                            </m:r>
+                          </m:sup>
+                        </m:sSup>
                       </m:e>
-                      <m:sup>
-                        <m:r>
-                          <m:t>a</m:t>
-                        </m:r>
-                        <m:r>
-                          <m:rPr>
-                            <m:sty m:val="p"/>
-                          </m:rPr>
-                          <m:t>=</m:t>
-                        </m:r>
-                        <m:r>
-                          <m:t>0</m:t>
-                        </m:r>
-                        <m:r>
-                          <m:rPr>
-                            <m:sty m:val="p"/>
-                          </m:rPr>
-                          <m:t>,</m:t>
-                        </m:r>
-                        <m:r>
-                          <m:t>e</m:t>
-                        </m:r>
-                        <m:r>
-                          <m:rPr>
-                            <m:sty m:val="p"/>
-                          </m:rPr>
-                          <m:t>=</m:t>
-                        </m:r>
-                        <m:r>
-                          <m:t>1</m:t>
-                        </m:r>
-                      </m:sup>
-                    </m:sSup>
-                    <m:r>
-                      <m:rPr>
-                        <m:sty m:val="p"/>
-                      </m:rPr>
-                      <m:t>]</m:t>
-                    </m:r>
+                    </m:d>
                     <m:r>
                       <m:rPr>
                         <m:sty m:val="p"/>
@@ -1253,59 +1263,61 @@
                       <m:t>−</m:t>
                     </m:r>
                     <m:r>
+                      <m:rPr>
+                        <m:nor/>
+                        <m:sty m:val="p"/>
+                      </m:rPr>
                       <m:t>E</m:t>
                     </m:r>
-                    <m:r>
-                      <m:rPr>
-                        <m:sty m:val="p"/>
-                      </m:rPr>
-                      <m:t>[</m:t>
-                    </m:r>
-                    <m:sSup>
+                    <m:d>
+                      <m:dPr>
+                        <m:begChr m:val="["/>
+                        <m:sepChr m:val=""/>
+                        <m:endChr m:val="]"/>
+                        <m:grow/>
+                      </m:dPr>
                       <m:e>
-                        <m:r>
-                          <m:t>Y</m:t>
-                        </m:r>
+                        <m:sSup>
+                          <m:e>
+                            <m:r>
+                              <m:t>Y</m:t>
+                            </m:r>
+                          </m:e>
+                          <m:sup>
+                            <m:r>
+                              <m:t>a</m:t>
+                            </m:r>
+                            <m:r>
+                              <m:rPr>
+                                <m:sty m:val="p"/>
+                              </m:rPr>
+                              <m:t>=</m:t>
+                            </m:r>
+                            <m:r>
+                              <m:t>0</m:t>
+                            </m:r>
+                            <m:r>
+                              <m:rPr>
+                                <m:sty m:val="p"/>
+                              </m:rPr>
+                              <m:t>,</m:t>
+                            </m:r>
+                            <m:r>
+                              <m:t>e</m:t>
+                            </m:r>
+                            <m:r>
+                              <m:rPr>
+                                <m:sty m:val="p"/>
+                              </m:rPr>
+                              <m:t>=</m:t>
+                            </m:r>
+                            <m:r>
+                              <m:t>0</m:t>
+                            </m:r>
+                          </m:sup>
+                        </m:sSup>
                       </m:e>
-                      <m:sup>
-                        <m:r>
-                          <m:t>a</m:t>
-                        </m:r>
-                        <m:r>
-                          <m:rPr>
-                            <m:sty m:val="p"/>
-                          </m:rPr>
-                          <m:t>=</m:t>
-                        </m:r>
-                        <m:r>
-                          <m:t>0</m:t>
-                        </m:r>
-                        <m:r>
-                          <m:rPr>
-                            <m:sty m:val="p"/>
-                          </m:rPr>
-                          <m:t>,</m:t>
-                        </m:r>
-                        <m:r>
-                          <m:t>e</m:t>
-                        </m:r>
-                        <m:r>
-                          <m:rPr>
-                            <m:sty m:val="p"/>
-                          </m:rPr>
-                          <m:t>=</m:t>
-                        </m:r>
-                        <m:r>
-                          <m:t>0</m:t>
-                        </m:r>
-                      </m:sup>
-                    </m:sSup>
-                    <m:r>
-                      <m:rPr>
-                        <m:sty m:val="p"/>
-                      </m:rPr>
-                      <m:t>]</m:t>
-                    </m:r>
+                    </m:d>
                   </m:e>
                 </m:d>
               </m:oMath>
@@ -1367,59 +1379,61 @@
             <m:t>=</m:t>
           </m:r>
           <m:r>
+            <m:rPr>
+              <m:nor/>
+              <m:sty m:val="p"/>
+            </m:rPr>
             <m:t>E</m:t>
           </m:r>
-          <m:r>
-            <m:rPr>
-              <m:sty m:val="p"/>
-            </m:rPr>
-            <m:t>[</m:t>
-          </m:r>
-          <m:sSup>
+          <m:d>
+            <m:dPr>
+              <m:begChr m:val="["/>
+              <m:sepChr m:val=""/>
+              <m:endChr m:val="]"/>
+              <m:grow/>
+            </m:dPr>
             <m:e>
-              <m:r>
-                <m:t>Y</m:t>
-              </m:r>
+              <m:sSup>
+                <m:e>
+                  <m:r>
+                    <m:t>Y</m:t>
+                  </m:r>
+                </m:e>
+                <m:sup>
+                  <m:r>
+                    <m:t>a</m:t>
+                  </m:r>
+                  <m:r>
+                    <m:rPr>
+                      <m:sty m:val="p"/>
+                    </m:rPr>
+                    <m:t>=</m:t>
+                  </m:r>
+                  <m:r>
+                    <m:t>1</m:t>
+                  </m:r>
+                  <m:r>
+                    <m:rPr>
+                      <m:sty m:val="p"/>
+                    </m:rPr>
+                    <m:t>,</m:t>
+                  </m:r>
+                  <m:r>
+                    <m:t>e</m:t>
+                  </m:r>
+                  <m:r>
+                    <m:rPr>
+                      <m:sty m:val="p"/>
+                    </m:rPr>
+                    <m:t>=</m:t>
+                  </m:r>
+                  <m:r>
+                    <m:t>1</m:t>
+                  </m:r>
+                </m:sup>
+              </m:sSup>
             </m:e>
-            <m:sup>
-              <m:r>
-                <m:t>a</m:t>
-              </m:r>
-              <m:r>
-                <m:rPr>
-                  <m:sty m:val="p"/>
-                </m:rPr>
-                <m:t>=</m:t>
-              </m:r>
-              <m:r>
-                <m:t>1</m:t>
-              </m:r>
-              <m:r>
-                <m:rPr>
-                  <m:sty m:val="p"/>
-                </m:rPr>
-                <m:t>,</m:t>
-              </m:r>
-              <m:r>
-                <m:t>e</m:t>
-              </m:r>
-              <m:r>
-                <m:rPr>
-                  <m:sty m:val="p"/>
-                </m:rPr>
-                <m:t>=</m:t>
-              </m:r>
-              <m:r>
-                <m:t>1</m:t>
-              </m:r>
-            </m:sup>
-          </m:sSup>
-          <m:r>
-            <m:rPr>
-              <m:sty m:val="p"/>
-            </m:rPr>
-            <m:t>]</m:t>
-          </m:r>
+          </m:d>
           <m:r>
             <m:rPr>
               <m:sty m:val="p"/>
@@ -1427,59 +1441,61 @@
             <m:t>−</m:t>
           </m:r>
           <m:r>
+            <m:rPr>
+              <m:nor/>
+              <m:sty m:val="p"/>
+            </m:rPr>
             <m:t>E</m:t>
           </m:r>
-          <m:r>
-            <m:rPr>
-              <m:sty m:val="p"/>
-            </m:rPr>
-            <m:t>[</m:t>
-          </m:r>
-          <m:sSup>
+          <m:d>
+            <m:dPr>
+              <m:begChr m:val="["/>
+              <m:sepChr m:val=""/>
+              <m:endChr m:val="]"/>
+              <m:grow/>
+            </m:dPr>
             <m:e>
-              <m:r>
-                <m:t>Y</m:t>
-              </m:r>
+              <m:sSup>
+                <m:e>
+                  <m:r>
+                    <m:t>Y</m:t>
+                  </m:r>
+                </m:e>
+                <m:sup>
+                  <m:r>
+                    <m:t>a</m:t>
+                  </m:r>
+                  <m:r>
+                    <m:rPr>
+                      <m:sty m:val="p"/>
+                    </m:rPr>
+                    <m:t>=</m:t>
+                  </m:r>
+                  <m:r>
+                    <m:t>1</m:t>
+                  </m:r>
+                  <m:r>
+                    <m:rPr>
+                      <m:sty m:val="p"/>
+                    </m:rPr>
+                    <m:t>,</m:t>
+                  </m:r>
+                  <m:r>
+                    <m:t>e</m:t>
+                  </m:r>
+                  <m:r>
+                    <m:rPr>
+                      <m:sty m:val="p"/>
+                    </m:rPr>
+                    <m:t>=</m:t>
+                  </m:r>
+                  <m:r>
+                    <m:t>0</m:t>
+                  </m:r>
+                </m:sup>
+              </m:sSup>
             </m:e>
-            <m:sup>
-              <m:r>
-                <m:t>a</m:t>
-              </m:r>
-              <m:r>
-                <m:rPr>
-                  <m:sty m:val="p"/>
-                </m:rPr>
-                <m:t>=</m:t>
-              </m:r>
-              <m:r>
-                <m:t>1</m:t>
-              </m:r>
-              <m:r>
-                <m:rPr>
-                  <m:sty m:val="p"/>
-                </m:rPr>
-                <m:t>,</m:t>
-              </m:r>
-              <m:r>
-                <m:t>e</m:t>
-              </m:r>
-              <m:r>
-                <m:rPr>
-                  <m:sty m:val="p"/>
-                </m:rPr>
-                <m:t>=</m:t>
-              </m:r>
-              <m:r>
-                <m:t>0</m:t>
-              </m:r>
-            </m:sup>
-          </m:sSup>
-          <m:r>
-            <m:rPr>
-              <m:sty m:val="p"/>
-            </m:rPr>
-            <m:t>]</m:t>
-          </m:r>
+          </m:d>
           <m:r>
             <m:rPr>
               <m:sty m:val="p"/>
@@ -1487,59 +1503,61 @@
             <m:t>−</m:t>
           </m:r>
           <m:r>
+            <m:rPr>
+              <m:nor/>
+              <m:sty m:val="p"/>
+            </m:rPr>
             <m:t>E</m:t>
           </m:r>
-          <m:r>
-            <m:rPr>
-              <m:sty m:val="p"/>
-            </m:rPr>
-            <m:t>[</m:t>
-          </m:r>
-          <m:sSup>
+          <m:d>
+            <m:dPr>
+              <m:begChr m:val="["/>
+              <m:sepChr m:val=""/>
+              <m:endChr m:val="]"/>
+              <m:grow/>
+            </m:dPr>
             <m:e>
-              <m:r>
-                <m:t>Y</m:t>
-              </m:r>
+              <m:sSup>
+                <m:e>
+                  <m:r>
+                    <m:t>Y</m:t>
+                  </m:r>
+                </m:e>
+                <m:sup>
+                  <m:r>
+                    <m:t>a</m:t>
+                  </m:r>
+                  <m:r>
+                    <m:rPr>
+                      <m:sty m:val="p"/>
+                    </m:rPr>
+                    <m:t>=</m:t>
+                  </m:r>
+                  <m:r>
+                    <m:t>0</m:t>
+                  </m:r>
+                  <m:r>
+                    <m:rPr>
+                      <m:sty m:val="p"/>
+                    </m:rPr>
+                    <m:t>,</m:t>
+                  </m:r>
+                  <m:r>
+                    <m:t>e</m:t>
+                  </m:r>
+                  <m:r>
+                    <m:rPr>
+                      <m:sty m:val="p"/>
+                    </m:rPr>
+                    <m:t>=</m:t>
+                  </m:r>
+                  <m:r>
+                    <m:t>1</m:t>
+                  </m:r>
+                </m:sup>
+              </m:sSup>
             </m:e>
-            <m:sup>
-              <m:r>
-                <m:t>a</m:t>
-              </m:r>
-              <m:r>
-                <m:rPr>
-                  <m:sty m:val="p"/>
-                </m:rPr>
-                <m:t>=</m:t>
-              </m:r>
-              <m:r>
-                <m:t>0</m:t>
-              </m:r>
-              <m:r>
-                <m:rPr>
-                  <m:sty m:val="p"/>
-                </m:rPr>
-                <m:t>,</m:t>
-              </m:r>
-              <m:r>
-                <m:t>e</m:t>
-              </m:r>
-              <m:r>
-                <m:rPr>
-                  <m:sty m:val="p"/>
-                </m:rPr>
-                <m:t>=</m:t>
-              </m:r>
-              <m:r>
-                <m:t>1</m:t>
-              </m:r>
-            </m:sup>
-          </m:sSup>
-          <m:r>
-            <m:rPr>
-              <m:sty m:val="p"/>
-            </m:rPr>
-            <m:t>]</m:t>
-          </m:r>
+          </m:d>
           <m:r>
             <m:rPr>
               <m:sty m:val="p"/>
@@ -1547,59 +1565,61 @@
             <m:t>+</m:t>
           </m:r>
           <m:r>
+            <m:rPr>
+              <m:nor/>
+              <m:sty m:val="p"/>
+            </m:rPr>
             <m:t>E</m:t>
           </m:r>
-          <m:r>
-            <m:rPr>
-              <m:sty m:val="p"/>
-            </m:rPr>
-            <m:t>[</m:t>
-          </m:r>
-          <m:sSup>
+          <m:d>
+            <m:dPr>
+              <m:begChr m:val="["/>
+              <m:sepChr m:val=""/>
+              <m:endChr m:val="]"/>
+              <m:grow/>
+            </m:dPr>
             <m:e>
-              <m:r>
-                <m:t>Y</m:t>
-              </m:r>
+              <m:sSup>
+                <m:e>
+                  <m:r>
+                    <m:t>Y</m:t>
+                  </m:r>
+                </m:e>
+                <m:sup>
+                  <m:r>
+                    <m:t>a</m:t>
+                  </m:r>
+                  <m:r>
+                    <m:rPr>
+                      <m:sty m:val="p"/>
+                    </m:rPr>
+                    <m:t>=</m:t>
+                  </m:r>
+                  <m:r>
+                    <m:t>0</m:t>
+                  </m:r>
+                  <m:r>
+                    <m:rPr>
+                      <m:sty m:val="p"/>
+                    </m:rPr>
+                    <m:t>,</m:t>
+                  </m:r>
+                  <m:r>
+                    <m:t>e</m:t>
+                  </m:r>
+                  <m:r>
+                    <m:rPr>
+                      <m:sty m:val="p"/>
+                    </m:rPr>
+                    <m:t>=</m:t>
+                  </m:r>
+                  <m:r>
+                    <m:t>0</m:t>
+                  </m:r>
+                </m:sup>
+              </m:sSup>
             </m:e>
-            <m:sup>
-              <m:r>
-                <m:t>a</m:t>
-              </m:r>
-              <m:r>
-                <m:rPr>
-                  <m:sty m:val="p"/>
-                </m:rPr>
-                <m:t>=</m:t>
-              </m:r>
-              <m:r>
-                <m:t>0</m:t>
-              </m:r>
-              <m:r>
-                <m:rPr>
-                  <m:sty m:val="p"/>
-                </m:rPr>
-                <m:t>,</m:t>
-              </m:r>
-              <m:r>
-                <m:t>e</m:t>
-              </m:r>
-              <m:r>
-                <m:rPr>
-                  <m:sty m:val="p"/>
-                </m:rPr>
-                <m:t>=</m:t>
-              </m:r>
-              <m:r>
-                <m:t>0</m:t>
-              </m:r>
-            </m:sup>
-          </m:sSup>
-          <m:r>
-            <m:rPr>
-              <m:sty m:val="p"/>
-            </m:rPr>
-            <m:t>]</m:t>
-          </m:r>
+          </m:d>
         </m:oMath>
       </m:oMathPara>
     </w:p>
@@ -2086,59 +2106,61 @@
                   </w:r>
                   <m:oMath>
                     <m:r>
+                      <m:rPr>
+                        <m:nor/>
+                        <m:sty m:val="p"/>
+                      </m:rPr>
                       <m:t>E</m:t>
                     </m:r>
-                    <m:r>
-                      <m:rPr>
-                        <m:sty m:val="p"/>
-                      </m:rPr>
-                      <m:t>[</m:t>
-                    </m:r>
-                    <m:sSup>
+                    <m:d>
+                      <m:dPr>
+                        <m:begChr m:val="["/>
+                        <m:sepChr m:val=""/>
+                        <m:endChr m:val="]"/>
+                        <m:grow/>
+                      </m:dPr>
                       <m:e>
-                        <m:r>
-                          <m:t>Y</m:t>
-                        </m:r>
+                        <m:sSup>
+                          <m:e>
+                            <m:r>
+                              <m:t>Y</m:t>
+                            </m:r>
+                          </m:e>
+                          <m:sup>
+                            <m:r>
+                              <m:t>a</m:t>
+                            </m:r>
+                            <m:r>
+                              <m:rPr>
+                                <m:sty m:val="p"/>
+                              </m:rPr>
+                              <m:t>=</m:t>
+                            </m:r>
+                            <m:r>
+                              <m:t>0</m:t>
+                            </m:r>
+                            <m:r>
+                              <m:rPr>
+                                <m:sty m:val="p"/>
+                              </m:rPr>
+                              <m:t>,</m:t>
+                            </m:r>
+                            <m:r>
+                              <m:t>e</m:t>
+                            </m:r>
+                            <m:r>
+                              <m:rPr>
+                                <m:sty m:val="p"/>
+                              </m:rPr>
+                              <m:t>=</m:t>
+                            </m:r>
+                            <m:r>
+                              <m:t>0</m:t>
+                            </m:r>
+                          </m:sup>
+                        </m:sSup>
                       </m:e>
-                      <m:sup>
-                        <m:r>
-                          <m:t>a</m:t>
-                        </m:r>
-                        <m:r>
-                          <m:rPr>
-                            <m:sty m:val="p"/>
-                          </m:rPr>
-                          <m:t>=</m:t>
-                        </m:r>
-                        <m:r>
-                          <m:t>0</m:t>
-                        </m:r>
-                        <m:r>
-                          <m:rPr>
-                            <m:sty m:val="p"/>
-                          </m:rPr>
-                          <m:t>,</m:t>
-                        </m:r>
-                        <m:r>
-                          <m:t>e</m:t>
-                        </m:r>
-                        <m:r>
-                          <m:rPr>
-                            <m:sty m:val="p"/>
-                          </m:rPr>
-                          <m:t>=</m:t>
-                        </m:r>
-                        <m:r>
-                          <m:t>0</m:t>
-                        </m:r>
-                      </m:sup>
-                    </m:sSup>
-                    <m:r>
-                      <m:rPr>
-                        <m:sty m:val="p"/>
-                      </m:rPr>
-                      <m:t>]</m:t>
-                    </m:r>
+                    </m:d>
                   </m:oMath>
                 </w:p>
               </w:tc>
@@ -2169,59 +2191,61 @@
                   </w:r>
                   <m:oMath>
                     <m:r>
+                      <m:rPr>
+                        <m:nor/>
+                        <m:sty m:val="p"/>
+                      </m:rPr>
                       <m:t>E</m:t>
                     </m:r>
-                    <m:r>
-                      <m:rPr>
-                        <m:sty m:val="p"/>
-                      </m:rPr>
-                      <m:t>[</m:t>
-                    </m:r>
-                    <m:sSup>
+                    <m:d>
+                      <m:dPr>
+                        <m:begChr m:val="["/>
+                        <m:sepChr m:val=""/>
+                        <m:endChr m:val="]"/>
+                        <m:grow/>
+                      </m:dPr>
                       <m:e>
-                        <m:r>
-                          <m:t>Y</m:t>
-                        </m:r>
+                        <m:sSup>
+                          <m:e>
+                            <m:r>
+                              <m:t>Y</m:t>
+                            </m:r>
+                          </m:e>
+                          <m:sup>
+                            <m:r>
+                              <m:t>a</m:t>
+                            </m:r>
+                            <m:r>
+                              <m:rPr>
+                                <m:sty m:val="p"/>
+                              </m:rPr>
+                              <m:t>=</m:t>
+                            </m:r>
+                            <m:r>
+                              <m:t>1</m:t>
+                            </m:r>
+                            <m:r>
+                              <m:rPr>
+                                <m:sty m:val="p"/>
+                              </m:rPr>
+                              <m:t>,</m:t>
+                            </m:r>
+                            <m:r>
+                              <m:t>e</m:t>
+                            </m:r>
+                            <m:r>
+                              <m:rPr>
+                                <m:sty m:val="p"/>
+                              </m:rPr>
+                              <m:t>=</m:t>
+                            </m:r>
+                            <m:r>
+                              <m:t>0</m:t>
+                            </m:r>
+                          </m:sup>
+                        </m:sSup>
                       </m:e>
-                      <m:sup>
-                        <m:r>
-                          <m:t>a</m:t>
-                        </m:r>
-                        <m:r>
-                          <m:rPr>
-                            <m:sty m:val="p"/>
-                          </m:rPr>
-                          <m:t>=</m:t>
-                        </m:r>
-                        <m:r>
-                          <m:t>1</m:t>
-                        </m:r>
-                        <m:r>
-                          <m:rPr>
-                            <m:sty m:val="p"/>
-                          </m:rPr>
-                          <m:t>,</m:t>
-                        </m:r>
-                        <m:r>
-                          <m:t>e</m:t>
-                        </m:r>
-                        <m:r>
-                          <m:rPr>
-                            <m:sty m:val="p"/>
-                          </m:rPr>
-                          <m:t>=</m:t>
-                        </m:r>
-                        <m:r>
-                          <m:t>0</m:t>
-                        </m:r>
-                      </m:sup>
-                    </m:sSup>
-                    <m:r>
-                      <m:rPr>
-                        <m:sty m:val="p"/>
-                      </m:rPr>
-                      <m:t>]</m:t>
-                    </m:r>
+                    </m:d>
                   </m:oMath>
                 </w:p>
               </w:tc>
@@ -2252,59 +2276,61 @@
                   </w:r>
                   <m:oMath>
                     <m:r>
+                      <m:rPr>
+                        <m:nor/>
+                        <m:sty m:val="p"/>
+                      </m:rPr>
                       <m:t>E</m:t>
                     </m:r>
-                    <m:r>
-                      <m:rPr>
-                        <m:sty m:val="p"/>
-                      </m:rPr>
-                      <m:t>[</m:t>
-                    </m:r>
-                    <m:sSup>
+                    <m:d>
+                      <m:dPr>
+                        <m:begChr m:val="["/>
+                        <m:sepChr m:val=""/>
+                        <m:endChr m:val="]"/>
+                        <m:grow/>
+                      </m:dPr>
                       <m:e>
-                        <m:r>
-                          <m:t>Y</m:t>
-                        </m:r>
+                        <m:sSup>
+                          <m:e>
+                            <m:r>
+                              <m:t>Y</m:t>
+                            </m:r>
+                          </m:e>
+                          <m:sup>
+                            <m:r>
+                              <m:t>a</m:t>
+                            </m:r>
+                            <m:r>
+                              <m:rPr>
+                                <m:sty m:val="p"/>
+                              </m:rPr>
+                              <m:t>=</m:t>
+                            </m:r>
+                            <m:r>
+                              <m:t>0</m:t>
+                            </m:r>
+                            <m:r>
+                              <m:rPr>
+                                <m:sty m:val="p"/>
+                              </m:rPr>
+                              <m:t>,</m:t>
+                            </m:r>
+                            <m:r>
+                              <m:t>e</m:t>
+                            </m:r>
+                            <m:r>
+                              <m:rPr>
+                                <m:sty m:val="p"/>
+                              </m:rPr>
+                              <m:t>=</m:t>
+                            </m:r>
+                            <m:r>
+                              <m:t>1</m:t>
+                            </m:r>
+                          </m:sup>
+                        </m:sSup>
                       </m:e>
-                      <m:sup>
-                        <m:r>
-                          <m:t>a</m:t>
-                        </m:r>
-                        <m:r>
-                          <m:rPr>
-                            <m:sty m:val="p"/>
-                          </m:rPr>
-                          <m:t>=</m:t>
-                        </m:r>
-                        <m:r>
-                          <m:t>0</m:t>
-                        </m:r>
-                        <m:r>
-                          <m:rPr>
-                            <m:sty m:val="p"/>
-                          </m:rPr>
-                          <m:t>,</m:t>
-                        </m:r>
-                        <m:r>
-                          <m:t>e</m:t>
-                        </m:r>
-                        <m:r>
-                          <m:rPr>
-                            <m:sty m:val="p"/>
-                          </m:rPr>
-                          <m:t>=</m:t>
-                        </m:r>
-                        <m:r>
-                          <m:t>1</m:t>
-                        </m:r>
-                      </m:sup>
-                    </m:sSup>
-                    <m:r>
-                      <m:rPr>
-                        <m:sty m:val="p"/>
-                      </m:rPr>
-                      <m:t>]</m:t>
-                    </m:r>
+                    </m:d>
                   </m:oMath>
                 </w:p>
               </w:tc>
@@ -2335,59 +2361,61 @@
                   </w:r>
                   <m:oMath>
                     <m:r>
+                      <m:rPr>
+                        <m:nor/>
+                        <m:sty m:val="p"/>
+                      </m:rPr>
                       <m:t>E</m:t>
                     </m:r>
-                    <m:r>
-                      <m:rPr>
-                        <m:sty m:val="p"/>
-                      </m:rPr>
-                      <m:t>[</m:t>
-                    </m:r>
-                    <m:sSup>
+                    <m:d>
+                      <m:dPr>
+                        <m:begChr m:val="["/>
+                        <m:sepChr m:val=""/>
+                        <m:endChr m:val="]"/>
+                        <m:grow/>
+                      </m:dPr>
                       <m:e>
-                        <m:r>
-                          <m:t>Y</m:t>
-                        </m:r>
+                        <m:sSup>
+                          <m:e>
+                            <m:r>
+                              <m:t>Y</m:t>
+                            </m:r>
+                          </m:e>
+                          <m:sup>
+                            <m:r>
+                              <m:t>a</m:t>
+                            </m:r>
+                            <m:r>
+                              <m:rPr>
+                                <m:sty m:val="p"/>
+                              </m:rPr>
+                              <m:t>=</m:t>
+                            </m:r>
+                            <m:r>
+                              <m:t>1</m:t>
+                            </m:r>
+                            <m:r>
+                              <m:rPr>
+                                <m:sty m:val="p"/>
+                              </m:rPr>
+                              <m:t>,</m:t>
+                            </m:r>
+                            <m:r>
+                              <m:t>e</m:t>
+                            </m:r>
+                            <m:r>
+                              <m:rPr>
+                                <m:sty m:val="p"/>
+                              </m:rPr>
+                              <m:t>=</m:t>
+                            </m:r>
+                            <m:r>
+                              <m:t>1</m:t>
+                            </m:r>
+                          </m:sup>
+                        </m:sSup>
                       </m:e>
-                      <m:sup>
-                        <m:r>
-                          <m:t>a</m:t>
-                        </m:r>
-                        <m:r>
-                          <m:rPr>
-                            <m:sty m:val="p"/>
-                          </m:rPr>
-                          <m:t>=</m:t>
-                        </m:r>
-                        <m:r>
-                          <m:t>1</m:t>
-                        </m:r>
-                        <m:r>
-                          <m:rPr>
-                            <m:sty m:val="p"/>
-                          </m:rPr>
-                          <m:t>,</m:t>
-                        </m:r>
-                        <m:r>
-                          <m:t>e</m:t>
-                        </m:r>
-                        <m:r>
-                          <m:rPr>
-                            <m:sty m:val="p"/>
-                          </m:rPr>
-                          <m:t>=</m:t>
-                        </m:r>
-                        <m:r>
-                          <m:t>1</m:t>
-                        </m:r>
-                      </m:sup>
-                    </m:sSup>
-                    <m:r>
-                      <m:rPr>
-                        <m:sty m:val="p"/>
-                      </m:rPr>
-                      <m:t>]</m:t>
-                    </m:r>
+                    </m:d>
                   </m:oMath>
                 </w:p>
               </w:tc>
@@ -3377,10 +3405,10 @@
         </m:oMathParaPr>
         <m:oMath>
           <m:r>
-            <m:t>P</m:t>
-          </m:r>
-          <m:r>
-            <m:t>r</m:t>
+            <m:rPr>
+              <m:sty m:val="p"/>
+            </m:rPr>
+            <m:t>Pr</m:t>
           </m:r>
           <m:r>
             <m:rPr>
@@ -5510,41 +5538,43 @@
             </w:pPr>
             <m:oMath>
               <m:r>
-                <m:t>E</m:t>
-              </m:r>
-              <m:r>
                 <m:rPr>
+                  <m:nor/>
                   <m:sty m:val="p"/>
                 </m:rPr>
-                <m:t>[</m:t>
-              </m:r>
-              <m:sSup>
+                <m:t>E</m:t>
+              </m:r>
+              <m:d>
+                <m:dPr>
+                  <m:begChr m:val="["/>
+                  <m:sepChr m:val=""/>
+                  <m:endChr m:val="]"/>
+                  <m:grow/>
+                </m:dPr>
                 <m:e>
-                  <m:r>
-                    <m:t>Y</m:t>
-                  </m:r>
+                  <m:sSup>
+                    <m:e>
+                      <m:r>
+                        <m:t>Y</m:t>
+                      </m:r>
+                    </m:e>
+                    <m:sup>
+                      <m:r>
+                        <m:t>0</m:t>
+                      </m:r>
+                      <m:r>
+                        <m:rPr>
+                          <m:sty m:val="p"/>
+                        </m:rPr>
+                        <m:t>,</m:t>
+                      </m:r>
+                      <m:r>
+                        <m:t>0</m:t>
+                      </m:r>
+                    </m:sup>
+                  </m:sSup>
                 </m:e>
-                <m:sup>
-                  <m:r>
-                    <m:t>0</m:t>
-                  </m:r>
-                  <m:r>
-                    <m:rPr>
-                      <m:sty m:val="p"/>
-                    </m:rPr>
-                    <m:t>,</m:t>
-                  </m:r>
-                  <m:r>
-                    <m:t>0</m:t>
-                  </m:r>
-                </m:sup>
-              </m:sSup>
-              <m:r>
-                <m:rPr>
-                  <m:sty m:val="p"/>
-                </m:rPr>
-                <m:t>]</m:t>
-              </m:r>
+              </m:d>
               <m:r>
                 <m:rPr>
                   <m:sty m:val="p"/>
@@ -5593,41 +5623,43 @@
             </w:pPr>
             <m:oMath>
               <m:r>
-                <m:t>E</m:t>
-              </m:r>
-              <m:r>
                 <m:rPr>
+                  <m:nor/>
                   <m:sty m:val="p"/>
                 </m:rPr>
-                <m:t>[</m:t>
-              </m:r>
-              <m:sSup>
+                <m:t>E</m:t>
+              </m:r>
+              <m:d>
+                <m:dPr>
+                  <m:begChr m:val="["/>
+                  <m:sepChr m:val=""/>
+                  <m:endChr m:val="]"/>
+                  <m:grow/>
+                </m:dPr>
                 <m:e>
-                  <m:r>
-                    <m:t>Y</m:t>
-                  </m:r>
+                  <m:sSup>
+                    <m:e>
+                      <m:r>
+                        <m:t>Y</m:t>
+                      </m:r>
+                    </m:e>
+                    <m:sup>
+                      <m:r>
+                        <m:t>1</m:t>
+                      </m:r>
+                      <m:r>
+                        <m:rPr>
+                          <m:sty m:val="p"/>
+                        </m:rPr>
+                        <m:t>,</m:t>
+                      </m:r>
+                      <m:r>
+                        <m:t>0</m:t>
+                      </m:r>
+                    </m:sup>
+                  </m:sSup>
                 </m:e>
-                <m:sup>
-                  <m:r>
-                    <m:t>1</m:t>
-                  </m:r>
-                  <m:r>
-                    <m:rPr>
-                      <m:sty m:val="p"/>
-                    </m:rPr>
-                    <m:t>,</m:t>
-                  </m:r>
-                  <m:r>
-                    <m:t>0</m:t>
-                  </m:r>
-                </m:sup>
-              </m:sSup>
-              <m:r>
-                <m:rPr>
-                  <m:sty m:val="p"/>
-                </m:rPr>
-                <m:t>]</m:t>
-              </m:r>
+              </m:d>
               <m:r>
                 <m:rPr>
                   <m:sty m:val="p"/>
@@ -5687,41 +5719,43 @@
             </w:pPr>
             <m:oMath>
               <m:r>
-                <m:t>E</m:t>
-              </m:r>
-              <m:r>
                 <m:rPr>
+                  <m:nor/>
                   <m:sty m:val="p"/>
                 </m:rPr>
-                <m:t>[</m:t>
-              </m:r>
-              <m:sSup>
+                <m:t>E</m:t>
+              </m:r>
+              <m:d>
+                <m:dPr>
+                  <m:begChr m:val="["/>
+                  <m:sepChr m:val=""/>
+                  <m:endChr m:val="]"/>
+                  <m:grow/>
+                </m:dPr>
                 <m:e>
-                  <m:r>
-                    <m:t>Y</m:t>
-                  </m:r>
+                  <m:sSup>
+                    <m:e>
+                      <m:r>
+                        <m:t>Y</m:t>
+                      </m:r>
+                    </m:e>
+                    <m:sup>
+                      <m:r>
+                        <m:t>0</m:t>
+                      </m:r>
+                      <m:r>
+                        <m:rPr>
+                          <m:sty m:val="p"/>
+                        </m:rPr>
+                        <m:t>,</m:t>
+                      </m:r>
+                      <m:r>
+                        <m:t>1</m:t>
+                      </m:r>
+                    </m:sup>
+                  </m:sSup>
                 </m:e>
-                <m:sup>
-                  <m:r>
-                    <m:t>0</m:t>
-                  </m:r>
-                  <m:r>
-                    <m:rPr>
-                      <m:sty m:val="p"/>
-                    </m:rPr>
-                    <m:t>,</m:t>
-                  </m:r>
-                  <m:r>
-                    <m:t>1</m:t>
-                  </m:r>
-                </m:sup>
-              </m:sSup>
-              <m:r>
-                <m:rPr>
-                  <m:sty m:val="p"/>
-                </m:rPr>
-                <m:t>]</m:t>
-              </m:r>
+              </m:d>
               <m:r>
                 <m:rPr>
                   <m:sty m:val="p"/>
@@ -5781,41 +5815,43 @@
             </w:pPr>
             <m:oMath>
               <m:r>
-                <m:t>E</m:t>
-              </m:r>
-              <m:r>
                 <m:rPr>
+                  <m:nor/>
                   <m:sty m:val="p"/>
                 </m:rPr>
-                <m:t>[</m:t>
-              </m:r>
-              <m:sSup>
+                <m:t>E</m:t>
+              </m:r>
+              <m:d>
+                <m:dPr>
+                  <m:begChr m:val="["/>
+                  <m:sepChr m:val=""/>
+                  <m:endChr m:val="]"/>
+                  <m:grow/>
+                </m:dPr>
                 <m:e>
-                  <m:r>
-                    <m:t>Y</m:t>
-                  </m:r>
+                  <m:sSup>
+                    <m:e>
+                      <m:r>
+                        <m:t>Y</m:t>
+                      </m:r>
+                    </m:e>
+                    <m:sup>
+                      <m:r>
+                        <m:t>1</m:t>
+                      </m:r>
+                      <m:r>
+                        <m:rPr>
+                          <m:sty m:val="p"/>
+                        </m:rPr>
+                        <m:t>,</m:t>
+                      </m:r>
+                      <m:r>
+                        <m:t>1</m:t>
+                      </m:r>
+                    </m:sup>
+                  </m:sSup>
                 </m:e>
-                <m:sup>
-                  <m:r>
-                    <m:t>1</m:t>
-                  </m:r>
-                  <m:r>
-                    <m:rPr>
-                      <m:sty m:val="p"/>
-                    </m:rPr>
-                    <m:t>,</m:t>
-                  </m:r>
-                  <m:r>
-                    <m:t>1</m:t>
-                  </m:r>
-                </m:sup>
-              </m:sSup>
-              <m:r>
-                <m:rPr>
-                  <m:sty m:val="p"/>
-                </m:rPr>
-                <m:t>]</m:t>
-              </m:r>
+              </m:d>
               <m:r>
                 <m:rPr>
                   <m:sty m:val="p"/>
@@ -7640,59 +7676,61 @@
             <m:t>=</m:t>
           </m:r>
           <m:r>
+            <m:rPr>
+              <m:nor/>
+              <m:sty m:val="p"/>
+            </m:rPr>
             <m:t>E</m:t>
           </m:r>
-          <m:r>
-            <m:rPr>
-              <m:sty m:val="p"/>
-            </m:rPr>
-            <m:t>[</m:t>
-          </m:r>
-          <m:sSup>
+          <m:d>
+            <m:dPr>
+              <m:begChr m:val="["/>
+              <m:sepChr m:val=""/>
+              <m:endChr m:val="]"/>
+              <m:grow/>
+            </m:dPr>
             <m:e>
-              <m:r>
-                <m:t>Y</m:t>
-              </m:r>
+              <m:sSup>
+                <m:e>
+                  <m:r>
+                    <m:t>Y</m:t>
+                  </m:r>
+                </m:e>
+                <m:sup>
+                  <m:r>
+                    <m:t>a</m:t>
+                  </m:r>
+                  <m:r>
+                    <m:rPr>
+                      <m:sty m:val="p"/>
+                    </m:rPr>
+                    <m:t>=</m:t>
+                  </m:r>
+                  <m:r>
+                    <m:t>1</m:t>
+                  </m:r>
+                  <m:r>
+                    <m:rPr>
+                      <m:sty m:val="p"/>
+                    </m:rPr>
+                    <m:t>,</m:t>
+                  </m:r>
+                  <m:r>
+                    <m:t>e</m:t>
+                  </m:r>
+                  <m:r>
+                    <m:rPr>
+                      <m:sty m:val="p"/>
+                    </m:rPr>
+                    <m:t>=</m:t>
+                  </m:r>
+                  <m:r>
+                    <m:t>1</m:t>
+                  </m:r>
+                </m:sup>
+              </m:sSup>
             </m:e>
-            <m:sup>
-              <m:r>
-                <m:t>a</m:t>
-              </m:r>
-              <m:r>
-                <m:rPr>
-                  <m:sty m:val="p"/>
-                </m:rPr>
-                <m:t>=</m:t>
-              </m:r>
-              <m:r>
-                <m:t>1</m:t>
-              </m:r>
-              <m:r>
-                <m:rPr>
-                  <m:sty m:val="p"/>
-                </m:rPr>
-                <m:t>,</m:t>
-              </m:r>
-              <m:r>
-                <m:t>e</m:t>
-              </m:r>
-              <m:r>
-                <m:rPr>
-                  <m:sty m:val="p"/>
-                </m:rPr>
-                <m:t>=</m:t>
-              </m:r>
-              <m:r>
-                <m:t>1</m:t>
-              </m:r>
-            </m:sup>
-          </m:sSup>
-          <m:r>
-            <m:rPr>
-              <m:sty m:val="p"/>
-            </m:rPr>
-            <m:t>]</m:t>
-          </m:r>
+          </m:d>
           <m:r>
             <m:rPr>
               <m:sty m:val="p"/>
@@ -7700,59 +7738,61 @@
             <m:t>−</m:t>
           </m:r>
           <m:r>
+            <m:rPr>
+              <m:nor/>
+              <m:sty m:val="p"/>
+            </m:rPr>
             <m:t>E</m:t>
           </m:r>
-          <m:r>
-            <m:rPr>
-              <m:sty m:val="p"/>
-            </m:rPr>
-            <m:t>[</m:t>
-          </m:r>
-          <m:sSup>
+          <m:d>
+            <m:dPr>
+              <m:begChr m:val="["/>
+              <m:sepChr m:val=""/>
+              <m:endChr m:val="]"/>
+              <m:grow/>
+            </m:dPr>
             <m:e>
-              <m:r>
-                <m:t>Y</m:t>
-              </m:r>
+              <m:sSup>
+                <m:e>
+                  <m:r>
+                    <m:t>Y</m:t>
+                  </m:r>
+                </m:e>
+                <m:sup>
+                  <m:r>
+                    <m:t>a</m:t>
+                  </m:r>
+                  <m:r>
+                    <m:rPr>
+                      <m:sty m:val="p"/>
+                    </m:rPr>
+                    <m:t>=</m:t>
+                  </m:r>
+                  <m:r>
+                    <m:t>1</m:t>
+                  </m:r>
+                  <m:r>
+                    <m:rPr>
+                      <m:sty m:val="p"/>
+                    </m:rPr>
+                    <m:t>,</m:t>
+                  </m:r>
+                  <m:r>
+                    <m:t>e</m:t>
+                  </m:r>
+                  <m:r>
+                    <m:rPr>
+                      <m:sty m:val="p"/>
+                    </m:rPr>
+                    <m:t>=</m:t>
+                  </m:r>
+                  <m:r>
+                    <m:t>0</m:t>
+                  </m:r>
+                </m:sup>
+              </m:sSup>
             </m:e>
-            <m:sup>
-              <m:r>
-                <m:t>a</m:t>
-              </m:r>
-              <m:r>
-                <m:rPr>
-                  <m:sty m:val="p"/>
-                </m:rPr>
-                <m:t>=</m:t>
-              </m:r>
-              <m:r>
-                <m:t>1</m:t>
-              </m:r>
-              <m:r>
-                <m:rPr>
-                  <m:sty m:val="p"/>
-                </m:rPr>
-                <m:t>,</m:t>
-              </m:r>
-              <m:r>
-                <m:t>e</m:t>
-              </m:r>
-              <m:r>
-                <m:rPr>
-                  <m:sty m:val="p"/>
-                </m:rPr>
-                <m:t>=</m:t>
-              </m:r>
-              <m:r>
-                <m:t>0</m:t>
-              </m:r>
-            </m:sup>
-          </m:sSup>
-          <m:r>
-            <m:rPr>
-              <m:sty m:val="p"/>
-            </m:rPr>
-            <m:t>]</m:t>
-          </m:r>
+          </m:d>
           <m:r>
             <m:rPr>
               <m:sty m:val="p"/>
@@ -7760,59 +7800,61 @@
             <m:t>−</m:t>
           </m:r>
           <m:r>
+            <m:rPr>
+              <m:nor/>
+              <m:sty m:val="p"/>
+            </m:rPr>
             <m:t>E</m:t>
           </m:r>
-          <m:r>
-            <m:rPr>
-              <m:sty m:val="p"/>
-            </m:rPr>
-            <m:t>[</m:t>
-          </m:r>
-          <m:sSup>
+          <m:d>
+            <m:dPr>
+              <m:begChr m:val="["/>
+              <m:sepChr m:val=""/>
+              <m:endChr m:val="]"/>
+              <m:grow/>
+            </m:dPr>
             <m:e>
-              <m:r>
-                <m:t>Y</m:t>
-              </m:r>
+              <m:sSup>
+                <m:e>
+                  <m:r>
+                    <m:t>Y</m:t>
+                  </m:r>
+                </m:e>
+                <m:sup>
+                  <m:r>
+                    <m:t>a</m:t>
+                  </m:r>
+                  <m:r>
+                    <m:rPr>
+                      <m:sty m:val="p"/>
+                    </m:rPr>
+                    <m:t>=</m:t>
+                  </m:r>
+                  <m:r>
+                    <m:t>0</m:t>
+                  </m:r>
+                  <m:r>
+                    <m:rPr>
+                      <m:sty m:val="p"/>
+                    </m:rPr>
+                    <m:t>,</m:t>
+                  </m:r>
+                  <m:r>
+                    <m:t>e</m:t>
+                  </m:r>
+                  <m:r>
+                    <m:rPr>
+                      <m:sty m:val="p"/>
+                    </m:rPr>
+                    <m:t>=</m:t>
+                  </m:r>
+                  <m:r>
+                    <m:t>1</m:t>
+                  </m:r>
+                </m:sup>
+              </m:sSup>
             </m:e>
-            <m:sup>
-              <m:r>
-                <m:t>a</m:t>
-              </m:r>
-              <m:r>
-                <m:rPr>
-                  <m:sty m:val="p"/>
-                </m:rPr>
-                <m:t>=</m:t>
-              </m:r>
-              <m:r>
-                <m:t>0</m:t>
-              </m:r>
-              <m:r>
-                <m:rPr>
-                  <m:sty m:val="p"/>
-                </m:rPr>
-                <m:t>,</m:t>
-              </m:r>
-              <m:r>
-                <m:t>e</m:t>
-              </m:r>
-              <m:r>
-                <m:rPr>
-                  <m:sty m:val="p"/>
-                </m:rPr>
-                <m:t>=</m:t>
-              </m:r>
-              <m:r>
-                <m:t>1</m:t>
-              </m:r>
-            </m:sup>
-          </m:sSup>
-          <m:r>
-            <m:rPr>
-              <m:sty m:val="p"/>
-            </m:rPr>
-            <m:t>]</m:t>
-          </m:r>
+          </m:d>
           <m:r>
             <m:rPr>
               <m:sty m:val="p"/>
@@ -7820,59 +7862,61 @@
             <m:t>+</m:t>
           </m:r>
           <m:r>
+            <m:rPr>
+              <m:nor/>
+              <m:sty m:val="p"/>
+            </m:rPr>
             <m:t>E</m:t>
           </m:r>
-          <m:r>
-            <m:rPr>
-              <m:sty m:val="p"/>
-            </m:rPr>
-            <m:t>[</m:t>
-          </m:r>
-          <m:sSup>
+          <m:d>
+            <m:dPr>
+              <m:begChr m:val="["/>
+              <m:sepChr m:val=""/>
+              <m:endChr m:val="]"/>
+              <m:grow/>
+            </m:dPr>
             <m:e>
-              <m:r>
-                <m:t>Y</m:t>
-              </m:r>
+              <m:sSup>
+                <m:e>
+                  <m:r>
+                    <m:t>Y</m:t>
+                  </m:r>
+                </m:e>
+                <m:sup>
+                  <m:r>
+                    <m:t>a</m:t>
+                  </m:r>
+                  <m:r>
+                    <m:rPr>
+                      <m:sty m:val="p"/>
+                    </m:rPr>
+                    <m:t>=</m:t>
+                  </m:r>
+                  <m:r>
+                    <m:t>0</m:t>
+                  </m:r>
+                  <m:r>
+                    <m:rPr>
+                      <m:sty m:val="p"/>
+                    </m:rPr>
+                    <m:t>,</m:t>
+                  </m:r>
+                  <m:r>
+                    <m:t>e</m:t>
+                  </m:r>
+                  <m:r>
+                    <m:rPr>
+                      <m:sty m:val="p"/>
+                    </m:rPr>
+                    <m:t>=</m:t>
+                  </m:r>
+                  <m:r>
+                    <m:t>0</m:t>
+                  </m:r>
+                </m:sup>
+              </m:sSup>
             </m:e>
-            <m:sup>
-              <m:r>
-                <m:t>a</m:t>
-              </m:r>
-              <m:r>
-                <m:rPr>
-                  <m:sty m:val="p"/>
-                </m:rPr>
-                <m:t>=</m:t>
-              </m:r>
-              <m:r>
-                <m:t>0</m:t>
-              </m:r>
-              <m:r>
-                <m:rPr>
-                  <m:sty m:val="p"/>
-                </m:rPr>
-                <m:t>,</m:t>
-              </m:r>
-              <m:r>
-                <m:t>e</m:t>
-              </m:r>
-              <m:r>
-                <m:rPr>
-                  <m:sty m:val="p"/>
-                </m:rPr>
-                <m:t>=</m:t>
-              </m:r>
-              <m:r>
-                <m:t>0</m:t>
-              </m:r>
-            </m:sup>
-          </m:sSup>
-          <m:r>
-            <m:rPr>
-              <m:sty m:val="p"/>
-            </m:rPr>
-            <m:t>]</m:t>
-          </m:r>
+          </m:d>
           <m:r>
             <m:rPr>
               <m:sty m:val="p"/>

--- a/chapters/05-interaction.docx
+++ b/chapters/05-interaction.docx
@@ -2655,6 +2655,9 @@
                 <m:t>0.20</m:t>
               </m:r>
             </m:oMath>
+            <w:r>
+              <w:t xml:space="preserve">​</w:t>
+            </w:r>
           </w:p>
           <w:p>
             <w:pPr>
@@ -2745,6 +2748,9 @@
                 <m:t>0.05</m:t>
               </m:r>
             </m:oMath>
+            <w:r>
+              <w:t xml:space="preserve">​</w:t>
+            </w:r>
           </w:p>
           <w:p>
             <w:pPr>
@@ -2834,6 +2840,9 @@
                 <m:t>0.05</m:t>
               </m:r>
             </m:oMath>
+            <w:r>
+              <w:t xml:space="preserve">​</w:t>
+            </w:r>
           </w:p>
           <w:p>
             <w:pPr>
@@ -5612,6 +5621,9 @@
                 <m:t>0.60</m:t>
               </m:r>
             </m:oMath>
+            <w:r>
+              <w:t xml:space="preserve">​</w:t>
+            </w:r>
           </w:p>
           <w:p>
             <w:pPr>
